--- a/TC(p. 5.1, 5.2)/TC5,1,5,2.docx
+++ b/TC(p. 5.1, 5.2)/TC5,1,5,2.docx
@@ -43,6 +43,7 @@
         <w:rPr>
           <w:b/>
           <w:bCs/>
+          <w:noProof/>
         </w:rPr>
         <w:drawing>
           <wp:inline distT="0" distB="0" distL="0" distR="0" wp14:anchorId="1C22D0E9" wp14:editId="5D873A4B">
@@ -193,6 +194,7 @@
         </w:rPr>
       </w:pPr>
       <w:proofErr w:type="spellStart"/>
+      <w:proofErr w:type="gramStart"/>
       <w:r>
         <w:rPr>
           <w:b/>
@@ -206,7 +208,15 @@
           <w:b/>
           <w:bCs/>
         </w:rPr>
-        <w:t xml:space="preserve"> : String</w:t>
+        <w:t xml:space="preserve"> :</w:t>
+      </w:r>
+      <w:proofErr w:type="gramEnd"/>
+      <w:r>
+        <w:rPr>
+          <w:b/>
+          <w:bCs/>
+        </w:rPr>
+        <w:t xml:space="preserve"> String</w:t>
       </w:r>
     </w:p>
     <w:p>
@@ -393,6 +403,7 @@
         <w:t>(</w:t>
       </w:r>
       <w:proofErr w:type="spellStart"/>
+      <w:proofErr w:type="gramStart"/>
       <w:r>
         <w:rPr>
           <w:b/>
@@ -401,6 +412,7 @@
         <w:t>dane:String</w:t>
       </w:r>
       <w:proofErr w:type="spellEnd"/>
+      <w:proofErr w:type="gramEnd"/>
       <w:r>
         <w:rPr>
           <w:b/>
@@ -425,6 +437,7 @@
         <w:t xml:space="preserve">, </w:t>
       </w:r>
       <w:proofErr w:type="spellStart"/>
+      <w:proofErr w:type="gramStart"/>
       <w:r>
         <w:rPr>
           <w:b/>
@@ -438,7 +451,15 @@
           <w:b/>
           <w:bCs/>
         </w:rPr>
-        <w:t xml:space="preserve">(id: </w:t>
+        <w:t>(</w:t>
+      </w:r>
+      <w:proofErr w:type="gramEnd"/>
+      <w:r>
+        <w:rPr>
+          <w:b/>
+          <w:bCs/>
+        </w:rPr>
+        <w:t xml:space="preserve">id: </w:t>
       </w:r>
       <w:proofErr w:type="spellStart"/>
       <w:r>
@@ -473,6 +494,7 @@
         <w:t xml:space="preserve">, </w:t>
       </w:r>
       <w:proofErr w:type="spellStart"/>
+      <w:proofErr w:type="gramStart"/>
       <w:r>
         <w:rPr>
           <w:b/>
@@ -486,9 +508,18 @@
           <w:b/>
           <w:bCs/>
         </w:rPr>
-        <w:t xml:space="preserve">(id: </w:t>
-      </w:r>
-      <w:proofErr w:type="spellStart"/>
+        <w:t>(</w:t>
+      </w:r>
+      <w:proofErr w:type="gramEnd"/>
+      <w:r>
+        <w:rPr>
+          <w:b/>
+          <w:bCs/>
+        </w:rPr>
+        <w:t xml:space="preserve">id: </w:t>
+      </w:r>
+      <w:proofErr w:type="spellStart"/>
+      <w:proofErr w:type="gramStart"/>
       <w:r>
         <w:rPr>
           <w:b/>
@@ -497,6 +528,7 @@
         <w:t>int,dane</w:t>
       </w:r>
       <w:proofErr w:type="spellEnd"/>
+      <w:proofErr w:type="gramEnd"/>
       <w:r>
         <w:rPr>
           <w:b/>
@@ -533,6 +565,7 @@
         </w:rPr>
       </w:pPr>
       <w:proofErr w:type="spellStart"/>
+      <w:proofErr w:type="gramStart"/>
       <w:r>
         <w:rPr>
           <w:b/>
@@ -546,7 +579,15 @@
           <w:b/>
           <w:bCs/>
         </w:rPr>
-        <w:t xml:space="preserve">(): </w:t>
+        <w:t>(</w:t>
+      </w:r>
+      <w:proofErr w:type="gramEnd"/>
+      <w:r>
+        <w:rPr>
+          <w:b/>
+          <w:bCs/>
+        </w:rPr>
+        <w:t xml:space="preserve">): </w:t>
       </w:r>
       <w:proofErr w:type="spellStart"/>
       <w:r>
@@ -577,6 +618,7 @@
         </w:rPr>
       </w:pPr>
       <w:proofErr w:type="spellStart"/>
+      <w:proofErr w:type="gramStart"/>
       <w:r>
         <w:rPr>
           <w:b/>
@@ -590,7 +632,15 @@
           <w:b/>
           <w:bCs/>
         </w:rPr>
-        <w:t xml:space="preserve">(c: Chomik, w: Wystawa): </w:t>
+        <w:t>(</w:t>
+      </w:r>
+      <w:proofErr w:type="gramEnd"/>
+      <w:r>
+        <w:rPr>
+          <w:b/>
+          <w:bCs/>
+        </w:rPr>
+        <w:t xml:space="preserve">c: Chomik, w: Wystawa): </w:t>
       </w:r>
       <w:proofErr w:type="spellStart"/>
       <w:r>
@@ -621,6 +671,7 @@
         </w:rPr>
       </w:pPr>
       <w:proofErr w:type="spellStart"/>
+      <w:proofErr w:type="gramStart"/>
       <w:r>
         <w:rPr>
           <w:b/>
@@ -634,7 +685,15 @@
           <w:b/>
           <w:bCs/>
         </w:rPr>
-        <w:t xml:space="preserve">(samiec: Chomik, samica: Chomik): </w:t>
+        <w:t>(</w:t>
+      </w:r>
+      <w:proofErr w:type="gramEnd"/>
+      <w:r>
+        <w:rPr>
+          <w:b/>
+          <w:bCs/>
+        </w:rPr>
+        <w:t xml:space="preserve">samiec: Chomik, samica: Chomik): </w:t>
       </w:r>
       <w:proofErr w:type="spellStart"/>
       <w:r>
@@ -947,6 +1006,7 @@
         </w:rPr>
       </w:pPr>
       <w:proofErr w:type="spellStart"/>
+      <w:proofErr w:type="gramStart"/>
       <w:r>
         <w:rPr>
           <w:b/>
@@ -960,7 +1020,15 @@
           <w:b/>
           <w:bCs/>
         </w:rPr>
-        <w:t>():  List&lt;</w:t>
+        <w:t>():  List</w:t>
+      </w:r>
+      <w:proofErr w:type="gramEnd"/>
+      <w:r>
+        <w:rPr>
+          <w:b/>
+          <w:bCs/>
+        </w:rPr>
+        <w:t>&lt;</w:t>
       </w:r>
       <w:proofErr w:type="spellStart"/>
       <w:r>
@@ -991,6 +1059,7 @@
         </w:rPr>
       </w:pPr>
       <w:proofErr w:type="spellStart"/>
+      <w:proofErr w:type="gramStart"/>
       <w:r>
         <w:rPr>
           <w:b/>
@@ -1007,6 +1076,7 @@
         <w:t>(</w:t>
       </w:r>
       <w:proofErr w:type="spellStart"/>
+      <w:proofErr w:type="gramEnd"/>
       <w:r>
         <w:rPr>
           <w:b/>
@@ -1463,6 +1533,7 @@
         </w:rPr>
       </w:pPr>
       <w:proofErr w:type="spellStart"/>
+      <w:proofErr w:type="gramStart"/>
       <w:r>
         <w:rPr>
           <w:b/>
@@ -1476,7 +1547,15 @@
           <w:b/>
           <w:bCs/>
         </w:rPr>
-        <w:t xml:space="preserve">(c: Chomiki, od: </w:t>
+        <w:t>(</w:t>
+      </w:r>
+      <w:proofErr w:type="gramEnd"/>
+      <w:r>
+        <w:rPr>
+          <w:b/>
+          <w:bCs/>
+        </w:rPr>
+        <w:t xml:space="preserve">c: Chomiki, od: </w:t>
       </w:r>
       <w:proofErr w:type="spellStart"/>
       <w:r>
@@ -1495,6 +1574,7 @@
         <w:t xml:space="preserve">, </w:t>
       </w:r>
       <w:proofErr w:type="spellStart"/>
+      <w:proofErr w:type="gramStart"/>
       <w:r>
         <w:rPr>
           <w:b/>
@@ -1503,6 +1583,7 @@
         <w:t>do:Date</w:t>
       </w:r>
       <w:proofErr w:type="spellEnd"/>
+      <w:proofErr w:type="gramEnd"/>
       <w:r>
         <w:rPr>
           <w:b/>
@@ -1539,6 +1620,7 @@
         </w:rPr>
       </w:pPr>
       <w:proofErr w:type="spellStart"/>
+      <w:proofErr w:type="gramStart"/>
       <w:r>
         <w:rPr>
           <w:b/>
@@ -1555,6 +1637,7 @@
         <w:t>(</w:t>
       </w:r>
       <w:proofErr w:type="spellStart"/>
+      <w:proofErr w:type="gramEnd"/>
       <w:r>
         <w:rPr>
           <w:b/>
@@ -1615,6 +1698,7 @@
         </w:rPr>
       </w:pPr>
       <w:proofErr w:type="spellStart"/>
+      <w:proofErr w:type="gramStart"/>
       <w:r>
         <w:rPr>
           <w:b/>
@@ -1631,6 +1715,7 @@
         <w:t>(</w:t>
       </w:r>
       <w:proofErr w:type="spellStart"/>
+      <w:proofErr w:type="gramEnd"/>
       <w:r>
         <w:rPr>
           <w:b/>
@@ -1768,6 +1853,7 @@
         </w:rPr>
       </w:pPr>
       <w:proofErr w:type="spellStart"/>
+      <w:proofErr w:type="gramStart"/>
       <w:r>
         <w:rPr>
           <w:b/>
@@ -1781,7 +1867,15 @@
           <w:b/>
           <w:bCs/>
         </w:rPr>
-        <w:t xml:space="preserve">(h: </w:t>
+        <w:t>(</w:t>
+      </w:r>
+      <w:proofErr w:type="gramEnd"/>
+      <w:r>
+        <w:rPr>
+          <w:b/>
+          <w:bCs/>
+        </w:rPr>
+        <w:t xml:space="preserve">h: </w:t>
       </w:r>
       <w:proofErr w:type="spellStart"/>
       <w:r>
@@ -1828,6 +1922,7 @@
         </w:rPr>
       </w:pPr>
       <w:proofErr w:type="spellStart"/>
+      <w:proofErr w:type="gramStart"/>
       <w:r>
         <w:rPr>
           <w:b/>
@@ -1841,7 +1936,15 @@
           <w:b/>
           <w:bCs/>
         </w:rPr>
-        <w:t xml:space="preserve">(): </w:t>
+        <w:t>(</w:t>
+      </w:r>
+      <w:proofErr w:type="gramEnd"/>
+      <w:r>
+        <w:rPr>
+          <w:b/>
+          <w:bCs/>
+        </w:rPr>
+        <w:t xml:space="preserve">): </w:t>
       </w:r>
       <w:proofErr w:type="spellStart"/>
       <w:r>
@@ -1933,6 +2036,7 @@
         </w:rPr>
       </w:pPr>
       <w:proofErr w:type="spellStart"/>
+      <w:proofErr w:type="gramStart"/>
       <w:r>
         <w:rPr>
           <w:b/>
@@ -1946,7 +2050,15 @@
           <w:b/>
           <w:bCs/>
         </w:rPr>
-        <w:t>(): Raport - Tworzy obiekt klasy Raport na podstawie danych.</w:t>
+        <w:t>(</w:t>
+      </w:r>
+      <w:proofErr w:type="gramEnd"/>
+      <w:r>
+        <w:rPr>
+          <w:b/>
+          <w:bCs/>
+        </w:rPr>
+        <w:t>): Raport - Tworzy obiekt klasy Raport na podstawie danych.</w:t>
       </w:r>
     </w:p>
     <w:p>
@@ -2038,6 +2150,7 @@
         </w:rPr>
       </w:pPr>
       <w:proofErr w:type="spellStart"/>
+      <w:proofErr w:type="gramStart"/>
       <w:r>
         <w:rPr>
           <w:b/>
@@ -2051,7 +2164,15 @@
           <w:b/>
           <w:bCs/>
         </w:rPr>
-        <w:t xml:space="preserve"> : String</w:t>
+        <w:t xml:space="preserve"> :</w:t>
+      </w:r>
+      <w:proofErr w:type="gramEnd"/>
+      <w:r>
+        <w:rPr>
+          <w:b/>
+          <w:bCs/>
+        </w:rPr>
+        <w:t xml:space="preserve"> String</w:t>
       </w:r>
     </w:p>
     <w:p>
@@ -2065,12 +2186,3111 @@
           <w:bCs/>
         </w:rPr>
       </w:pPr>
-      <w:r>
-        <w:rPr>
-          <w:b/>
-          <w:bCs/>
-        </w:rPr>
-        <w:t>nazwisko : String</w:t>
+      <w:proofErr w:type="gramStart"/>
+      <w:r>
+        <w:rPr>
+          <w:b/>
+          <w:bCs/>
+        </w:rPr>
+        <w:t>nazwisko :</w:t>
+      </w:r>
+      <w:proofErr w:type="gramEnd"/>
+      <w:r>
+        <w:rPr>
+          <w:b/>
+          <w:bCs/>
+        </w:rPr>
+        <w:t xml:space="preserve"> String</w:t>
+      </w:r>
+    </w:p>
+    <w:p>
+      <w:pPr>
+        <w:pStyle w:val="NormalnyWeb"/>
+        <w:spacing w:before="240" w:beforeAutospacing="0" w:after="240" w:afterAutospacing="0"/>
+        <w:rPr>
+          <w:color w:val="000000"/>
+        </w:rPr>
+      </w:pPr>
+      <w:r>
+        <w:rPr>
+          <w:rFonts w:ascii="Arial" w:hAnsi="Arial" w:cs="Arial"/>
+          <w:b/>
+          <w:bCs/>
+          <w:color w:val="000000"/>
+          <w:sz w:val="22"/>
+          <w:szCs w:val="22"/>
+        </w:rPr>
+        <w:t xml:space="preserve">9. </w:t>
+      </w:r>
+      <w:proofErr w:type="spellStart"/>
+      <w:r>
+        <w:rPr>
+          <w:rFonts w:ascii="Arial" w:hAnsi="Arial" w:cs="Arial"/>
+          <w:b/>
+          <w:bCs/>
+          <w:color w:val="000000"/>
+          <w:sz w:val="22"/>
+          <w:szCs w:val="22"/>
+        </w:rPr>
+        <w:t>ProtokolMedyczny</w:t>
+      </w:r>
+      <w:proofErr w:type="spellEnd"/>
+    </w:p>
+    <w:p>
+      <w:pPr>
+        <w:pStyle w:val="NormalnyWeb"/>
+        <w:spacing w:before="240" w:beforeAutospacing="0" w:after="240" w:afterAutospacing="0"/>
+        <w:rPr>
+          <w:color w:val="000000"/>
+        </w:rPr>
+      </w:pPr>
+      <w:r>
+        <w:rPr>
+          <w:rFonts w:ascii="Arial" w:hAnsi="Arial" w:cs="Arial"/>
+          <w:b/>
+          <w:bCs/>
+          <w:color w:val="000000"/>
+          <w:sz w:val="22"/>
+          <w:szCs w:val="22"/>
+        </w:rPr>
+        <w:t>Opis:</w:t>
+      </w:r>
+      <w:r>
+        <w:rPr>
+          <w:rFonts w:ascii="Arial" w:hAnsi="Arial" w:cs="Arial"/>
+          <w:color w:val="000000"/>
+          <w:sz w:val="22"/>
+          <w:szCs w:val="22"/>
+        </w:rPr>
+        <w:t xml:space="preserve"> Dokumentacja medyczna wystawiana przez weterynarza po badaniu lub zabiegu.</w:t>
+      </w:r>
+    </w:p>
+    <w:p>
+      <w:pPr>
+        <w:pStyle w:val="NormalnyWeb"/>
+        <w:spacing w:before="240" w:beforeAutospacing="0" w:after="240" w:afterAutospacing="0"/>
+        <w:ind w:firstLine="720"/>
+        <w:rPr>
+          <w:color w:val="000000"/>
+        </w:rPr>
+      </w:pPr>
+      <w:r>
+        <w:rPr>
+          <w:rFonts w:ascii="Arial" w:hAnsi="Arial" w:cs="Arial"/>
+          <w:b/>
+          <w:bCs/>
+          <w:color w:val="000000"/>
+          <w:sz w:val="22"/>
+          <w:szCs w:val="22"/>
+        </w:rPr>
+        <w:t>Atrybuty: </w:t>
+      </w:r>
+    </w:p>
+    <w:p>
+      <w:pPr>
+        <w:pStyle w:val="NormalnyWeb"/>
+        <w:numPr>
+          <w:ilvl w:val="0"/>
+          <w:numId w:val="22"/>
+        </w:numPr>
+        <w:spacing w:before="240" w:beforeAutospacing="0" w:after="0" w:afterAutospacing="0"/>
+        <w:ind w:left="1440"/>
+        <w:textAlignment w:val="baseline"/>
+        <w:rPr>
+          <w:rFonts w:ascii="Arial" w:hAnsi="Arial" w:cs="Arial"/>
+          <w:color w:val="000000"/>
+          <w:sz w:val="22"/>
+          <w:szCs w:val="22"/>
+        </w:rPr>
+      </w:pPr>
+      <w:r>
+        <w:rPr>
+          <w:rFonts w:ascii="Arial" w:hAnsi="Arial" w:cs="Arial"/>
+          <w:color w:val="000000"/>
+          <w:sz w:val="22"/>
+          <w:szCs w:val="22"/>
+        </w:rPr>
+        <w:t xml:space="preserve">id: </w:t>
+      </w:r>
+      <w:proofErr w:type="spellStart"/>
+      <w:r>
+        <w:rPr>
+          <w:rFonts w:ascii="Arial" w:hAnsi="Arial" w:cs="Arial"/>
+          <w:color w:val="000000"/>
+          <w:sz w:val="22"/>
+          <w:szCs w:val="22"/>
+        </w:rPr>
+        <w:t>int</w:t>
+      </w:r>
+      <w:proofErr w:type="spellEnd"/>
+    </w:p>
+    <w:p>
+      <w:pPr>
+        <w:pStyle w:val="NormalnyWeb"/>
+        <w:numPr>
+          <w:ilvl w:val="0"/>
+          <w:numId w:val="22"/>
+        </w:numPr>
+        <w:spacing w:before="0" w:beforeAutospacing="0" w:after="0" w:afterAutospacing="0"/>
+        <w:ind w:left="1440"/>
+        <w:textAlignment w:val="baseline"/>
+        <w:rPr>
+          <w:rFonts w:ascii="Arial" w:hAnsi="Arial" w:cs="Arial"/>
+          <w:color w:val="000000"/>
+          <w:sz w:val="22"/>
+          <w:szCs w:val="22"/>
+        </w:rPr>
+      </w:pPr>
+      <w:proofErr w:type="spellStart"/>
+      <w:r>
+        <w:rPr>
+          <w:rFonts w:ascii="Arial" w:hAnsi="Arial" w:cs="Arial"/>
+          <w:color w:val="000000"/>
+          <w:sz w:val="22"/>
+          <w:szCs w:val="22"/>
+        </w:rPr>
+        <w:t>dataWystawienia</w:t>
+      </w:r>
+      <w:proofErr w:type="spellEnd"/>
+      <w:r>
+        <w:rPr>
+          <w:rFonts w:ascii="Arial" w:hAnsi="Arial" w:cs="Arial"/>
+          <w:color w:val="000000"/>
+          <w:sz w:val="22"/>
+          <w:szCs w:val="22"/>
+        </w:rPr>
+        <w:t xml:space="preserve">: </w:t>
+      </w:r>
+      <w:proofErr w:type="spellStart"/>
+      <w:r>
+        <w:rPr>
+          <w:rFonts w:ascii="Arial" w:hAnsi="Arial" w:cs="Arial"/>
+          <w:color w:val="000000"/>
+          <w:sz w:val="22"/>
+          <w:szCs w:val="22"/>
+        </w:rPr>
+        <w:t>Date</w:t>
+      </w:r>
+      <w:proofErr w:type="spellEnd"/>
+    </w:p>
+    <w:p>
+      <w:pPr>
+        <w:pStyle w:val="NormalnyWeb"/>
+        <w:numPr>
+          <w:ilvl w:val="0"/>
+          <w:numId w:val="22"/>
+        </w:numPr>
+        <w:spacing w:before="0" w:beforeAutospacing="0" w:after="0" w:afterAutospacing="0"/>
+        <w:ind w:left="1440"/>
+        <w:textAlignment w:val="baseline"/>
+        <w:rPr>
+          <w:rFonts w:ascii="Arial" w:hAnsi="Arial" w:cs="Arial"/>
+          <w:color w:val="000000"/>
+          <w:sz w:val="22"/>
+          <w:szCs w:val="22"/>
+        </w:rPr>
+      </w:pPr>
+      <w:r>
+        <w:rPr>
+          <w:rFonts w:ascii="Arial" w:hAnsi="Arial" w:cs="Arial"/>
+          <w:color w:val="000000"/>
+          <w:sz w:val="22"/>
+          <w:szCs w:val="22"/>
+        </w:rPr>
+        <w:lastRenderedPageBreak/>
+        <w:t>diagnoza: String</w:t>
+      </w:r>
+    </w:p>
+    <w:p>
+      <w:pPr>
+        <w:pStyle w:val="NormalnyWeb"/>
+        <w:numPr>
+          <w:ilvl w:val="0"/>
+          <w:numId w:val="22"/>
+        </w:numPr>
+        <w:spacing w:before="0" w:beforeAutospacing="0" w:after="0" w:afterAutospacing="0"/>
+        <w:ind w:left="1440"/>
+        <w:textAlignment w:val="baseline"/>
+        <w:rPr>
+          <w:rFonts w:ascii="Arial" w:hAnsi="Arial" w:cs="Arial"/>
+          <w:color w:val="000000"/>
+          <w:sz w:val="22"/>
+          <w:szCs w:val="22"/>
+        </w:rPr>
+      </w:pPr>
+      <w:proofErr w:type="spellStart"/>
+      <w:r>
+        <w:rPr>
+          <w:rFonts w:ascii="Arial" w:hAnsi="Arial" w:cs="Arial"/>
+          <w:color w:val="000000"/>
+          <w:sz w:val="22"/>
+          <w:szCs w:val="22"/>
+        </w:rPr>
+        <w:t>opisLeczenia</w:t>
+      </w:r>
+      <w:proofErr w:type="spellEnd"/>
+      <w:r>
+        <w:rPr>
+          <w:rFonts w:ascii="Arial" w:hAnsi="Arial" w:cs="Arial"/>
+          <w:color w:val="000000"/>
+          <w:sz w:val="22"/>
+          <w:szCs w:val="22"/>
+        </w:rPr>
+        <w:t>: String</w:t>
+      </w:r>
+    </w:p>
+    <w:p>
+      <w:pPr>
+        <w:pStyle w:val="NormalnyWeb"/>
+        <w:numPr>
+          <w:ilvl w:val="0"/>
+          <w:numId w:val="22"/>
+        </w:numPr>
+        <w:spacing w:before="0" w:beforeAutospacing="0" w:after="0" w:afterAutospacing="0"/>
+        <w:ind w:left="1440"/>
+        <w:textAlignment w:val="baseline"/>
+        <w:rPr>
+          <w:rFonts w:ascii="Arial" w:hAnsi="Arial" w:cs="Arial"/>
+          <w:color w:val="000000"/>
+          <w:sz w:val="22"/>
+          <w:szCs w:val="22"/>
+        </w:rPr>
+      </w:pPr>
+      <w:r>
+        <w:rPr>
+          <w:rFonts w:ascii="Arial" w:hAnsi="Arial" w:cs="Arial"/>
+          <w:color w:val="000000"/>
+          <w:sz w:val="22"/>
+          <w:szCs w:val="22"/>
+        </w:rPr>
+        <w:t>chomik: Chomik</w:t>
+      </w:r>
+    </w:p>
+    <w:p>
+      <w:pPr>
+        <w:pStyle w:val="NormalnyWeb"/>
+        <w:numPr>
+          <w:ilvl w:val="0"/>
+          <w:numId w:val="22"/>
+        </w:numPr>
+        <w:spacing w:before="0" w:beforeAutospacing="0" w:after="240" w:afterAutospacing="0"/>
+        <w:ind w:left="1440"/>
+        <w:textAlignment w:val="baseline"/>
+        <w:rPr>
+          <w:rFonts w:ascii="Arial" w:hAnsi="Arial" w:cs="Arial"/>
+          <w:color w:val="000000"/>
+          <w:sz w:val="22"/>
+          <w:szCs w:val="22"/>
+        </w:rPr>
+      </w:pPr>
+      <w:r>
+        <w:rPr>
+          <w:rFonts w:ascii="Arial" w:hAnsi="Arial" w:cs="Arial"/>
+          <w:color w:val="000000"/>
+          <w:sz w:val="22"/>
+          <w:szCs w:val="22"/>
+        </w:rPr>
+        <w:t>weterynarz: Weterynarz</w:t>
+      </w:r>
+    </w:p>
+    <w:p>
+      <w:pPr>
+        <w:pStyle w:val="NormalnyWeb"/>
+        <w:spacing w:before="240" w:beforeAutospacing="0" w:after="240" w:afterAutospacing="0"/>
+        <w:rPr>
+          <w:color w:val="000000"/>
+        </w:rPr>
+      </w:pPr>
+      <w:r>
+        <w:rPr>
+          <w:rFonts w:ascii="Arial" w:hAnsi="Arial" w:cs="Arial"/>
+          <w:b/>
+          <w:bCs/>
+          <w:color w:val="000000"/>
+          <w:sz w:val="22"/>
+          <w:szCs w:val="22"/>
+        </w:rPr>
+        <w:t xml:space="preserve">10. </w:t>
+      </w:r>
+      <w:proofErr w:type="spellStart"/>
+      <w:r>
+        <w:rPr>
+          <w:rFonts w:ascii="Arial" w:hAnsi="Arial" w:cs="Arial"/>
+          <w:b/>
+          <w:bCs/>
+          <w:color w:val="000000"/>
+          <w:sz w:val="22"/>
+          <w:szCs w:val="22"/>
+        </w:rPr>
+        <w:t>ProtokolRozmnazania</w:t>
+      </w:r>
+      <w:proofErr w:type="spellEnd"/>
+    </w:p>
+    <w:p>
+      <w:pPr>
+        <w:pStyle w:val="NormalnyWeb"/>
+        <w:spacing w:before="240" w:beforeAutospacing="0" w:after="240" w:afterAutospacing="0"/>
+        <w:rPr>
+          <w:color w:val="000000"/>
+        </w:rPr>
+      </w:pPr>
+      <w:r>
+        <w:rPr>
+          <w:rFonts w:ascii="Arial" w:hAnsi="Arial" w:cs="Arial"/>
+          <w:b/>
+          <w:bCs/>
+          <w:color w:val="000000"/>
+          <w:sz w:val="22"/>
+          <w:szCs w:val="22"/>
+        </w:rPr>
+        <w:t>Opis</w:t>
+      </w:r>
+      <w:r>
+        <w:rPr>
+          <w:rFonts w:ascii="Arial" w:hAnsi="Arial" w:cs="Arial"/>
+          <w:color w:val="000000"/>
+          <w:sz w:val="22"/>
+          <w:szCs w:val="22"/>
+        </w:rPr>
+        <w:t>: Dokumentacja procesu hodowlanego.</w:t>
+      </w:r>
+    </w:p>
+    <w:p>
+      <w:pPr>
+        <w:pStyle w:val="NormalnyWeb"/>
+        <w:spacing w:before="240" w:beforeAutospacing="0" w:after="240" w:afterAutospacing="0"/>
+        <w:ind w:firstLine="720"/>
+        <w:rPr>
+          <w:color w:val="000000"/>
+        </w:rPr>
+      </w:pPr>
+      <w:r>
+        <w:rPr>
+          <w:rFonts w:ascii="Arial" w:hAnsi="Arial" w:cs="Arial"/>
+          <w:b/>
+          <w:bCs/>
+          <w:color w:val="000000"/>
+          <w:sz w:val="22"/>
+          <w:szCs w:val="22"/>
+        </w:rPr>
+        <w:t>Atrybuty: </w:t>
+      </w:r>
+    </w:p>
+    <w:p>
+      <w:pPr>
+        <w:pStyle w:val="NormalnyWeb"/>
+        <w:numPr>
+          <w:ilvl w:val="0"/>
+          <w:numId w:val="23"/>
+        </w:numPr>
+        <w:spacing w:before="240" w:beforeAutospacing="0" w:after="0" w:afterAutospacing="0"/>
+        <w:ind w:left="1440"/>
+        <w:textAlignment w:val="baseline"/>
+        <w:rPr>
+          <w:rFonts w:ascii="Arial" w:hAnsi="Arial" w:cs="Arial"/>
+          <w:color w:val="000000"/>
+          <w:sz w:val="22"/>
+          <w:szCs w:val="22"/>
+        </w:rPr>
+      </w:pPr>
+      <w:r>
+        <w:rPr>
+          <w:rFonts w:ascii="Arial" w:hAnsi="Arial" w:cs="Arial"/>
+          <w:color w:val="000000"/>
+          <w:sz w:val="22"/>
+          <w:szCs w:val="22"/>
+        </w:rPr>
+        <w:t xml:space="preserve">id: </w:t>
+      </w:r>
+      <w:proofErr w:type="spellStart"/>
+      <w:r>
+        <w:rPr>
+          <w:rFonts w:ascii="Arial" w:hAnsi="Arial" w:cs="Arial"/>
+          <w:color w:val="000000"/>
+          <w:sz w:val="22"/>
+          <w:szCs w:val="22"/>
+        </w:rPr>
+        <w:t>int</w:t>
+      </w:r>
+      <w:proofErr w:type="spellEnd"/>
+    </w:p>
+    <w:p>
+      <w:pPr>
+        <w:pStyle w:val="NormalnyWeb"/>
+        <w:numPr>
+          <w:ilvl w:val="0"/>
+          <w:numId w:val="23"/>
+        </w:numPr>
+        <w:spacing w:before="0" w:beforeAutospacing="0" w:after="0" w:afterAutospacing="0"/>
+        <w:ind w:left="1440"/>
+        <w:textAlignment w:val="baseline"/>
+        <w:rPr>
+          <w:rFonts w:ascii="Arial" w:hAnsi="Arial" w:cs="Arial"/>
+          <w:color w:val="000000"/>
+          <w:sz w:val="22"/>
+          <w:szCs w:val="22"/>
+        </w:rPr>
+      </w:pPr>
+      <w:proofErr w:type="spellStart"/>
+      <w:r>
+        <w:rPr>
+          <w:rFonts w:ascii="Arial" w:hAnsi="Arial" w:cs="Arial"/>
+          <w:color w:val="000000"/>
+          <w:sz w:val="22"/>
+          <w:szCs w:val="22"/>
+        </w:rPr>
+        <w:t>dataKojarzenia</w:t>
+      </w:r>
+      <w:proofErr w:type="spellEnd"/>
+      <w:r>
+        <w:rPr>
+          <w:rFonts w:ascii="Arial" w:hAnsi="Arial" w:cs="Arial"/>
+          <w:color w:val="000000"/>
+          <w:sz w:val="22"/>
+          <w:szCs w:val="22"/>
+        </w:rPr>
+        <w:t xml:space="preserve">: </w:t>
+      </w:r>
+      <w:proofErr w:type="spellStart"/>
+      <w:r>
+        <w:rPr>
+          <w:rFonts w:ascii="Arial" w:hAnsi="Arial" w:cs="Arial"/>
+          <w:color w:val="000000"/>
+          <w:sz w:val="22"/>
+          <w:szCs w:val="22"/>
+        </w:rPr>
+        <w:t>Date</w:t>
+      </w:r>
+      <w:proofErr w:type="spellEnd"/>
+    </w:p>
+    <w:p>
+      <w:pPr>
+        <w:pStyle w:val="NormalnyWeb"/>
+        <w:numPr>
+          <w:ilvl w:val="0"/>
+          <w:numId w:val="23"/>
+        </w:numPr>
+        <w:spacing w:before="0" w:beforeAutospacing="0" w:after="0" w:afterAutospacing="0"/>
+        <w:ind w:left="1440"/>
+        <w:textAlignment w:val="baseline"/>
+        <w:rPr>
+          <w:rFonts w:ascii="Arial" w:hAnsi="Arial" w:cs="Arial"/>
+          <w:color w:val="000000"/>
+          <w:sz w:val="22"/>
+          <w:szCs w:val="22"/>
+        </w:rPr>
+      </w:pPr>
+      <w:proofErr w:type="spellStart"/>
+      <w:r>
+        <w:rPr>
+          <w:rFonts w:ascii="Arial" w:hAnsi="Arial" w:cs="Arial"/>
+          <w:color w:val="000000"/>
+          <w:sz w:val="22"/>
+          <w:szCs w:val="22"/>
+        </w:rPr>
+        <w:t>liczbaUrodzonych</w:t>
+      </w:r>
+      <w:proofErr w:type="spellEnd"/>
+      <w:r>
+        <w:rPr>
+          <w:rFonts w:ascii="Arial" w:hAnsi="Arial" w:cs="Arial"/>
+          <w:color w:val="000000"/>
+          <w:sz w:val="22"/>
+          <w:szCs w:val="22"/>
+        </w:rPr>
+        <w:t xml:space="preserve">: </w:t>
+      </w:r>
+      <w:proofErr w:type="spellStart"/>
+      <w:r>
+        <w:rPr>
+          <w:rFonts w:ascii="Arial" w:hAnsi="Arial" w:cs="Arial"/>
+          <w:color w:val="000000"/>
+          <w:sz w:val="22"/>
+          <w:szCs w:val="22"/>
+        </w:rPr>
+        <w:t>int</w:t>
+      </w:r>
+      <w:proofErr w:type="spellEnd"/>
+    </w:p>
+    <w:p>
+      <w:pPr>
+        <w:pStyle w:val="NormalnyWeb"/>
+        <w:numPr>
+          <w:ilvl w:val="0"/>
+          <w:numId w:val="23"/>
+        </w:numPr>
+        <w:spacing w:before="0" w:beforeAutospacing="0" w:after="0" w:afterAutospacing="0"/>
+        <w:ind w:left="1440"/>
+        <w:textAlignment w:val="baseline"/>
+        <w:rPr>
+          <w:rFonts w:ascii="Arial" w:hAnsi="Arial" w:cs="Arial"/>
+          <w:color w:val="000000"/>
+          <w:sz w:val="22"/>
+          <w:szCs w:val="22"/>
+        </w:rPr>
+      </w:pPr>
+      <w:r>
+        <w:rPr>
+          <w:rFonts w:ascii="Arial" w:hAnsi="Arial" w:cs="Arial"/>
+          <w:color w:val="000000"/>
+          <w:sz w:val="22"/>
+          <w:szCs w:val="22"/>
+        </w:rPr>
+        <w:t>samiec: Chomik</w:t>
+      </w:r>
+    </w:p>
+    <w:p>
+      <w:pPr>
+        <w:pStyle w:val="NormalnyWeb"/>
+        <w:numPr>
+          <w:ilvl w:val="0"/>
+          <w:numId w:val="23"/>
+        </w:numPr>
+        <w:spacing w:before="0" w:beforeAutospacing="0" w:after="240" w:afterAutospacing="0"/>
+        <w:ind w:left="1440"/>
+        <w:textAlignment w:val="baseline"/>
+        <w:rPr>
+          <w:rFonts w:ascii="Arial" w:hAnsi="Arial" w:cs="Arial"/>
+          <w:color w:val="000000"/>
+          <w:sz w:val="22"/>
+          <w:szCs w:val="22"/>
+        </w:rPr>
+      </w:pPr>
+      <w:r>
+        <w:rPr>
+          <w:rFonts w:ascii="Arial" w:hAnsi="Arial" w:cs="Arial"/>
+          <w:color w:val="000000"/>
+          <w:sz w:val="22"/>
+          <w:szCs w:val="22"/>
+        </w:rPr>
+        <w:t>samica: Chomik</w:t>
+      </w:r>
+    </w:p>
+    <w:p>
+      <w:pPr>
+        <w:pStyle w:val="NormalnyWeb"/>
+        <w:spacing w:before="240" w:beforeAutospacing="0" w:after="240" w:afterAutospacing="0"/>
+        <w:rPr>
+          <w:color w:val="000000"/>
+        </w:rPr>
+      </w:pPr>
+      <w:r>
+        <w:rPr>
+          <w:rFonts w:ascii="Arial" w:hAnsi="Arial" w:cs="Arial"/>
+          <w:b/>
+          <w:bCs/>
+          <w:color w:val="000000"/>
+          <w:sz w:val="22"/>
+          <w:szCs w:val="22"/>
+        </w:rPr>
+        <w:t>11. Raport</w:t>
+      </w:r>
+    </w:p>
+    <w:p>
+      <w:pPr>
+        <w:pStyle w:val="NormalnyWeb"/>
+        <w:spacing w:before="240" w:beforeAutospacing="0" w:after="240" w:afterAutospacing="0"/>
+        <w:rPr>
+          <w:color w:val="000000"/>
+        </w:rPr>
+      </w:pPr>
+      <w:r>
+        <w:rPr>
+          <w:rFonts w:ascii="Arial" w:hAnsi="Arial" w:cs="Arial"/>
+          <w:b/>
+          <w:bCs/>
+          <w:color w:val="000000"/>
+          <w:sz w:val="22"/>
+          <w:szCs w:val="22"/>
+        </w:rPr>
+        <w:t>Opis:</w:t>
+      </w:r>
+      <w:r>
+        <w:rPr>
+          <w:rFonts w:ascii="Arial" w:hAnsi="Arial" w:cs="Arial"/>
+          <w:color w:val="000000"/>
+          <w:sz w:val="22"/>
+          <w:szCs w:val="22"/>
+        </w:rPr>
+        <w:t xml:space="preserve"> Dokument wynikowy generowany przez analityka.</w:t>
+      </w:r>
+    </w:p>
+    <w:p>
+      <w:pPr>
+        <w:pStyle w:val="NormalnyWeb"/>
+        <w:spacing w:before="240" w:beforeAutospacing="0" w:after="240" w:afterAutospacing="0"/>
+        <w:ind w:firstLine="720"/>
+        <w:rPr>
+          <w:color w:val="000000"/>
+        </w:rPr>
+      </w:pPr>
+      <w:r>
+        <w:rPr>
+          <w:rFonts w:ascii="Arial" w:hAnsi="Arial" w:cs="Arial"/>
+          <w:b/>
+          <w:bCs/>
+          <w:color w:val="000000"/>
+          <w:sz w:val="22"/>
+          <w:szCs w:val="22"/>
+        </w:rPr>
+        <w:t>Atrybuty:</w:t>
+      </w:r>
+      <w:r>
+        <w:rPr>
+          <w:rFonts w:ascii="Arial" w:hAnsi="Arial" w:cs="Arial"/>
+          <w:color w:val="000000"/>
+          <w:sz w:val="22"/>
+          <w:szCs w:val="22"/>
+        </w:rPr>
+        <w:t> </w:t>
+      </w:r>
+    </w:p>
+    <w:p>
+      <w:pPr>
+        <w:pStyle w:val="NormalnyWeb"/>
+        <w:numPr>
+          <w:ilvl w:val="0"/>
+          <w:numId w:val="24"/>
+        </w:numPr>
+        <w:spacing w:before="240" w:beforeAutospacing="0" w:after="0" w:afterAutospacing="0"/>
+        <w:ind w:left="1440"/>
+        <w:textAlignment w:val="baseline"/>
+        <w:rPr>
+          <w:rFonts w:ascii="Arial" w:hAnsi="Arial" w:cs="Arial"/>
+          <w:color w:val="000000"/>
+          <w:sz w:val="22"/>
+          <w:szCs w:val="22"/>
+        </w:rPr>
+      </w:pPr>
+      <w:r>
+        <w:rPr>
+          <w:rFonts w:ascii="Arial" w:hAnsi="Arial" w:cs="Arial"/>
+          <w:color w:val="000000"/>
+          <w:sz w:val="22"/>
+          <w:szCs w:val="22"/>
+        </w:rPr>
+        <w:t xml:space="preserve">id: </w:t>
+      </w:r>
+      <w:proofErr w:type="spellStart"/>
+      <w:r>
+        <w:rPr>
+          <w:rFonts w:ascii="Arial" w:hAnsi="Arial" w:cs="Arial"/>
+          <w:color w:val="000000"/>
+          <w:sz w:val="22"/>
+          <w:szCs w:val="22"/>
+        </w:rPr>
+        <w:t>int</w:t>
+      </w:r>
+      <w:proofErr w:type="spellEnd"/>
+    </w:p>
+    <w:p>
+      <w:pPr>
+        <w:pStyle w:val="NormalnyWeb"/>
+        <w:numPr>
+          <w:ilvl w:val="0"/>
+          <w:numId w:val="24"/>
+        </w:numPr>
+        <w:spacing w:before="0" w:beforeAutospacing="0" w:after="0" w:afterAutospacing="0"/>
+        <w:ind w:left="1440"/>
+        <w:textAlignment w:val="baseline"/>
+        <w:rPr>
+          <w:rFonts w:ascii="Arial" w:hAnsi="Arial" w:cs="Arial"/>
+          <w:color w:val="000000"/>
+          <w:sz w:val="22"/>
+          <w:szCs w:val="22"/>
+        </w:rPr>
+      </w:pPr>
+      <w:proofErr w:type="spellStart"/>
+      <w:r>
+        <w:rPr>
+          <w:rFonts w:ascii="Arial" w:hAnsi="Arial" w:cs="Arial"/>
+          <w:color w:val="000000"/>
+          <w:sz w:val="22"/>
+          <w:szCs w:val="22"/>
+        </w:rPr>
+        <w:t>typRaportu</w:t>
+      </w:r>
+      <w:proofErr w:type="spellEnd"/>
+      <w:r>
+        <w:rPr>
+          <w:rFonts w:ascii="Arial" w:hAnsi="Arial" w:cs="Arial"/>
+          <w:color w:val="000000"/>
+          <w:sz w:val="22"/>
+          <w:szCs w:val="22"/>
+        </w:rPr>
+        <w:t>: String</w:t>
+      </w:r>
+    </w:p>
+    <w:p>
+      <w:pPr>
+        <w:pStyle w:val="NormalnyWeb"/>
+        <w:numPr>
+          <w:ilvl w:val="0"/>
+          <w:numId w:val="24"/>
+        </w:numPr>
+        <w:spacing w:before="0" w:beforeAutospacing="0" w:after="0" w:afterAutospacing="0"/>
+        <w:ind w:left="1440"/>
+        <w:textAlignment w:val="baseline"/>
+        <w:rPr>
+          <w:rFonts w:ascii="Arial" w:hAnsi="Arial" w:cs="Arial"/>
+          <w:color w:val="000000"/>
+          <w:sz w:val="22"/>
+          <w:szCs w:val="22"/>
+        </w:rPr>
+      </w:pPr>
+      <w:proofErr w:type="spellStart"/>
+      <w:r>
+        <w:rPr>
+          <w:rFonts w:ascii="Arial" w:hAnsi="Arial" w:cs="Arial"/>
+          <w:color w:val="000000"/>
+          <w:sz w:val="22"/>
+          <w:szCs w:val="22"/>
+        </w:rPr>
+        <w:t>dataWygenerowania</w:t>
+      </w:r>
+      <w:proofErr w:type="spellEnd"/>
+      <w:r>
+        <w:rPr>
+          <w:rFonts w:ascii="Arial" w:hAnsi="Arial" w:cs="Arial"/>
+          <w:color w:val="000000"/>
+          <w:sz w:val="22"/>
+          <w:szCs w:val="22"/>
+        </w:rPr>
+        <w:t xml:space="preserve">: </w:t>
+      </w:r>
+      <w:proofErr w:type="spellStart"/>
+      <w:r>
+        <w:rPr>
+          <w:rFonts w:ascii="Arial" w:hAnsi="Arial" w:cs="Arial"/>
+          <w:color w:val="000000"/>
+          <w:sz w:val="22"/>
+          <w:szCs w:val="22"/>
+        </w:rPr>
+        <w:t>Date</w:t>
+      </w:r>
+      <w:proofErr w:type="spellEnd"/>
+    </w:p>
+    <w:p>
+      <w:pPr>
+        <w:pStyle w:val="NormalnyWeb"/>
+        <w:numPr>
+          <w:ilvl w:val="0"/>
+          <w:numId w:val="24"/>
+        </w:numPr>
+        <w:spacing w:before="0" w:beforeAutospacing="0" w:after="240" w:afterAutospacing="0"/>
+        <w:ind w:left="1440"/>
+        <w:textAlignment w:val="baseline"/>
+        <w:rPr>
+          <w:rFonts w:ascii="Arial" w:hAnsi="Arial" w:cs="Arial"/>
+          <w:color w:val="000000"/>
+          <w:sz w:val="22"/>
+          <w:szCs w:val="22"/>
+        </w:rPr>
+      </w:pPr>
+      <w:proofErr w:type="spellStart"/>
+      <w:r>
+        <w:rPr>
+          <w:rFonts w:ascii="Arial" w:hAnsi="Arial" w:cs="Arial"/>
+          <w:color w:val="000000"/>
+          <w:sz w:val="22"/>
+          <w:szCs w:val="22"/>
+        </w:rPr>
+        <w:t>zawartosc</w:t>
+      </w:r>
+      <w:proofErr w:type="spellEnd"/>
+      <w:r>
+        <w:rPr>
+          <w:rFonts w:ascii="Arial" w:hAnsi="Arial" w:cs="Arial"/>
+          <w:color w:val="000000"/>
+          <w:sz w:val="22"/>
+          <w:szCs w:val="22"/>
+        </w:rPr>
+        <w:t>: String</w:t>
+      </w:r>
+    </w:p>
+    <w:p>
+      <w:pPr>
+        <w:pStyle w:val="NormalnyWeb"/>
+        <w:spacing w:before="240" w:beforeAutospacing="0" w:after="240" w:afterAutospacing="0"/>
+        <w:rPr>
+          <w:color w:val="000000"/>
+        </w:rPr>
+      </w:pPr>
+      <w:r>
+        <w:rPr>
+          <w:rFonts w:ascii="Arial" w:hAnsi="Arial" w:cs="Arial"/>
+          <w:b/>
+          <w:bCs/>
+          <w:color w:val="000000"/>
+          <w:sz w:val="22"/>
+          <w:szCs w:val="22"/>
+        </w:rPr>
+        <w:t xml:space="preserve">12. </w:t>
+      </w:r>
+      <w:proofErr w:type="spellStart"/>
+      <w:r>
+        <w:rPr>
+          <w:rFonts w:ascii="Arial" w:hAnsi="Arial" w:cs="Arial"/>
+          <w:b/>
+          <w:bCs/>
+          <w:color w:val="000000"/>
+          <w:sz w:val="22"/>
+          <w:szCs w:val="22"/>
+        </w:rPr>
+        <w:t>RealizacjaCzynnosci</w:t>
+      </w:r>
+      <w:proofErr w:type="spellEnd"/>
+    </w:p>
+    <w:p>
+      <w:pPr>
+        <w:pStyle w:val="NormalnyWeb"/>
+        <w:spacing w:before="240" w:beforeAutospacing="0" w:after="240" w:afterAutospacing="0"/>
+        <w:rPr>
+          <w:color w:val="000000"/>
+        </w:rPr>
+      </w:pPr>
+      <w:r>
+        <w:rPr>
+          <w:rFonts w:ascii="Arial" w:hAnsi="Arial" w:cs="Arial"/>
+          <w:b/>
+          <w:bCs/>
+          <w:color w:val="000000"/>
+          <w:sz w:val="22"/>
+          <w:szCs w:val="22"/>
+        </w:rPr>
+        <w:t xml:space="preserve">Opis: </w:t>
+      </w:r>
+      <w:r>
+        <w:rPr>
+          <w:rFonts w:ascii="Arial" w:hAnsi="Arial" w:cs="Arial"/>
+          <w:color w:val="000000"/>
+          <w:sz w:val="22"/>
+          <w:szCs w:val="22"/>
+        </w:rPr>
+        <w:t>Klasa dokumentująca faktyczne wykonanie zadania zaplanowanego w harmonogramie.</w:t>
+      </w:r>
+    </w:p>
+    <w:p>
+      <w:pPr>
+        <w:pStyle w:val="NormalnyWeb"/>
+        <w:spacing w:before="240" w:beforeAutospacing="0" w:after="240" w:afterAutospacing="0"/>
+        <w:ind w:firstLine="720"/>
+        <w:rPr>
+          <w:color w:val="000000"/>
+        </w:rPr>
+      </w:pPr>
+      <w:r>
+        <w:rPr>
+          <w:rFonts w:ascii="Arial" w:hAnsi="Arial" w:cs="Arial"/>
+          <w:b/>
+          <w:bCs/>
+          <w:color w:val="000000"/>
+          <w:sz w:val="22"/>
+          <w:szCs w:val="22"/>
+        </w:rPr>
+        <w:t>Atrybuty:</w:t>
+      </w:r>
+      <w:r>
+        <w:rPr>
+          <w:rFonts w:ascii="Arial" w:hAnsi="Arial" w:cs="Arial"/>
+          <w:color w:val="000000"/>
+          <w:sz w:val="22"/>
+          <w:szCs w:val="22"/>
+        </w:rPr>
+        <w:t> </w:t>
+      </w:r>
+    </w:p>
+    <w:p>
+      <w:pPr>
+        <w:pStyle w:val="NormalnyWeb"/>
+        <w:numPr>
+          <w:ilvl w:val="0"/>
+          <w:numId w:val="25"/>
+        </w:numPr>
+        <w:spacing w:before="240" w:beforeAutospacing="0" w:after="0" w:afterAutospacing="0"/>
+        <w:ind w:left="1440"/>
+        <w:textAlignment w:val="baseline"/>
+        <w:rPr>
+          <w:rFonts w:ascii="Arial" w:hAnsi="Arial" w:cs="Arial"/>
+          <w:color w:val="000000"/>
+          <w:sz w:val="22"/>
+          <w:szCs w:val="22"/>
+        </w:rPr>
+      </w:pPr>
+      <w:r>
+        <w:rPr>
+          <w:rFonts w:ascii="Arial" w:hAnsi="Arial" w:cs="Arial"/>
+          <w:color w:val="000000"/>
+          <w:sz w:val="22"/>
+          <w:szCs w:val="22"/>
+        </w:rPr>
+        <w:t xml:space="preserve">id: </w:t>
+      </w:r>
+      <w:proofErr w:type="spellStart"/>
+      <w:r>
+        <w:rPr>
+          <w:rFonts w:ascii="Arial" w:hAnsi="Arial" w:cs="Arial"/>
+          <w:color w:val="000000"/>
+          <w:sz w:val="22"/>
+          <w:szCs w:val="22"/>
+        </w:rPr>
+        <w:t>int</w:t>
+      </w:r>
+      <w:proofErr w:type="spellEnd"/>
+    </w:p>
+    <w:p>
+      <w:pPr>
+        <w:pStyle w:val="NormalnyWeb"/>
+        <w:numPr>
+          <w:ilvl w:val="0"/>
+          <w:numId w:val="25"/>
+        </w:numPr>
+        <w:spacing w:before="0" w:beforeAutospacing="0" w:after="0" w:afterAutospacing="0"/>
+        <w:ind w:left="1440"/>
+        <w:textAlignment w:val="baseline"/>
+        <w:rPr>
+          <w:rFonts w:ascii="Arial" w:hAnsi="Arial" w:cs="Arial"/>
+          <w:color w:val="000000"/>
+          <w:sz w:val="22"/>
+          <w:szCs w:val="22"/>
+        </w:rPr>
+      </w:pPr>
+      <w:proofErr w:type="spellStart"/>
+      <w:r>
+        <w:rPr>
+          <w:rFonts w:ascii="Arial" w:hAnsi="Arial" w:cs="Arial"/>
+          <w:color w:val="000000"/>
+          <w:sz w:val="22"/>
+          <w:szCs w:val="22"/>
+        </w:rPr>
+        <w:t>dataWykonania</w:t>
+      </w:r>
+      <w:proofErr w:type="spellEnd"/>
+      <w:r>
+        <w:rPr>
+          <w:rFonts w:ascii="Arial" w:hAnsi="Arial" w:cs="Arial"/>
+          <w:color w:val="000000"/>
+          <w:sz w:val="22"/>
+          <w:szCs w:val="22"/>
+        </w:rPr>
+        <w:t xml:space="preserve">: </w:t>
+      </w:r>
+      <w:proofErr w:type="spellStart"/>
+      <w:r>
+        <w:rPr>
+          <w:rFonts w:ascii="Arial" w:hAnsi="Arial" w:cs="Arial"/>
+          <w:color w:val="000000"/>
+          <w:sz w:val="22"/>
+          <w:szCs w:val="22"/>
+        </w:rPr>
+        <w:t>Date</w:t>
+      </w:r>
+      <w:proofErr w:type="spellEnd"/>
+    </w:p>
+    <w:p>
+      <w:pPr>
+        <w:pStyle w:val="NormalnyWeb"/>
+        <w:numPr>
+          <w:ilvl w:val="0"/>
+          <w:numId w:val="25"/>
+        </w:numPr>
+        <w:spacing w:before="0" w:beforeAutospacing="0" w:after="0" w:afterAutospacing="0"/>
+        <w:ind w:left="1440"/>
+        <w:textAlignment w:val="baseline"/>
+        <w:rPr>
+          <w:rFonts w:ascii="Arial" w:hAnsi="Arial" w:cs="Arial"/>
+          <w:color w:val="000000"/>
+          <w:sz w:val="22"/>
+          <w:szCs w:val="22"/>
+        </w:rPr>
+      </w:pPr>
+      <w:proofErr w:type="spellStart"/>
+      <w:r>
+        <w:rPr>
+          <w:rFonts w:ascii="Arial" w:hAnsi="Arial" w:cs="Arial"/>
+          <w:color w:val="000000"/>
+          <w:sz w:val="22"/>
+          <w:szCs w:val="22"/>
+        </w:rPr>
+        <w:t>godzinaWykonania</w:t>
+      </w:r>
+      <w:proofErr w:type="spellEnd"/>
+      <w:r>
+        <w:rPr>
+          <w:rFonts w:ascii="Arial" w:hAnsi="Arial" w:cs="Arial"/>
+          <w:color w:val="000000"/>
+          <w:sz w:val="22"/>
+          <w:szCs w:val="22"/>
+        </w:rPr>
+        <w:t>: String</w:t>
+      </w:r>
+    </w:p>
+    <w:p>
+      <w:pPr>
+        <w:pStyle w:val="NormalnyWeb"/>
+        <w:numPr>
+          <w:ilvl w:val="0"/>
+          <w:numId w:val="25"/>
+        </w:numPr>
+        <w:spacing w:before="0" w:beforeAutospacing="0" w:after="0" w:afterAutospacing="0"/>
+        <w:ind w:left="1440"/>
+        <w:textAlignment w:val="baseline"/>
+        <w:rPr>
+          <w:rFonts w:ascii="Arial" w:hAnsi="Arial" w:cs="Arial"/>
+          <w:color w:val="000000"/>
+          <w:sz w:val="22"/>
+          <w:szCs w:val="22"/>
+        </w:rPr>
+      </w:pPr>
+      <w:r>
+        <w:rPr>
+          <w:rFonts w:ascii="Arial" w:hAnsi="Arial" w:cs="Arial"/>
+          <w:color w:val="000000"/>
+          <w:sz w:val="22"/>
+          <w:szCs w:val="22"/>
+        </w:rPr>
+        <w:t>pracownik: Pracownik</w:t>
+      </w:r>
+    </w:p>
+    <w:p>
+      <w:pPr>
+        <w:pStyle w:val="NormalnyWeb"/>
+        <w:numPr>
+          <w:ilvl w:val="0"/>
+          <w:numId w:val="25"/>
+        </w:numPr>
+        <w:spacing w:before="0" w:beforeAutospacing="0" w:after="240" w:afterAutospacing="0"/>
+        <w:ind w:left="1440"/>
+        <w:textAlignment w:val="baseline"/>
+        <w:rPr>
+          <w:rFonts w:ascii="Arial" w:hAnsi="Arial" w:cs="Arial"/>
+          <w:color w:val="000000"/>
+          <w:sz w:val="22"/>
+          <w:szCs w:val="22"/>
+        </w:rPr>
+      </w:pPr>
+      <w:proofErr w:type="spellStart"/>
+      <w:r>
+        <w:rPr>
+          <w:rFonts w:ascii="Arial" w:hAnsi="Arial" w:cs="Arial"/>
+          <w:color w:val="000000"/>
+          <w:sz w:val="22"/>
+          <w:szCs w:val="22"/>
+        </w:rPr>
+        <w:t>harmonogramCzynnosci</w:t>
+      </w:r>
+      <w:proofErr w:type="spellEnd"/>
+      <w:r>
+        <w:rPr>
+          <w:rFonts w:ascii="Arial" w:hAnsi="Arial" w:cs="Arial"/>
+          <w:color w:val="000000"/>
+          <w:sz w:val="22"/>
+          <w:szCs w:val="22"/>
+        </w:rPr>
+        <w:t xml:space="preserve">: </w:t>
+      </w:r>
+      <w:proofErr w:type="spellStart"/>
+      <w:r>
+        <w:rPr>
+          <w:rFonts w:ascii="Arial" w:hAnsi="Arial" w:cs="Arial"/>
+          <w:color w:val="000000"/>
+          <w:sz w:val="22"/>
+          <w:szCs w:val="22"/>
+        </w:rPr>
+        <w:t>HarmonogramCzynnosci</w:t>
+      </w:r>
+      <w:proofErr w:type="spellEnd"/>
+    </w:p>
+    <w:p>
+      <w:pPr>
+        <w:pStyle w:val="NormalnyWeb"/>
+        <w:spacing w:before="240" w:beforeAutospacing="0" w:after="240" w:afterAutospacing="0"/>
+        <w:rPr>
+          <w:color w:val="000000"/>
+        </w:rPr>
+      </w:pPr>
+      <w:r>
+        <w:rPr>
+          <w:rFonts w:ascii="Arial" w:hAnsi="Arial" w:cs="Arial"/>
+          <w:b/>
+          <w:bCs/>
+          <w:color w:val="000000"/>
+          <w:sz w:val="22"/>
+          <w:szCs w:val="22"/>
+        </w:rPr>
+        <w:t>13. Reklamacja</w:t>
+      </w:r>
+    </w:p>
+    <w:p>
+      <w:pPr>
+        <w:pStyle w:val="NormalnyWeb"/>
+        <w:spacing w:before="240" w:beforeAutospacing="0" w:after="240" w:afterAutospacing="0"/>
+        <w:rPr>
+          <w:color w:val="000000"/>
+        </w:rPr>
+      </w:pPr>
+      <w:r>
+        <w:rPr>
+          <w:rFonts w:ascii="Arial" w:hAnsi="Arial" w:cs="Arial"/>
+          <w:b/>
+          <w:bCs/>
+          <w:color w:val="000000"/>
+          <w:sz w:val="22"/>
+          <w:szCs w:val="22"/>
+        </w:rPr>
+        <w:t>Opis:</w:t>
+      </w:r>
+      <w:r>
+        <w:rPr>
+          <w:rFonts w:ascii="Arial" w:hAnsi="Arial" w:cs="Arial"/>
+          <w:color w:val="000000"/>
+          <w:sz w:val="22"/>
+          <w:szCs w:val="22"/>
+        </w:rPr>
+        <w:t xml:space="preserve"> Zgłoszenie klienta dotyczące nieprawidłowości w usłudze.</w:t>
+      </w:r>
+    </w:p>
+    <w:p>
+      <w:pPr>
+        <w:pStyle w:val="NormalnyWeb"/>
+        <w:spacing w:before="240" w:beforeAutospacing="0" w:after="240" w:afterAutospacing="0"/>
+        <w:ind w:firstLine="720"/>
+        <w:rPr>
+          <w:color w:val="000000"/>
+        </w:rPr>
+      </w:pPr>
+      <w:r>
+        <w:rPr>
+          <w:rFonts w:ascii="Arial" w:hAnsi="Arial" w:cs="Arial"/>
+          <w:b/>
+          <w:bCs/>
+          <w:color w:val="000000"/>
+          <w:sz w:val="22"/>
+          <w:szCs w:val="22"/>
+        </w:rPr>
+        <w:t>Atrybuty:</w:t>
+      </w:r>
+      <w:r>
+        <w:rPr>
+          <w:rFonts w:ascii="Arial" w:hAnsi="Arial" w:cs="Arial"/>
+          <w:color w:val="000000"/>
+          <w:sz w:val="22"/>
+          <w:szCs w:val="22"/>
+        </w:rPr>
+        <w:t> </w:t>
+      </w:r>
+    </w:p>
+    <w:p>
+      <w:pPr>
+        <w:pStyle w:val="NormalnyWeb"/>
+        <w:numPr>
+          <w:ilvl w:val="0"/>
+          <w:numId w:val="26"/>
+        </w:numPr>
+        <w:spacing w:before="240" w:beforeAutospacing="0" w:after="0" w:afterAutospacing="0"/>
+        <w:ind w:left="1440"/>
+        <w:textAlignment w:val="baseline"/>
+        <w:rPr>
+          <w:rFonts w:ascii="Arial" w:hAnsi="Arial" w:cs="Arial"/>
+          <w:color w:val="000000"/>
+          <w:sz w:val="22"/>
+          <w:szCs w:val="22"/>
+        </w:rPr>
+      </w:pPr>
+      <w:r>
+        <w:rPr>
+          <w:rFonts w:ascii="Arial" w:hAnsi="Arial" w:cs="Arial"/>
+          <w:color w:val="000000"/>
+          <w:sz w:val="22"/>
+          <w:szCs w:val="22"/>
+        </w:rPr>
+        <w:t xml:space="preserve">id: </w:t>
+      </w:r>
+      <w:proofErr w:type="spellStart"/>
+      <w:r>
+        <w:rPr>
+          <w:rFonts w:ascii="Arial" w:hAnsi="Arial" w:cs="Arial"/>
+          <w:color w:val="000000"/>
+          <w:sz w:val="22"/>
+          <w:szCs w:val="22"/>
+        </w:rPr>
+        <w:t>int</w:t>
+      </w:r>
+      <w:proofErr w:type="spellEnd"/>
+    </w:p>
+    <w:p>
+      <w:pPr>
+        <w:pStyle w:val="NormalnyWeb"/>
+        <w:numPr>
+          <w:ilvl w:val="0"/>
+          <w:numId w:val="26"/>
+        </w:numPr>
+        <w:spacing w:before="0" w:beforeAutospacing="0" w:after="0" w:afterAutospacing="0"/>
+        <w:ind w:left="1440"/>
+        <w:textAlignment w:val="baseline"/>
+        <w:rPr>
+          <w:rFonts w:ascii="Arial" w:hAnsi="Arial" w:cs="Arial"/>
+          <w:color w:val="000000"/>
+          <w:sz w:val="22"/>
+          <w:szCs w:val="22"/>
+        </w:rPr>
+      </w:pPr>
+      <w:proofErr w:type="spellStart"/>
+      <w:r>
+        <w:rPr>
+          <w:rFonts w:ascii="Arial" w:hAnsi="Arial" w:cs="Arial"/>
+          <w:color w:val="000000"/>
+          <w:sz w:val="22"/>
+          <w:szCs w:val="22"/>
+        </w:rPr>
+        <w:t>dataZgloszenia</w:t>
+      </w:r>
+      <w:proofErr w:type="spellEnd"/>
+      <w:r>
+        <w:rPr>
+          <w:rFonts w:ascii="Arial" w:hAnsi="Arial" w:cs="Arial"/>
+          <w:color w:val="000000"/>
+          <w:sz w:val="22"/>
+          <w:szCs w:val="22"/>
+        </w:rPr>
+        <w:t xml:space="preserve">: </w:t>
+      </w:r>
+      <w:proofErr w:type="spellStart"/>
+      <w:r>
+        <w:rPr>
+          <w:rFonts w:ascii="Arial" w:hAnsi="Arial" w:cs="Arial"/>
+          <w:color w:val="000000"/>
+          <w:sz w:val="22"/>
+          <w:szCs w:val="22"/>
+        </w:rPr>
+        <w:t>Date</w:t>
+      </w:r>
+      <w:proofErr w:type="spellEnd"/>
+    </w:p>
+    <w:p>
+      <w:pPr>
+        <w:pStyle w:val="NormalnyWeb"/>
+        <w:numPr>
+          <w:ilvl w:val="0"/>
+          <w:numId w:val="26"/>
+        </w:numPr>
+        <w:spacing w:before="0" w:beforeAutospacing="0" w:after="0" w:afterAutospacing="0"/>
+        <w:ind w:left="1440"/>
+        <w:textAlignment w:val="baseline"/>
+        <w:rPr>
+          <w:rFonts w:ascii="Arial" w:hAnsi="Arial" w:cs="Arial"/>
+          <w:color w:val="000000"/>
+          <w:sz w:val="22"/>
+          <w:szCs w:val="22"/>
+        </w:rPr>
+      </w:pPr>
+      <w:proofErr w:type="spellStart"/>
+      <w:r>
+        <w:rPr>
+          <w:rFonts w:ascii="Arial" w:hAnsi="Arial" w:cs="Arial"/>
+          <w:color w:val="000000"/>
+          <w:sz w:val="22"/>
+          <w:szCs w:val="22"/>
+        </w:rPr>
+        <w:t>powod</w:t>
+      </w:r>
+      <w:proofErr w:type="spellEnd"/>
+      <w:r>
+        <w:rPr>
+          <w:rFonts w:ascii="Arial" w:hAnsi="Arial" w:cs="Arial"/>
+          <w:color w:val="000000"/>
+          <w:sz w:val="22"/>
+          <w:szCs w:val="22"/>
+        </w:rPr>
+        <w:t>: String</w:t>
+      </w:r>
+    </w:p>
+    <w:p>
+      <w:pPr>
+        <w:pStyle w:val="NormalnyWeb"/>
+        <w:numPr>
+          <w:ilvl w:val="0"/>
+          <w:numId w:val="26"/>
+        </w:numPr>
+        <w:spacing w:before="0" w:beforeAutospacing="0" w:after="0" w:afterAutospacing="0"/>
+        <w:ind w:left="1440"/>
+        <w:textAlignment w:val="baseline"/>
+        <w:rPr>
+          <w:rFonts w:ascii="Arial" w:hAnsi="Arial" w:cs="Arial"/>
+          <w:color w:val="000000"/>
+          <w:sz w:val="22"/>
+          <w:szCs w:val="22"/>
+        </w:rPr>
+      </w:pPr>
+      <w:r>
+        <w:rPr>
+          <w:rFonts w:ascii="Arial" w:hAnsi="Arial" w:cs="Arial"/>
+          <w:color w:val="000000"/>
+          <w:sz w:val="22"/>
+          <w:szCs w:val="22"/>
+        </w:rPr>
+        <w:t>decyzja: String</w:t>
+      </w:r>
+    </w:p>
+    <w:p>
+      <w:pPr>
+        <w:pStyle w:val="NormalnyWeb"/>
+        <w:numPr>
+          <w:ilvl w:val="0"/>
+          <w:numId w:val="26"/>
+        </w:numPr>
+        <w:spacing w:before="0" w:beforeAutospacing="0" w:after="240" w:afterAutospacing="0"/>
+        <w:ind w:left="1440"/>
+        <w:textAlignment w:val="baseline"/>
+        <w:rPr>
+          <w:rFonts w:ascii="Arial" w:hAnsi="Arial" w:cs="Arial"/>
+          <w:color w:val="000000"/>
+          <w:sz w:val="22"/>
+          <w:szCs w:val="22"/>
+        </w:rPr>
+      </w:pPr>
+      <w:proofErr w:type="spellStart"/>
+      <w:r>
+        <w:rPr>
+          <w:rFonts w:ascii="Arial" w:hAnsi="Arial" w:cs="Arial"/>
+          <w:color w:val="000000"/>
+          <w:sz w:val="22"/>
+          <w:szCs w:val="22"/>
+        </w:rPr>
+        <w:t>kwotaZwrotu</w:t>
+      </w:r>
+      <w:proofErr w:type="spellEnd"/>
+      <w:r>
+        <w:rPr>
+          <w:rFonts w:ascii="Arial" w:hAnsi="Arial" w:cs="Arial"/>
+          <w:color w:val="000000"/>
+          <w:sz w:val="22"/>
+          <w:szCs w:val="22"/>
+        </w:rPr>
+        <w:t xml:space="preserve">: </w:t>
+      </w:r>
+      <w:proofErr w:type="spellStart"/>
+      <w:r>
+        <w:rPr>
+          <w:rFonts w:ascii="Arial" w:hAnsi="Arial" w:cs="Arial"/>
+          <w:color w:val="000000"/>
+          <w:sz w:val="22"/>
+          <w:szCs w:val="22"/>
+        </w:rPr>
+        <w:t>float</w:t>
+      </w:r>
+      <w:proofErr w:type="spellEnd"/>
+    </w:p>
+    <w:p>
+      <w:pPr>
+        <w:pStyle w:val="NormalnyWeb"/>
+        <w:spacing w:before="240" w:beforeAutospacing="0" w:after="240" w:afterAutospacing="0"/>
+        <w:ind w:firstLine="720"/>
+        <w:rPr>
+          <w:color w:val="000000"/>
+        </w:rPr>
+      </w:pPr>
+      <w:r>
+        <w:rPr>
+          <w:rFonts w:ascii="Arial" w:hAnsi="Arial" w:cs="Arial"/>
+          <w:b/>
+          <w:bCs/>
+          <w:color w:val="000000"/>
+          <w:sz w:val="22"/>
+          <w:szCs w:val="22"/>
+        </w:rPr>
+        <w:t>Metody:</w:t>
+      </w:r>
+    </w:p>
+    <w:p>
+      <w:pPr>
+        <w:pStyle w:val="NormalnyWeb"/>
+        <w:numPr>
+          <w:ilvl w:val="0"/>
+          <w:numId w:val="27"/>
+        </w:numPr>
+        <w:spacing w:before="240" w:beforeAutospacing="0" w:after="240" w:afterAutospacing="0"/>
+        <w:ind w:left="1440"/>
+        <w:textAlignment w:val="baseline"/>
+        <w:rPr>
+          <w:rFonts w:ascii="Arial" w:hAnsi="Arial" w:cs="Arial"/>
+          <w:color w:val="000000"/>
+          <w:sz w:val="22"/>
+          <w:szCs w:val="22"/>
+        </w:rPr>
+      </w:pPr>
+      <w:proofErr w:type="gramStart"/>
+      <w:r>
+        <w:rPr>
+          <w:rFonts w:ascii="Arial" w:hAnsi="Arial" w:cs="Arial"/>
+          <w:color w:val="000000"/>
+          <w:sz w:val="22"/>
+          <w:szCs w:val="22"/>
+        </w:rPr>
+        <w:lastRenderedPageBreak/>
+        <w:t>rozpatrz(</w:t>
+      </w:r>
+      <w:proofErr w:type="gramEnd"/>
+      <w:r>
+        <w:rPr>
+          <w:rFonts w:ascii="Arial" w:hAnsi="Arial" w:cs="Arial"/>
+          <w:color w:val="000000"/>
+          <w:sz w:val="22"/>
+          <w:szCs w:val="22"/>
+        </w:rPr>
+        <w:t xml:space="preserve">decyzja: String): </w:t>
+      </w:r>
+      <w:proofErr w:type="spellStart"/>
+      <w:r>
+        <w:rPr>
+          <w:rFonts w:ascii="Arial" w:hAnsi="Arial" w:cs="Arial"/>
+          <w:color w:val="000000"/>
+          <w:sz w:val="22"/>
+          <w:szCs w:val="22"/>
+        </w:rPr>
+        <w:t>void</w:t>
+      </w:r>
+      <w:proofErr w:type="spellEnd"/>
+      <w:r>
+        <w:rPr>
+          <w:rFonts w:ascii="Arial" w:hAnsi="Arial" w:cs="Arial"/>
+          <w:color w:val="000000"/>
+          <w:sz w:val="22"/>
+          <w:szCs w:val="22"/>
+        </w:rPr>
+        <w:t>- Zmiana statusu reklamacji przez uprawnioną osobę.</w:t>
+      </w:r>
+    </w:p>
+    <w:p>
+      <w:pPr>
+        <w:pStyle w:val="NormalnyWeb"/>
+        <w:spacing w:before="240" w:beforeAutospacing="0" w:after="240" w:afterAutospacing="0"/>
+        <w:rPr>
+          <w:color w:val="000000"/>
+        </w:rPr>
+      </w:pPr>
+      <w:r>
+        <w:rPr>
+          <w:rFonts w:ascii="Arial" w:hAnsi="Arial" w:cs="Arial"/>
+          <w:b/>
+          <w:bCs/>
+          <w:color w:val="000000"/>
+          <w:sz w:val="22"/>
+          <w:szCs w:val="22"/>
+        </w:rPr>
+        <w:t xml:space="preserve">14. </w:t>
+      </w:r>
+      <w:proofErr w:type="spellStart"/>
+      <w:r>
+        <w:rPr>
+          <w:rFonts w:ascii="Arial" w:hAnsi="Arial" w:cs="Arial"/>
+          <w:b/>
+          <w:bCs/>
+          <w:color w:val="000000"/>
+          <w:sz w:val="22"/>
+          <w:szCs w:val="22"/>
+        </w:rPr>
+        <w:t>UżytkownikA</w:t>
+      </w:r>
+      <w:proofErr w:type="spellEnd"/>
+      <w:r>
+        <w:rPr>
+          <w:rFonts w:ascii="Arial" w:hAnsi="Arial" w:cs="Arial"/>
+          <w:b/>
+          <w:bCs/>
+          <w:color w:val="000000"/>
+          <w:sz w:val="22"/>
+          <w:szCs w:val="22"/>
+        </w:rPr>
+        <w:t xml:space="preserve"> (</w:t>
+      </w:r>
+      <w:proofErr w:type="spellStart"/>
+      <w:r>
+        <w:rPr>
+          <w:rFonts w:ascii="Arial" w:hAnsi="Arial" w:cs="Arial"/>
+          <w:b/>
+          <w:bCs/>
+          <w:color w:val="000000"/>
+          <w:sz w:val="22"/>
+          <w:szCs w:val="22"/>
+        </w:rPr>
+        <w:t>Abstract</w:t>
+      </w:r>
+      <w:proofErr w:type="spellEnd"/>
+      <w:r>
+        <w:rPr>
+          <w:rFonts w:ascii="Arial" w:hAnsi="Arial" w:cs="Arial"/>
+          <w:b/>
+          <w:bCs/>
+          <w:color w:val="000000"/>
+          <w:sz w:val="22"/>
+          <w:szCs w:val="22"/>
+        </w:rPr>
+        <w:t>)</w:t>
+      </w:r>
+    </w:p>
+    <w:p>
+      <w:pPr>
+        <w:pStyle w:val="NormalnyWeb"/>
+        <w:spacing w:before="240" w:beforeAutospacing="0" w:after="240" w:afterAutospacing="0"/>
+        <w:rPr>
+          <w:color w:val="000000"/>
+        </w:rPr>
+      </w:pPr>
+      <w:r>
+        <w:rPr>
+          <w:rFonts w:ascii="Arial" w:hAnsi="Arial" w:cs="Arial"/>
+          <w:b/>
+          <w:bCs/>
+          <w:color w:val="000000"/>
+          <w:sz w:val="22"/>
+          <w:szCs w:val="22"/>
+        </w:rPr>
+        <w:t>Opis:</w:t>
+      </w:r>
+      <w:r>
+        <w:rPr>
+          <w:rFonts w:ascii="Arial" w:hAnsi="Arial" w:cs="Arial"/>
+          <w:color w:val="000000"/>
+          <w:sz w:val="22"/>
+          <w:szCs w:val="22"/>
+        </w:rPr>
+        <w:t xml:space="preserve"> Klasa bazowa dla wszystkich kont w systemie, zawierająca dane logowania.</w:t>
+      </w:r>
+    </w:p>
+    <w:p>
+      <w:pPr>
+        <w:pStyle w:val="NormalnyWeb"/>
+        <w:spacing w:before="240" w:beforeAutospacing="0" w:after="240" w:afterAutospacing="0"/>
+        <w:ind w:firstLine="720"/>
+        <w:rPr>
+          <w:color w:val="000000"/>
+        </w:rPr>
+      </w:pPr>
+      <w:r>
+        <w:rPr>
+          <w:rFonts w:ascii="Arial" w:hAnsi="Arial" w:cs="Arial"/>
+          <w:b/>
+          <w:bCs/>
+          <w:color w:val="000000"/>
+          <w:sz w:val="22"/>
+          <w:szCs w:val="22"/>
+        </w:rPr>
+        <w:t>Atrybuty:</w:t>
+      </w:r>
+      <w:r>
+        <w:rPr>
+          <w:rFonts w:ascii="Arial" w:hAnsi="Arial" w:cs="Arial"/>
+          <w:color w:val="000000"/>
+          <w:sz w:val="22"/>
+          <w:szCs w:val="22"/>
+        </w:rPr>
+        <w:t> </w:t>
+      </w:r>
+    </w:p>
+    <w:p>
+      <w:pPr>
+        <w:pStyle w:val="NormalnyWeb"/>
+        <w:numPr>
+          <w:ilvl w:val="0"/>
+          <w:numId w:val="28"/>
+        </w:numPr>
+        <w:spacing w:before="240" w:beforeAutospacing="0" w:after="0" w:afterAutospacing="0"/>
+        <w:ind w:left="1440"/>
+        <w:textAlignment w:val="baseline"/>
+        <w:rPr>
+          <w:rFonts w:ascii="Arial" w:hAnsi="Arial" w:cs="Arial"/>
+          <w:color w:val="000000"/>
+          <w:sz w:val="22"/>
+          <w:szCs w:val="22"/>
+        </w:rPr>
+      </w:pPr>
+      <w:r>
+        <w:rPr>
+          <w:rFonts w:ascii="Arial" w:hAnsi="Arial" w:cs="Arial"/>
+          <w:color w:val="000000"/>
+          <w:sz w:val="22"/>
+          <w:szCs w:val="22"/>
+        </w:rPr>
+        <w:t xml:space="preserve">id: </w:t>
+      </w:r>
+      <w:proofErr w:type="spellStart"/>
+      <w:r>
+        <w:rPr>
+          <w:rFonts w:ascii="Arial" w:hAnsi="Arial" w:cs="Arial"/>
+          <w:color w:val="000000"/>
+          <w:sz w:val="22"/>
+          <w:szCs w:val="22"/>
+        </w:rPr>
+        <w:t>int</w:t>
+      </w:r>
+      <w:proofErr w:type="spellEnd"/>
+    </w:p>
+    <w:p>
+      <w:pPr>
+        <w:pStyle w:val="NormalnyWeb"/>
+        <w:numPr>
+          <w:ilvl w:val="0"/>
+          <w:numId w:val="28"/>
+        </w:numPr>
+        <w:spacing w:before="0" w:beforeAutospacing="0" w:after="0" w:afterAutospacing="0"/>
+        <w:ind w:left="1440"/>
+        <w:textAlignment w:val="baseline"/>
+        <w:rPr>
+          <w:rFonts w:ascii="Arial" w:hAnsi="Arial" w:cs="Arial"/>
+          <w:color w:val="000000"/>
+          <w:sz w:val="22"/>
+          <w:szCs w:val="22"/>
+        </w:rPr>
+      </w:pPr>
+      <w:r>
+        <w:rPr>
+          <w:rFonts w:ascii="Arial" w:hAnsi="Arial" w:cs="Arial"/>
+          <w:color w:val="000000"/>
+          <w:sz w:val="22"/>
+          <w:szCs w:val="22"/>
+        </w:rPr>
+        <w:t>email: String</w:t>
+      </w:r>
+    </w:p>
+    <w:p>
+      <w:pPr>
+        <w:pStyle w:val="NormalnyWeb"/>
+        <w:numPr>
+          <w:ilvl w:val="0"/>
+          <w:numId w:val="28"/>
+        </w:numPr>
+        <w:spacing w:before="0" w:beforeAutospacing="0" w:after="240" w:afterAutospacing="0"/>
+        <w:ind w:left="1440"/>
+        <w:textAlignment w:val="baseline"/>
+        <w:rPr>
+          <w:rFonts w:ascii="Arial" w:hAnsi="Arial" w:cs="Arial"/>
+          <w:color w:val="000000"/>
+          <w:sz w:val="22"/>
+          <w:szCs w:val="22"/>
+        </w:rPr>
+      </w:pPr>
+      <w:proofErr w:type="spellStart"/>
+      <w:r>
+        <w:rPr>
+          <w:rFonts w:ascii="Arial" w:hAnsi="Arial" w:cs="Arial"/>
+          <w:color w:val="000000"/>
+          <w:sz w:val="22"/>
+          <w:szCs w:val="22"/>
+        </w:rPr>
+        <w:t>haslo</w:t>
+      </w:r>
+      <w:proofErr w:type="spellEnd"/>
+      <w:r>
+        <w:rPr>
+          <w:rFonts w:ascii="Arial" w:hAnsi="Arial" w:cs="Arial"/>
+          <w:color w:val="000000"/>
+          <w:sz w:val="22"/>
+          <w:szCs w:val="22"/>
+        </w:rPr>
+        <w:t>: String</w:t>
+      </w:r>
+    </w:p>
+    <w:p>
+      <w:pPr>
+        <w:pStyle w:val="NormalnyWeb"/>
+        <w:spacing w:before="240" w:beforeAutospacing="0" w:after="240" w:afterAutospacing="0"/>
+        <w:ind w:firstLine="720"/>
+        <w:rPr>
+          <w:color w:val="000000"/>
+        </w:rPr>
+      </w:pPr>
+      <w:r>
+        <w:rPr>
+          <w:rFonts w:ascii="Arial" w:hAnsi="Arial" w:cs="Arial"/>
+          <w:b/>
+          <w:bCs/>
+          <w:color w:val="000000"/>
+          <w:sz w:val="22"/>
+          <w:szCs w:val="22"/>
+        </w:rPr>
+        <w:t>Metody: </w:t>
+      </w:r>
+    </w:p>
+    <w:p>
+      <w:pPr>
+        <w:pStyle w:val="NormalnyWeb"/>
+        <w:numPr>
+          <w:ilvl w:val="0"/>
+          <w:numId w:val="29"/>
+        </w:numPr>
+        <w:spacing w:before="240" w:beforeAutospacing="0" w:after="0" w:afterAutospacing="0"/>
+        <w:ind w:left="1440"/>
+        <w:textAlignment w:val="baseline"/>
+        <w:rPr>
+          <w:rFonts w:ascii="Arial" w:hAnsi="Arial" w:cs="Arial"/>
+          <w:color w:val="000000"/>
+          <w:sz w:val="22"/>
+          <w:szCs w:val="22"/>
+        </w:rPr>
+      </w:pPr>
+      <w:proofErr w:type="gramStart"/>
+      <w:r>
+        <w:rPr>
+          <w:rFonts w:ascii="Arial" w:hAnsi="Arial" w:cs="Arial"/>
+          <w:color w:val="000000"/>
+          <w:sz w:val="22"/>
+          <w:szCs w:val="22"/>
+        </w:rPr>
+        <w:t>zaloguj(</w:t>
+      </w:r>
+      <w:proofErr w:type="gramEnd"/>
+      <w:r>
+        <w:rPr>
+          <w:rFonts w:ascii="Arial" w:hAnsi="Arial" w:cs="Arial"/>
+          <w:color w:val="000000"/>
+          <w:sz w:val="22"/>
+          <w:szCs w:val="22"/>
+        </w:rPr>
+        <w:t xml:space="preserve">): </w:t>
+      </w:r>
+      <w:proofErr w:type="spellStart"/>
+      <w:r>
+        <w:rPr>
+          <w:rFonts w:ascii="Arial" w:hAnsi="Arial" w:cs="Arial"/>
+          <w:color w:val="000000"/>
+          <w:sz w:val="22"/>
+          <w:szCs w:val="22"/>
+        </w:rPr>
+        <w:t>boolean</w:t>
+      </w:r>
+      <w:proofErr w:type="spellEnd"/>
+    </w:p>
+    <w:p>
+      <w:pPr>
+        <w:pStyle w:val="NormalnyWeb"/>
+        <w:numPr>
+          <w:ilvl w:val="0"/>
+          <w:numId w:val="29"/>
+        </w:numPr>
+        <w:spacing w:before="0" w:beforeAutospacing="0" w:after="240" w:afterAutospacing="0"/>
+        <w:ind w:left="1440"/>
+        <w:textAlignment w:val="baseline"/>
+        <w:rPr>
+          <w:rFonts w:ascii="Arial" w:hAnsi="Arial" w:cs="Arial"/>
+          <w:color w:val="000000"/>
+          <w:sz w:val="22"/>
+          <w:szCs w:val="22"/>
+        </w:rPr>
+      </w:pPr>
+      <w:proofErr w:type="gramStart"/>
+      <w:r>
+        <w:rPr>
+          <w:rFonts w:ascii="Arial" w:hAnsi="Arial" w:cs="Arial"/>
+          <w:color w:val="000000"/>
+          <w:sz w:val="22"/>
+          <w:szCs w:val="22"/>
+        </w:rPr>
+        <w:t>wyloguj(</w:t>
+      </w:r>
+      <w:proofErr w:type="gramEnd"/>
+      <w:r>
+        <w:rPr>
+          <w:rFonts w:ascii="Arial" w:hAnsi="Arial" w:cs="Arial"/>
+          <w:color w:val="000000"/>
+          <w:sz w:val="22"/>
+          <w:szCs w:val="22"/>
+        </w:rPr>
+        <w:t xml:space="preserve">): </w:t>
+      </w:r>
+      <w:proofErr w:type="spellStart"/>
+      <w:r>
+        <w:rPr>
+          <w:rFonts w:ascii="Arial" w:hAnsi="Arial" w:cs="Arial"/>
+          <w:color w:val="000000"/>
+          <w:sz w:val="22"/>
+          <w:szCs w:val="22"/>
+        </w:rPr>
+        <w:t>boolean</w:t>
+      </w:r>
+      <w:proofErr w:type="spellEnd"/>
+    </w:p>
+    <w:p>
+      <w:pPr>
+        <w:pStyle w:val="NormalnyWeb"/>
+        <w:spacing w:before="240" w:beforeAutospacing="0" w:after="240" w:afterAutospacing="0"/>
+        <w:rPr>
+          <w:color w:val="000000"/>
+        </w:rPr>
+      </w:pPr>
+      <w:r>
+        <w:rPr>
+          <w:rFonts w:ascii="Arial" w:hAnsi="Arial" w:cs="Arial"/>
+          <w:b/>
+          <w:bCs/>
+          <w:color w:val="000000"/>
+          <w:sz w:val="22"/>
+          <w:szCs w:val="22"/>
+        </w:rPr>
+        <w:t>15. Weterynarz</w:t>
+      </w:r>
+    </w:p>
+    <w:p>
+      <w:pPr>
+        <w:pStyle w:val="NormalnyWeb"/>
+        <w:spacing w:before="240" w:beforeAutospacing="0" w:after="240" w:afterAutospacing="0"/>
+        <w:rPr>
+          <w:color w:val="000000"/>
+        </w:rPr>
+      </w:pPr>
+      <w:r>
+        <w:rPr>
+          <w:rFonts w:ascii="Arial" w:hAnsi="Arial" w:cs="Arial"/>
+          <w:b/>
+          <w:bCs/>
+          <w:color w:val="000000"/>
+          <w:sz w:val="22"/>
+          <w:szCs w:val="22"/>
+        </w:rPr>
+        <w:t>Opis:</w:t>
+      </w:r>
+      <w:r>
+        <w:rPr>
+          <w:rFonts w:ascii="Arial" w:hAnsi="Arial" w:cs="Arial"/>
+          <w:color w:val="000000"/>
+          <w:sz w:val="22"/>
+          <w:szCs w:val="22"/>
+        </w:rPr>
+        <w:t xml:space="preserve"> Klasa dziedzicząca po </w:t>
+      </w:r>
+      <w:proofErr w:type="spellStart"/>
+      <w:r>
+        <w:rPr>
+          <w:rFonts w:ascii="Arial" w:hAnsi="Arial" w:cs="Arial"/>
+          <w:color w:val="000000"/>
+          <w:sz w:val="22"/>
+          <w:szCs w:val="22"/>
+        </w:rPr>
+        <w:t>PracownikA</w:t>
+      </w:r>
+      <w:proofErr w:type="spellEnd"/>
+      <w:r>
+        <w:rPr>
+          <w:rFonts w:ascii="Arial" w:hAnsi="Arial" w:cs="Arial"/>
+          <w:color w:val="000000"/>
+          <w:sz w:val="22"/>
+          <w:szCs w:val="22"/>
+        </w:rPr>
+        <w:t>, posiadająca uprawnienia medyczne.</w:t>
+      </w:r>
+    </w:p>
+    <w:p>
+      <w:pPr>
+        <w:pStyle w:val="NormalnyWeb"/>
+        <w:spacing w:before="240" w:beforeAutospacing="0" w:after="240" w:afterAutospacing="0"/>
+        <w:ind w:firstLine="720"/>
+        <w:rPr>
+          <w:color w:val="000000"/>
+        </w:rPr>
+      </w:pPr>
+      <w:r>
+        <w:rPr>
+          <w:rFonts w:ascii="Arial" w:hAnsi="Arial" w:cs="Arial"/>
+          <w:b/>
+          <w:bCs/>
+          <w:color w:val="000000"/>
+          <w:sz w:val="22"/>
+          <w:szCs w:val="22"/>
+        </w:rPr>
+        <w:t>Metody:</w:t>
+      </w:r>
+    </w:p>
+    <w:p>
+      <w:pPr>
+        <w:pStyle w:val="NormalnyWeb"/>
+        <w:numPr>
+          <w:ilvl w:val="0"/>
+          <w:numId w:val="30"/>
+        </w:numPr>
+        <w:spacing w:before="240" w:beforeAutospacing="0" w:after="0" w:afterAutospacing="0"/>
+        <w:ind w:left="1440"/>
+        <w:textAlignment w:val="baseline"/>
+        <w:rPr>
+          <w:rFonts w:ascii="Arial" w:hAnsi="Arial" w:cs="Arial"/>
+          <w:color w:val="000000"/>
+          <w:sz w:val="22"/>
+          <w:szCs w:val="22"/>
+        </w:rPr>
+      </w:pPr>
+      <w:proofErr w:type="spellStart"/>
+      <w:proofErr w:type="gramStart"/>
+      <w:r>
+        <w:rPr>
+          <w:rFonts w:ascii="Arial" w:hAnsi="Arial" w:cs="Arial"/>
+          <w:color w:val="000000"/>
+          <w:sz w:val="22"/>
+          <w:szCs w:val="22"/>
+        </w:rPr>
+        <w:t>utworzHarmonogramCzynnosci</w:t>
+      </w:r>
+      <w:proofErr w:type="spellEnd"/>
+      <w:r>
+        <w:rPr>
+          <w:rFonts w:ascii="Arial" w:hAnsi="Arial" w:cs="Arial"/>
+          <w:color w:val="000000"/>
+          <w:sz w:val="22"/>
+          <w:szCs w:val="22"/>
+        </w:rPr>
+        <w:t>(</w:t>
+      </w:r>
+      <w:proofErr w:type="gramEnd"/>
+      <w:r>
+        <w:rPr>
+          <w:rFonts w:ascii="Arial" w:hAnsi="Arial" w:cs="Arial"/>
+          <w:color w:val="000000"/>
+          <w:sz w:val="22"/>
+          <w:szCs w:val="22"/>
+        </w:rPr>
+        <w:t xml:space="preserve">c: Chomik): </w:t>
+      </w:r>
+      <w:proofErr w:type="spellStart"/>
+      <w:r>
+        <w:rPr>
+          <w:rFonts w:ascii="Arial" w:hAnsi="Arial" w:cs="Arial"/>
+          <w:color w:val="000000"/>
+          <w:sz w:val="22"/>
+          <w:szCs w:val="22"/>
+        </w:rPr>
+        <w:t>void</w:t>
+      </w:r>
+      <w:proofErr w:type="spellEnd"/>
+      <w:r>
+        <w:rPr>
+          <w:rFonts w:ascii="Arial" w:hAnsi="Arial" w:cs="Arial"/>
+          <w:color w:val="000000"/>
+          <w:sz w:val="22"/>
+          <w:szCs w:val="22"/>
+        </w:rPr>
+        <w:t xml:space="preserve"> - Planowanie zabiegów medycznych.</w:t>
+      </w:r>
+    </w:p>
+    <w:p>
+      <w:pPr>
+        <w:pStyle w:val="NormalnyWeb"/>
+        <w:numPr>
+          <w:ilvl w:val="0"/>
+          <w:numId w:val="30"/>
+        </w:numPr>
+        <w:spacing w:before="0" w:beforeAutospacing="0" w:after="240" w:afterAutospacing="0"/>
+        <w:ind w:left="1440"/>
+        <w:textAlignment w:val="baseline"/>
+        <w:rPr>
+          <w:rFonts w:ascii="Arial" w:hAnsi="Arial" w:cs="Arial"/>
+          <w:color w:val="000000"/>
+          <w:sz w:val="22"/>
+          <w:szCs w:val="22"/>
+        </w:rPr>
+      </w:pPr>
+      <w:proofErr w:type="spellStart"/>
+      <w:proofErr w:type="gramStart"/>
+      <w:r>
+        <w:rPr>
+          <w:rFonts w:ascii="Arial" w:hAnsi="Arial" w:cs="Arial"/>
+          <w:color w:val="000000"/>
+          <w:sz w:val="22"/>
+          <w:szCs w:val="22"/>
+        </w:rPr>
+        <w:t>wystawProtokolLeczenia</w:t>
+      </w:r>
+      <w:proofErr w:type="spellEnd"/>
+      <w:r>
+        <w:rPr>
+          <w:rFonts w:ascii="Arial" w:hAnsi="Arial" w:cs="Arial"/>
+          <w:color w:val="000000"/>
+          <w:sz w:val="22"/>
+          <w:szCs w:val="22"/>
+        </w:rPr>
+        <w:t>(</w:t>
+      </w:r>
+      <w:proofErr w:type="gramEnd"/>
+      <w:r>
+        <w:rPr>
+          <w:rFonts w:ascii="Arial" w:hAnsi="Arial" w:cs="Arial"/>
+          <w:color w:val="000000"/>
+          <w:sz w:val="22"/>
+          <w:szCs w:val="22"/>
+        </w:rPr>
+        <w:t xml:space="preserve">c: Chomik): </w:t>
+      </w:r>
+      <w:proofErr w:type="spellStart"/>
+      <w:r>
+        <w:rPr>
+          <w:rFonts w:ascii="Arial" w:hAnsi="Arial" w:cs="Arial"/>
+          <w:color w:val="000000"/>
+          <w:sz w:val="22"/>
+          <w:szCs w:val="22"/>
+        </w:rPr>
+        <w:t>void</w:t>
+      </w:r>
+      <w:proofErr w:type="spellEnd"/>
+      <w:r>
+        <w:rPr>
+          <w:rFonts w:ascii="Arial" w:hAnsi="Arial" w:cs="Arial"/>
+          <w:color w:val="000000"/>
+          <w:sz w:val="22"/>
+          <w:szCs w:val="22"/>
+        </w:rPr>
+        <w:t xml:space="preserve"> - Dokumentowanie wyników leczenia.</w:t>
+      </w:r>
+    </w:p>
+    <w:p>
+      <w:pPr>
+        <w:pStyle w:val="NormalnyWeb"/>
+        <w:spacing w:before="240" w:beforeAutospacing="0" w:after="240" w:afterAutospacing="0"/>
+        <w:rPr>
+          <w:color w:val="000000"/>
+        </w:rPr>
+      </w:pPr>
+      <w:r>
+        <w:rPr>
+          <w:rFonts w:ascii="Arial" w:hAnsi="Arial" w:cs="Arial"/>
+          <w:b/>
+          <w:bCs/>
+          <w:color w:val="000000"/>
+          <w:sz w:val="22"/>
+          <w:szCs w:val="22"/>
+        </w:rPr>
+        <w:t xml:space="preserve">16. </w:t>
+      </w:r>
+      <w:proofErr w:type="spellStart"/>
+      <w:r>
+        <w:rPr>
+          <w:rFonts w:ascii="Arial" w:hAnsi="Arial" w:cs="Arial"/>
+          <w:b/>
+          <w:bCs/>
+          <w:color w:val="000000"/>
+          <w:sz w:val="22"/>
+          <w:szCs w:val="22"/>
+        </w:rPr>
+        <w:t>WniosekLeasingowy</w:t>
+      </w:r>
+      <w:proofErr w:type="spellEnd"/>
+    </w:p>
+    <w:p>
+      <w:pPr>
+        <w:pStyle w:val="NormalnyWeb"/>
+        <w:spacing w:before="240" w:beforeAutospacing="0" w:after="240" w:afterAutospacing="0"/>
+        <w:rPr>
+          <w:color w:val="000000"/>
+        </w:rPr>
+      </w:pPr>
+      <w:r>
+        <w:rPr>
+          <w:rFonts w:ascii="Arial" w:hAnsi="Arial" w:cs="Arial"/>
+          <w:b/>
+          <w:bCs/>
+          <w:color w:val="000000"/>
+          <w:sz w:val="22"/>
+          <w:szCs w:val="22"/>
+        </w:rPr>
+        <w:t>Opis:</w:t>
+      </w:r>
+      <w:r>
+        <w:rPr>
+          <w:rFonts w:ascii="Arial" w:hAnsi="Arial" w:cs="Arial"/>
+          <w:color w:val="000000"/>
+          <w:sz w:val="22"/>
+          <w:szCs w:val="22"/>
+        </w:rPr>
+        <w:t xml:space="preserve"> Dokumentacja procesu wypożyczenia chomika przez klienta.</w:t>
+      </w:r>
+    </w:p>
+    <w:p>
+      <w:pPr>
+        <w:pStyle w:val="NormalnyWeb"/>
+        <w:spacing w:before="240" w:beforeAutospacing="0" w:after="240" w:afterAutospacing="0"/>
+        <w:ind w:firstLine="720"/>
+        <w:rPr>
+          <w:color w:val="000000"/>
+        </w:rPr>
+      </w:pPr>
+      <w:r>
+        <w:rPr>
+          <w:rFonts w:ascii="Arial" w:hAnsi="Arial" w:cs="Arial"/>
+          <w:b/>
+          <w:bCs/>
+          <w:color w:val="000000"/>
+          <w:sz w:val="22"/>
+          <w:szCs w:val="22"/>
+        </w:rPr>
+        <w:t>Atrybuty:</w:t>
+      </w:r>
+    </w:p>
+    <w:p>
+      <w:pPr>
+        <w:pStyle w:val="NormalnyWeb"/>
+        <w:numPr>
+          <w:ilvl w:val="0"/>
+          <w:numId w:val="31"/>
+        </w:numPr>
+        <w:spacing w:before="240" w:beforeAutospacing="0" w:after="0" w:afterAutospacing="0"/>
+        <w:ind w:left="1440"/>
+        <w:textAlignment w:val="baseline"/>
+        <w:rPr>
+          <w:rFonts w:ascii="Arial" w:hAnsi="Arial" w:cs="Arial"/>
+          <w:color w:val="000000"/>
+          <w:sz w:val="22"/>
+          <w:szCs w:val="22"/>
+        </w:rPr>
+      </w:pPr>
+      <w:r>
+        <w:rPr>
+          <w:rFonts w:ascii="Arial" w:hAnsi="Arial" w:cs="Arial"/>
+          <w:color w:val="000000"/>
+          <w:sz w:val="22"/>
+          <w:szCs w:val="22"/>
+        </w:rPr>
+        <w:t xml:space="preserve"> id: </w:t>
+      </w:r>
+      <w:proofErr w:type="spellStart"/>
+      <w:r>
+        <w:rPr>
+          <w:rFonts w:ascii="Arial" w:hAnsi="Arial" w:cs="Arial"/>
+          <w:color w:val="000000"/>
+          <w:sz w:val="22"/>
+          <w:szCs w:val="22"/>
+        </w:rPr>
+        <w:t>int</w:t>
+      </w:r>
+      <w:proofErr w:type="spellEnd"/>
+    </w:p>
+    <w:p>
+      <w:pPr>
+        <w:pStyle w:val="NormalnyWeb"/>
+        <w:numPr>
+          <w:ilvl w:val="0"/>
+          <w:numId w:val="31"/>
+        </w:numPr>
+        <w:spacing w:before="0" w:beforeAutospacing="0" w:after="0" w:afterAutospacing="0"/>
+        <w:ind w:left="1440"/>
+        <w:textAlignment w:val="baseline"/>
+        <w:rPr>
+          <w:rFonts w:ascii="Arial" w:hAnsi="Arial" w:cs="Arial"/>
+          <w:color w:val="000000"/>
+          <w:sz w:val="22"/>
+          <w:szCs w:val="22"/>
+        </w:rPr>
+      </w:pPr>
+      <w:proofErr w:type="spellStart"/>
+      <w:r>
+        <w:rPr>
+          <w:rFonts w:ascii="Arial" w:hAnsi="Arial" w:cs="Arial"/>
+          <w:color w:val="000000"/>
+          <w:sz w:val="22"/>
+          <w:szCs w:val="22"/>
+        </w:rPr>
+        <w:t>dataZlozenia</w:t>
+      </w:r>
+      <w:proofErr w:type="spellEnd"/>
+      <w:r>
+        <w:rPr>
+          <w:rFonts w:ascii="Arial" w:hAnsi="Arial" w:cs="Arial"/>
+          <w:color w:val="000000"/>
+          <w:sz w:val="22"/>
+          <w:szCs w:val="22"/>
+        </w:rPr>
+        <w:t xml:space="preserve">: </w:t>
+      </w:r>
+      <w:proofErr w:type="spellStart"/>
+      <w:r>
+        <w:rPr>
+          <w:rFonts w:ascii="Arial" w:hAnsi="Arial" w:cs="Arial"/>
+          <w:color w:val="000000"/>
+          <w:sz w:val="22"/>
+          <w:szCs w:val="22"/>
+        </w:rPr>
+        <w:t>Date</w:t>
+      </w:r>
+      <w:proofErr w:type="spellEnd"/>
+    </w:p>
+    <w:p>
+      <w:pPr>
+        <w:pStyle w:val="NormalnyWeb"/>
+        <w:numPr>
+          <w:ilvl w:val="0"/>
+          <w:numId w:val="31"/>
+        </w:numPr>
+        <w:spacing w:before="0" w:beforeAutospacing="0" w:after="0" w:afterAutospacing="0"/>
+        <w:ind w:left="1440"/>
+        <w:textAlignment w:val="baseline"/>
+        <w:rPr>
+          <w:rFonts w:ascii="Arial" w:hAnsi="Arial" w:cs="Arial"/>
+          <w:color w:val="000000"/>
+          <w:sz w:val="22"/>
+          <w:szCs w:val="22"/>
+        </w:rPr>
+      </w:pPr>
+      <w:proofErr w:type="spellStart"/>
+      <w:r>
+        <w:rPr>
+          <w:rFonts w:ascii="Arial" w:hAnsi="Arial" w:cs="Arial"/>
+          <w:color w:val="000000"/>
+          <w:sz w:val="22"/>
+          <w:szCs w:val="22"/>
+        </w:rPr>
+        <w:t>dataRozpoczecia</w:t>
+      </w:r>
+      <w:proofErr w:type="spellEnd"/>
+      <w:r>
+        <w:rPr>
+          <w:rFonts w:ascii="Arial" w:hAnsi="Arial" w:cs="Arial"/>
+          <w:color w:val="000000"/>
+          <w:sz w:val="22"/>
+          <w:szCs w:val="22"/>
+        </w:rPr>
+        <w:t xml:space="preserve">: </w:t>
+      </w:r>
+      <w:proofErr w:type="spellStart"/>
+      <w:r>
+        <w:rPr>
+          <w:rFonts w:ascii="Arial" w:hAnsi="Arial" w:cs="Arial"/>
+          <w:color w:val="000000"/>
+          <w:sz w:val="22"/>
+          <w:szCs w:val="22"/>
+        </w:rPr>
+        <w:t>Date</w:t>
+      </w:r>
+      <w:proofErr w:type="spellEnd"/>
+    </w:p>
+    <w:p>
+      <w:pPr>
+        <w:pStyle w:val="NormalnyWeb"/>
+        <w:numPr>
+          <w:ilvl w:val="0"/>
+          <w:numId w:val="31"/>
+        </w:numPr>
+        <w:spacing w:before="0" w:beforeAutospacing="0" w:after="0" w:afterAutospacing="0"/>
+        <w:ind w:left="1440"/>
+        <w:textAlignment w:val="baseline"/>
+        <w:rPr>
+          <w:rFonts w:ascii="Arial" w:hAnsi="Arial" w:cs="Arial"/>
+          <w:color w:val="000000"/>
+          <w:sz w:val="22"/>
+          <w:szCs w:val="22"/>
+        </w:rPr>
+      </w:pPr>
+      <w:proofErr w:type="spellStart"/>
+      <w:r>
+        <w:rPr>
+          <w:rFonts w:ascii="Arial" w:hAnsi="Arial" w:cs="Arial"/>
+          <w:color w:val="000000"/>
+          <w:sz w:val="22"/>
+          <w:szCs w:val="22"/>
+        </w:rPr>
+        <w:t>dataZakonczenia</w:t>
+      </w:r>
+      <w:proofErr w:type="spellEnd"/>
+      <w:r>
+        <w:rPr>
+          <w:rFonts w:ascii="Arial" w:hAnsi="Arial" w:cs="Arial"/>
+          <w:color w:val="000000"/>
+          <w:sz w:val="22"/>
+          <w:szCs w:val="22"/>
+        </w:rPr>
+        <w:t xml:space="preserve">: </w:t>
+      </w:r>
+      <w:proofErr w:type="spellStart"/>
+      <w:r>
+        <w:rPr>
+          <w:rFonts w:ascii="Arial" w:hAnsi="Arial" w:cs="Arial"/>
+          <w:color w:val="000000"/>
+          <w:sz w:val="22"/>
+          <w:szCs w:val="22"/>
+        </w:rPr>
+        <w:t>Date</w:t>
+      </w:r>
+      <w:proofErr w:type="spellEnd"/>
+    </w:p>
+    <w:p>
+      <w:pPr>
+        <w:pStyle w:val="NormalnyWeb"/>
+        <w:numPr>
+          <w:ilvl w:val="0"/>
+          <w:numId w:val="31"/>
+        </w:numPr>
+        <w:spacing w:before="0" w:beforeAutospacing="0" w:after="0" w:afterAutospacing="0"/>
+        <w:ind w:left="1440"/>
+        <w:textAlignment w:val="baseline"/>
+        <w:rPr>
+          <w:rFonts w:ascii="Arial" w:hAnsi="Arial" w:cs="Arial"/>
+          <w:color w:val="000000"/>
+          <w:sz w:val="22"/>
+          <w:szCs w:val="22"/>
+        </w:rPr>
+      </w:pPr>
+      <w:r>
+        <w:rPr>
+          <w:rFonts w:ascii="Arial" w:hAnsi="Arial" w:cs="Arial"/>
+          <w:color w:val="000000"/>
+          <w:sz w:val="22"/>
+          <w:szCs w:val="22"/>
+        </w:rPr>
+        <w:t>status: String</w:t>
+      </w:r>
+    </w:p>
+    <w:p>
+      <w:pPr>
+        <w:pStyle w:val="NormalnyWeb"/>
+        <w:numPr>
+          <w:ilvl w:val="0"/>
+          <w:numId w:val="31"/>
+        </w:numPr>
+        <w:spacing w:before="0" w:beforeAutospacing="0" w:after="0" w:afterAutospacing="0"/>
+        <w:ind w:left="1440"/>
+        <w:textAlignment w:val="baseline"/>
+        <w:rPr>
+          <w:rFonts w:ascii="Arial" w:hAnsi="Arial" w:cs="Arial"/>
+          <w:color w:val="000000"/>
+          <w:sz w:val="22"/>
+          <w:szCs w:val="22"/>
+        </w:rPr>
+      </w:pPr>
+      <w:r>
+        <w:rPr>
+          <w:rFonts w:ascii="Arial" w:hAnsi="Arial" w:cs="Arial"/>
+          <w:color w:val="000000"/>
+          <w:sz w:val="22"/>
+          <w:szCs w:val="22"/>
+        </w:rPr>
+        <w:t xml:space="preserve">koszt: </w:t>
+      </w:r>
+      <w:proofErr w:type="spellStart"/>
+      <w:r>
+        <w:rPr>
+          <w:rFonts w:ascii="Arial" w:hAnsi="Arial" w:cs="Arial"/>
+          <w:color w:val="000000"/>
+          <w:sz w:val="22"/>
+          <w:szCs w:val="22"/>
+        </w:rPr>
+        <w:t>float</w:t>
+      </w:r>
+      <w:proofErr w:type="spellEnd"/>
+    </w:p>
+    <w:p>
+      <w:pPr>
+        <w:pStyle w:val="NormalnyWeb"/>
+        <w:numPr>
+          <w:ilvl w:val="0"/>
+          <w:numId w:val="31"/>
+        </w:numPr>
+        <w:spacing w:before="0" w:beforeAutospacing="0" w:after="0" w:afterAutospacing="0"/>
+        <w:ind w:left="1440"/>
+        <w:textAlignment w:val="baseline"/>
+        <w:rPr>
+          <w:rFonts w:ascii="Arial" w:hAnsi="Arial" w:cs="Arial"/>
+          <w:color w:val="000000"/>
+          <w:sz w:val="22"/>
+          <w:szCs w:val="22"/>
+        </w:rPr>
+      </w:pPr>
+      <w:r>
+        <w:rPr>
+          <w:rFonts w:ascii="Arial" w:hAnsi="Arial" w:cs="Arial"/>
+          <w:color w:val="000000"/>
+          <w:sz w:val="22"/>
+          <w:szCs w:val="22"/>
+        </w:rPr>
+        <w:t>klient: klient</w:t>
+      </w:r>
+    </w:p>
+    <w:p>
+      <w:pPr>
+        <w:pStyle w:val="NormalnyWeb"/>
+        <w:numPr>
+          <w:ilvl w:val="0"/>
+          <w:numId w:val="31"/>
+        </w:numPr>
+        <w:spacing w:before="0" w:beforeAutospacing="0" w:after="0" w:afterAutospacing="0"/>
+        <w:ind w:left="1440"/>
+        <w:textAlignment w:val="baseline"/>
+        <w:rPr>
+          <w:rFonts w:ascii="Arial" w:hAnsi="Arial" w:cs="Arial"/>
+          <w:color w:val="000000"/>
+          <w:sz w:val="22"/>
+          <w:szCs w:val="22"/>
+        </w:rPr>
+      </w:pPr>
+      <w:r>
+        <w:rPr>
+          <w:rFonts w:ascii="Arial" w:hAnsi="Arial" w:cs="Arial"/>
+          <w:color w:val="000000"/>
+          <w:sz w:val="22"/>
+          <w:szCs w:val="22"/>
+        </w:rPr>
+        <w:t>chomik: Chomik</w:t>
+      </w:r>
+    </w:p>
+    <w:p>
+      <w:pPr>
+        <w:pStyle w:val="NormalnyWeb"/>
+        <w:numPr>
+          <w:ilvl w:val="0"/>
+          <w:numId w:val="31"/>
+        </w:numPr>
+        <w:spacing w:before="0" w:beforeAutospacing="0" w:after="240" w:afterAutospacing="0"/>
+        <w:ind w:left="1440"/>
+        <w:textAlignment w:val="baseline"/>
+        <w:rPr>
+          <w:rFonts w:ascii="Arial" w:hAnsi="Arial" w:cs="Arial"/>
+          <w:color w:val="000000"/>
+          <w:sz w:val="22"/>
+          <w:szCs w:val="22"/>
+        </w:rPr>
+      </w:pPr>
+      <w:r>
+        <w:rPr>
+          <w:rFonts w:ascii="Arial" w:hAnsi="Arial" w:cs="Arial"/>
+          <w:color w:val="000000"/>
+          <w:sz w:val="22"/>
+          <w:szCs w:val="22"/>
+        </w:rPr>
+        <w:t>reklamacja: Reklamacja</w:t>
+      </w:r>
+    </w:p>
+    <w:p>
+      <w:pPr>
+        <w:pStyle w:val="NormalnyWeb"/>
+        <w:spacing w:before="240" w:beforeAutospacing="0" w:after="240" w:afterAutospacing="0"/>
+        <w:ind w:firstLine="720"/>
+        <w:rPr>
+          <w:color w:val="000000"/>
+        </w:rPr>
+      </w:pPr>
+      <w:proofErr w:type="spellStart"/>
+      <w:proofErr w:type="gramStart"/>
+      <w:r>
+        <w:rPr>
+          <w:rFonts w:ascii="Arial" w:hAnsi="Arial" w:cs="Arial"/>
+          <w:b/>
+          <w:bCs/>
+          <w:color w:val="000000"/>
+          <w:sz w:val="22"/>
+          <w:szCs w:val="22"/>
+        </w:rPr>
+        <w:t>Metody:rekalmacja</w:t>
+      </w:r>
+      <w:proofErr w:type="spellEnd"/>
+      <w:proofErr w:type="gramEnd"/>
+      <w:r>
+        <w:rPr>
+          <w:rFonts w:ascii="Arial" w:hAnsi="Arial" w:cs="Arial"/>
+          <w:b/>
+          <w:bCs/>
+          <w:color w:val="000000"/>
+          <w:sz w:val="22"/>
+          <w:szCs w:val="22"/>
+        </w:rPr>
+        <w:t>: Reklamacja</w:t>
+      </w:r>
+    </w:p>
+    <w:p>
+      <w:pPr>
+        <w:pStyle w:val="NormalnyWeb"/>
+        <w:numPr>
+          <w:ilvl w:val="0"/>
+          <w:numId w:val="32"/>
+        </w:numPr>
+        <w:spacing w:before="240" w:beforeAutospacing="0" w:after="0" w:afterAutospacing="0"/>
+        <w:ind w:left="1440"/>
+        <w:textAlignment w:val="baseline"/>
+        <w:rPr>
+          <w:rFonts w:ascii="Arial" w:hAnsi="Arial" w:cs="Arial"/>
+          <w:color w:val="000000"/>
+          <w:sz w:val="22"/>
+          <w:szCs w:val="22"/>
+        </w:rPr>
+      </w:pPr>
+      <w:proofErr w:type="spellStart"/>
+      <w:proofErr w:type="gramStart"/>
+      <w:r>
+        <w:rPr>
+          <w:rFonts w:ascii="Arial" w:hAnsi="Arial" w:cs="Arial"/>
+          <w:color w:val="000000"/>
+          <w:sz w:val="22"/>
+          <w:szCs w:val="22"/>
+        </w:rPr>
+        <w:t>zmienStatus</w:t>
+      </w:r>
+      <w:proofErr w:type="spellEnd"/>
+      <w:r>
+        <w:rPr>
+          <w:rFonts w:ascii="Arial" w:hAnsi="Arial" w:cs="Arial"/>
+          <w:color w:val="000000"/>
+          <w:sz w:val="22"/>
+          <w:szCs w:val="22"/>
+        </w:rPr>
+        <w:t>(</w:t>
+      </w:r>
+      <w:proofErr w:type="spellStart"/>
+      <w:proofErr w:type="gramEnd"/>
+      <w:r>
+        <w:rPr>
+          <w:rFonts w:ascii="Arial" w:hAnsi="Arial" w:cs="Arial"/>
+          <w:color w:val="000000"/>
+          <w:sz w:val="22"/>
+          <w:szCs w:val="22"/>
+        </w:rPr>
+        <w:t>nowyStatus</w:t>
+      </w:r>
+      <w:proofErr w:type="spellEnd"/>
+      <w:r>
+        <w:rPr>
+          <w:rFonts w:ascii="Arial" w:hAnsi="Arial" w:cs="Arial"/>
+          <w:color w:val="000000"/>
+          <w:sz w:val="22"/>
+          <w:szCs w:val="22"/>
+        </w:rPr>
+        <w:t xml:space="preserve">: </w:t>
+      </w:r>
+      <w:proofErr w:type="spellStart"/>
+      <w:r>
+        <w:rPr>
+          <w:rFonts w:ascii="Arial" w:hAnsi="Arial" w:cs="Arial"/>
+          <w:color w:val="000000"/>
+          <w:sz w:val="22"/>
+          <w:szCs w:val="22"/>
+        </w:rPr>
+        <w:t>Striong</w:t>
+      </w:r>
+      <w:proofErr w:type="spellEnd"/>
+      <w:r>
+        <w:rPr>
+          <w:rFonts w:ascii="Arial" w:hAnsi="Arial" w:cs="Arial"/>
+          <w:color w:val="000000"/>
+          <w:sz w:val="22"/>
+          <w:szCs w:val="22"/>
+        </w:rPr>
+        <w:t xml:space="preserve">): </w:t>
+      </w:r>
+      <w:proofErr w:type="spellStart"/>
+      <w:r>
+        <w:rPr>
+          <w:rFonts w:ascii="Arial" w:hAnsi="Arial" w:cs="Arial"/>
+          <w:color w:val="000000"/>
+          <w:sz w:val="22"/>
+          <w:szCs w:val="22"/>
+        </w:rPr>
+        <w:t>void</w:t>
+      </w:r>
+      <w:proofErr w:type="spellEnd"/>
+      <w:r>
+        <w:rPr>
+          <w:rFonts w:ascii="Arial" w:hAnsi="Arial" w:cs="Arial"/>
+          <w:color w:val="000000"/>
+          <w:sz w:val="22"/>
+          <w:szCs w:val="22"/>
+        </w:rPr>
+        <w:t>): - Aktualizacja etapu wniosku (np. z "oczekujący" na "zaakceptowany").</w:t>
+      </w:r>
+    </w:p>
+    <w:p>
+      <w:pPr>
+        <w:pStyle w:val="NormalnyWeb"/>
+        <w:numPr>
+          <w:ilvl w:val="0"/>
+          <w:numId w:val="32"/>
+        </w:numPr>
+        <w:spacing w:before="0" w:beforeAutospacing="0" w:after="240" w:afterAutospacing="0"/>
+        <w:ind w:left="1440"/>
+        <w:textAlignment w:val="baseline"/>
+        <w:rPr>
+          <w:rFonts w:ascii="Arial" w:hAnsi="Arial" w:cs="Arial"/>
+          <w:color w:val="000000"/>
+          <w:sz w:val="22"/>
+          <w:szCs w:val="22"/>
+        </w:rPr>
+      </w:pPr>
+      <w:proofErr w:type="spellStart"/>
+      <w:proofErr w:type="gramStart"/>
+      <w:r>
+        <w:rPr>
+          <w:rFonts w:ascii="Arial" w:hAnsi="Arial" w:cs="Arial"/>
+          <w:color w:val="000000"/>
+          <w:sz w:val="22"/>
+          <w:szCs w:val="22"/>
+        </w:rPr>
+        <w:t>obliczKoszt</w:t>
+      </w:r>
+      <w:proofErr w:type="spellEnd"/>
+      <w:r>
+        <w:rPr>
+          <w:rFonts w:ascii="Arial" w:hAnsi="Arial" w:cs="Arial"/>
+          <w:color w:val="000000"/>
+          <w:sz w:val="22"/>
+          <w:szCs w:val="22"/>
+        </w:rPr>
+        <w:t>(</w:t>
+      </w:r>
+      <w:proofErr w:type="gramEnd"/>
+      <w:r>
+        <w:rPr>
+          <w:rFonts w:ascii="Arial" w:hAnsi="Arial" w:cs="Arial"/>
+          <w:color w:val="000000"/>
+          <w:sz w:val="22"/>
+          <w:szCs w:val="22"/>
+        </w:rPr>
+        <w:t xml:space="preserve">): </w:t>
+      </w:r>
+      <w:proofErr w:type="spellStart"/>
+      <w:r>
+        <w:rPr>
+          <w:rFonts w:ascii="Arial" w:hAnsi="Arial" w:cs="Arial"/>
+          <w:color w:val="000000"/>
+          <w:sz w:val="22"/>
+          <w:szCs w:val="22"/>
+        </w:rPr>
+        <w:t>float</w:t>
+      </w:r>
+      <w:proofErr w:type="spellEnd"/>
+    </w:p>
+    <w:p>
+      <w:pPr>
+        <w:pStyle w:val="NormalnyWeb"/>
+        <w:spacing w:before="240" w:beforeAutospacing="0" w:after="240" w:afterAutospacing="0"/>
+        <w:rPr>
+          <w:color w:val="000000"/>
+        </w:rPr>
+      </w:pPr>
+      <w:r>
+        <w:rPr>
+          <w:rFonts w:ascii="Arial" w:hAnsi="Arial" w:cs="Arial"/>
+          <w:b/>
+          <w:bCs/>
+          <w:color w:val="000000"/>
+          <w:sz w:val="22"/>
+          <w:szCs w:val="22"/>
+        </w:rPr>
+        <w:t>17. Wystawa</w:t>
+      </w:r>
+    </w:p>
+    <w:p>
+      <w:pPr>
+        <w:pStyle w:val="NormalnyWeb"/>
+        <w:spacing w:before="240" w:beforeAutospacing="0" w:after="240" w:afterAutospacing="0"/>
+        <w:rPr>
+          <w:color w:val="000000"/>
+        </w:rPr>
+      </w:pPr>
+      <w:r>
+        <w:rPr>
+          <w:rFonts w:ascii="Arial" w:hAnsi="Arial" w:cs="Arial"/>
+          <w:b/>
+          <w:bCs/>
+          <w:color w:val="000000"/>
+          <w:sz w:val="22"/>
+          <w:szCs w:val="22"/>
+        </w:rPr>
+        <w:t xml:space="preserve">Opis: </w:t>
+      </w:r>
+      <w:r>
+        <w:rPr>
+          <w:rFonts w:ascii="Arial" w:hAnsi="Arial" w:cs="Arial"/>
+          <w:color w:val="000000"/>
+          <w:sz w:val="22"/>
+          <w:szCs w:val="22"/>
+        </w:rPr>
+        <w:t>Reprezentuje wydarzenie zewnętrzne, w którym biorą udział chomiki.</w:t>
+      </w:r>
+    </w:p>
+    <w:p>
+      <w:pPr>
+        <w:pStyle w:val="NormalnyWeb"/>
+        <w:spacing w:before="240" w:beforeAutospacing="0" w:after="240" w:afterAutospacing="0"/>
+        <w:ind w:left="720"/>
+        <w:rPr>
+          <w:color w:val="000000"/>
+        </w:rPr>
+      </w:pPr>
+      <w:r>
+        <w:rPr>
+          <w:rFonts w:ascii="Arial" w:hAnsi="Arial" w:cs="Arial"/>
+          <w:b/>
+          <w:bCs/>
+          <w:color w:val="000000"/>
+          <w:sz w:val="22"/>
+          <w:szCs w:val="22"/>
+        </w:rPr>
+        <w:t>Atrybuty:</w:t>
+      </w:r>
+    </w:p>
+    <w:p>
+      <w:pPr>
+        <w:pStyle w:val="NormalnyWeb"/>
+        <w:numPr>
+          <w:ilvl w:val="0"/>
+          <w:numId w:val="33"/>
+        </w:numPr>
+        <w:spacing w:before="240" w:beforeAutospacing="0" w:after="0" w:afterAutospacing="0"/>
+        <w:ind w:left="1440"/>
+        <w:textAlignment w:val="baseline"/>
+        <w:rPr>
+          <w:rFonts w:ascii="Arial" w:hAnsi="Arial" w:cs="Arial"/>
+          <w:color w:val="000000"/>
+          <w:sz w:val="22"/>
+          <w:szCs w:val="22"/>
+        </w:rPr>
+      </w:pPr>
+      <w:r>
+        <w:rPr>
+          <w:rFonts w:ascii="Arial" w:hAnsi="Arial" w:cs="Arial"/>
+          <w:color w:val="000000"/>
+          <w:sz w:val="22"/>
+          <w:szCs w:val="22"/>
+        </w:rPr>
+        <w:lastRenderedPageBreak/>
+        <w:t xml:space="preserve"> id: </w:t>
+      </w:r>
+      <w:proofErr w:type="spellStart"/>
+      <w:r>
+        <w:rPr>
+          <w:rFonts w:ascii="Arial" w:hAnsi="Arial" w:cs="Arial"/>
+          <w:color w:val="000000"/>
+          <w:sz w:val="22"/>
+          <w:szCs w:val="22"/>
+        </w:rPr>
+        <w:t>int</w:t>
+      </w:r>
+      <w:proofErr w:type="spellEnd"/>
+    </w:p>
+    <w:p>
+      <w:pPr>
+        <w:pStyle w:val="NormalnyWeb"/>
+        <w:numPr>
+          <w:ilvl w:val="0"/>
+          <w:numId w:val="33"/>
+        </w:numPr>
+        <w:spacing w:before="0" w:beforeAutospacing="0" w:after="0" w:afterAutospacing="0"/>
+        <w:ind w:left="1440"/>
+        <w:textAlignment w:val="baseline"/>
+        <w:rPr>
+          <w:rFonts w:ascii="Arial" w:hAnsi="Arial" w:cs="Arial"/>
+          <w:color w:val="000000"/>
+          <w:sz w:val="22"/>
+          <w:szCs w:val="22"/>
+        </w:rPr>
+      </w:pPr>
+      <w:r>
+        <w:rPr>
+          <w:rFonts w:ascii="Arial" w:hAnsi="Arial" w:cs="Arial"/>
+          <w:color w:val="000000"/>
+          <w:sz w:val="22"/>
+          <w:szCs w:val="22"/>
+        </w:rPr>
+        <w:t>nazwa: String</w:t>
+      </w:r>
+    </w:p>
+    <w:p>
+      <w:pPr>
+        <w:pStyle w:val="NormalnyWeb"/>
+        <w:numPr>
+          <w:ilvl w:val="0"/>
+          <w:numId w:val="33"/>
+        </w:numPr>
+        <w:spacing w:before="0" w:beforeAutospacing="0" w:after="0" w:afterAutospacing="0"/>
+        <w:ind w:left="1440"/>
+        <w:textAlignment w:val="baseline"/>
+        <w:rPr>
+          <w:rFonts w:ascii="Arial" w:hAnsi="Arial" w:cs="Arial"/>
+          <w:color w:val="000000"/>
+          <w:sz w:val="22"/>
+          <w:szCs w:val="22"/>
+        </w:rPr>
+      </w:pPr>
+      <w:proofErr w:type="spellStart"/>
+      <w:r>
+        <w:rPr>
+          <w:rFonts w:ascii="Arial" w:hAnsi="Arial" w:cs="Arial"/>
+          <w:color w:val="000000"/>
+          <w:sz w:val="22"/>
+          <w:szCs w:val="22"/>
+        </w:rPr>
+        <w:t>dataWystawy</w:t>
+      </w:r>
+      <w:proofErr w:type="spellEnd"/>
+      <w:r>
+        <w:rPr>
+          <w:rFonts w:ascii="Arial" w:hAnsi="Arial" w:cs="Arial"/>
+          <w:color w:val="000000"/>
+          <w:sz w:val="22"/>
+          <w:szCs w:val="22"/>
+        </w:rPr>
+        <w:t xml:space="preserve">: </w:t>
+      </w:r>
+      <w:proofErr w:type="spellStart"/>
+      <w:r>
+        <w:rPr>
+          <w:rFonts w:ascii="Arial" w:hAnsi="Arial" w:cs="Arial"/>
+          <w:color w:val="000000"/>
+          <w:sz w:val="22"/>
+          <w:szCs w:val="22"/>
+        </w:rPr>
+        <w:t>Date</w:t>
+      </w:r>
+      <w:proofErr w:type="spellEnd"/>
+    </w:p>
+    <w:p>
+      <w:pPr>
+        <w:pStyle w:val="NormalnyWeb"/>
+        <w:numPr>
+          <w:ilvl w:val="0"/>
+          <w:numId w:val="33"/>
+        </w:numPr>
+        <w:spacing w:before="0" w:beforeAutospacing="0" w:after="240" w:afterAutospacing="0"/>
+        <w:ind w:left="1440"/>
+        <w:textAlignment w:val="baseline"/>
+        <w:rPr>
+          <w:rFonts w:ascii="Arial" w:hAnsi="Arial" w:cs="Arial"/>
+          <w:color w:val="000000"/>
+          <w:sz w:val="22"/>
+          <w:szCs w:val="22"/>
+        </w:rPr>
+      </w:pPr>
+      <w:r>
+        <w:rPr>
+          <w:rFonts w:ascii="Arial" w:hAnsi="Arial" w:cs="Arial"/>
+          <w:color w:val="000000"/>
+          <w:sz w:val="22"/>
+          <w:szCs w:val="22"/>
+        </w:rPr>
+        <w:t>miejsce: String</w:t>
+      </w:r>
+    </w:p>
+    <w:p>
+      <w:pPr>
+        <w:pStyle w:val="NormalnyWeb"/>
+        <w:spacing w:before="240" w:beforeAutospacing="0" w:after="240" w:afterAutospacing="0"/>
+        <w:rPr>
+          <w:color w:val="000000"/>
+        </w:rPr>
+      </w:pPr>
+      <w:r>
+        <w:rPr>
+          <w:rFonts w:ascii="Arial" w:hAnsi="Arial" w:cs="Arial"/>
+          <w:b/>
+          <w:bCs/>
+          <w:color w:val="000000"/>
+          <w:sz w:val="22"/>
+          <w:szCs w:val="22"/>
+        </w:rPr>
+        <w:t xml:space="preserve">18. </w:t>
+      </w:r>
+      <w:proofErr w:type="spellStart"/>
+      <w:r>
+        <w:rPr>
+          <w:rFonts w:ascii="Arial" w:hAnsi="Arial" w:cs="Arial"/>
+          <w:b/>
+          <w:bCs/>
+          <w:color w:val="000000"/>
+          <w:sz w:val="22"/>
+          <w:szCs w:val="22"/>
+        </w:rPr>
+        <w:t>ZgloszenieWystawowe</w:t>
+      </w:r>
+      <w:proofErr w:type="spellEnd"/>
+    </w:p>
+    <w:p>
+      <w:pPr>
+        <w:pStyle w:val="NormalnyWeb"/>
+        <w:spacing w:before="240" w:beforeAutospacing="0" w:after="240" w:afterAutospacing="0"/>
+        <w:rPr>
+          <w:color w:val="000000"/>
+        </w:rPr>
+      </w:pPr>
+      <w:r>
+        <w:rPr>
+          <w:rFonts w:ascii="Arial" w:hAnsi="Arial" w:cs="Arial"/>
+          <w:b/>
+          <w:bCs/>
+          <w:color w:val="000000"/>
+          <w:sz w:val="22"/>
+          <w:szCs w:val="22"/>
+        </w:rPr>
+        <w:t>Opis:</w:t>
+      </w:r>
+      <w:r>
+        <w:rPr>
+          <w:rFonts w:ascii="Arial" w:hAnsi="Arial" w:cs="Arial"/>
+          <w:color w:val="000000"/>
+          <w:sz w:val="22"/>
+          <w:szCs w:val="22"/>
+        </w:rPr>
+        <w:t xml:space="preserve"> Powiązanie konkretnego chomika z konkretną wystawą, przechowujące wynik.</w:t>
+      </w:r>
+    </w:p>
+    <w:p>
+      <w:pPr>
+        <w:pStyle w:val="NormalnyWeb"/>
+        <w:spacing w:before="240" w:beforeAutospacing="0" w:after="240" w:afterAutospacing="0"/>
+        <w:ind w:firstLine="720"/>
+        <w:rPr>
+          <w:color w:val="000000"/>
+        </w:rPr>
+      </w:pPr>
+      <w:r>
+        <w:rPr>
+          <w:rFonts w:ascii="Arial" w:hAnsi="Arial" w:cs="Arial"/>
+          <w:b/>
+          <w:bCs/>
+          <w:color w:val="000000"/>
+          <w:sz w:val="22"/>
+          <w:szCs w:val="22"/>
+        </w:rPr>
+        <w:t>Atrybuty:</w:t>
+      </w:r>
+      <w:r>
+        <w:rPr>
+          <w:rFonts w:ascii="Arial" w:hAnsi="Arial" w:cs="Arial"/>
+          <w:color w:val="000000"/>
+          <w:sz w:val="22"/>
+          <w:szCs w:val="22"/>
+        </w:rPr>
+        <w:t> </w:t>
+      </w:r>
+    </w:p>
+    <w:p>
+      <w:pPr>
+        <w:pStyle w:val="NormalnyWeb"/>
+        <w:numPr>
+          <w:ilvl w:val="0"/>
+          <w:numId w:val="34"/>
+        </w:numPr>
+        <w:spacing w:before="240" w:beforeAutospacing="0" w:after="0" w:afterAutospacing="0"/>
+        <w:ind w:left="1440"/>
+        <w:textAlignment w:val="baseline"/>
+        <w:rPr>
+          <w:rFonts w:ascii="Arial" w:hAnsi="Arial" w:cs="Arial"/>
+          <w:color w:val="000000"/>
+          <w:sz w:val="22"/>
+          <w:szCs w:val="22"/>
+        </w:rPr>
+      </w:pPr>
+      <w:r>
+        <w:rPr>
+          <w:rFonts w:ascii="Arial" w:hAnsi="Arial" w:cs="Arial"/>
+          <w:color w:val="000000"/>
+          <w:sz w:val="22"/>
+          <w:szCs w:val="22"/>
+        </w:rPr>
+        <w:t xml:space="preserve">id: </w:t>
+      </w:r>
+      <w:proofErr w:type="spellStart"/>
+      <w:r>
+        <w:rPr>
+          <w:rFonts w:ascii="Arial" w:hAnsi="Arial" w:cs="Arial"/>
+          <w:color w:val="000000"/>
+          <w:sz w:val="22"/>
+          <w:szCs w:val="22"/>
+        </w:rPr>
+        <w:t>int</w:t>
+      </w:r>
+      <w:proofErr w:type="spellEnd"/>
+    </w:p>
+    <w:p>
+      <w:pPr>
+        <w:pStyle w:val="NormalnyWeb"/>
+        <w:numPr>
+          <w:ilvl w:val="0"/>
+          <w:numId w:val="34"/>
+        </w:numPr>
+        <w:spacing w:before="0" w:beforeAutospacing="0" w:after="0" w:afterAutospacing="0"/>
+        <w:ind w:left="1440"/>
+        <w:textAlignment w:val="baseline"/>
+        <w:rPr>
+          <w:rFonts w:ascii="Arial" w:hAnsi="Arial" w:cs="Arial"/>
+          <w:color w:val="000000"/>
+          <w:sz w:val="22"/>
+          <w:szCs w:val="22"/>
+        </w:rPr>
+      </w:pPr>
+      <w:proofErr w:type="spellStart"/>
+      <w:r>
+        <w:rPr>
+          <w:rFonts w:ascii="Arial" w:hAnsi="Arial" w:cs="Arial"/>
+          <w:color w:val="000000"/>
+          <w:sz w:val="22"/>
+          <w:szCs w:val="22"/>
+        </w:rPr>
+        <w:t>zajeteMiejsce</w:t>
+      </w:r>
+      <w:proofErr w:type="spellEnd"/>
+      <w:r>
+        <w:rPr>
+          <w:rFonts w:ascii="Arial" w:hAnsi="Arial" w:cs="Arial"/>
+          <w:color w:val="000000"/>
+          <w:sz w:val="22"/>
+          <w:szCs w:val="22"/>
+        </w:rPr>
+        <w:t xml:space="preserve">: </w:t>
+      </w:r>
+      <w:proofErr w:type="spellStart"/>
+      <w:r>
+        <w:rPr>
+          <w:rFonts w:ascii="Arial" w:hAnsi="Arial" w:cs="Arial"/>
+          <w:color w:val="000000"/>
+          <w:sz w:val="22"/>
+          <w:szCs w:val="22"/>
+        </w:rPr>
+        <w:t>int</w:t>
+      </w:r>
+      <w:proofErr w:type="spellEnd"/>
+    </w:p>
+    <w:p>
+      <w:pPr>
+        <w:pStyle w:val="NormalnyWeb"/>
+        <w:numPr>
+          <w:ilvl w:val="0"/>
+          <w:numId w:val="34"/>
+        </w:numPr>
+        <w:spacing w:before="0" w:beforeAutospacing="0" w:after="0" w:afterAutospacing="0"/>
+        <w:ind w:left="1440"/>
+        <w:textAlignment w:val="baseline"/>
+        <w:rPr>
+          <w:rFonts w:ascii="Arial" w:hAnsi="Arial" w:cs="Arial"/>
+          <w:color w:val="000000"/>
+          <w:sz w:val="22"/>
+          <w:szCs w:val="22"/>
+        </w:rPr>
+      </w:pPr>
+      <w:r>
+        <w:rPr>
+          <w:rFonts w:ascii="Arial" w:hAnsi="Arial" w:cs="Arial"/>
+          <w:color w:val="000000"/>
+          <w:sz w:val="22"/>
+          <w:szCs w:val="22"/>
+        </w:rPr>
+        <w:t>chomik: Chomik</w:t>
+      </w:r>
+    </w:p>
+    <w:p>
+      <w:pPr>
+        <w:pStyle w:val="NormalnyWeb"/>
+        <w:numPr>
+          <w:ilvl w:val="0"/>
+          <w:numId w:val="34"/>
+        </w:numPr>
+        <w:spacing w:before="0" w:beforeAutospacing="0" w:after="240" w:afterAutospacing="0"/>
+        <w:ind w:left="1440"/>
+        <w:textAlignment w:val="baseline"/>
+        <w:rPr>
+          <w:rFonts w:ascii="Arial" w:hAnsi="Arial" w:cs="Arial"/>
+          <w:color w:val="000000"/>
+          <w:sz w:val="22"/>
+          <w:szCs w:val="22"/>
+        </w:rPr>
+      </w:pPr>
+      <w:r>
+        <w:rPr>
+          <w:rFonts w:ascii="Arial" w:hAnsi="Arial" w:cs="Arial"/>
+          <w:color w:val="000000"/>
+          <w:sz w:val="22"/>
+          <w:szCs w:val="22"/>
+        </w:rPr>
+        <w:t>wystawa: wystawa</w:t>
       </w:r>
     </w:p>
     <w:p/>
@@ -2087,6 +5307,155 @@
 <file path=word/numbering.xml><?xml version="1.0" encoding="utf-8"?>
 <w:numbering xmlns:wpc="http://schemas.microsoft.com/office/word/2010/wordprocessingCanvas" xmlns:cx="http://schemas.microsoft.com/office/drawing/2014/chartex" xmlns:cx1="http://schemas.microsoft.com/office/drawing/2015/9/8/chartex" xmlns:cx2="http://schemas.microsoft.com/office/drawing/2015/10/21/chartex" xmlns:cx3="http://schemas.microsoft.com/office/drawing/2016/5/9/chartex" xmlns:cx4="http://schemas.microsoft.com/office/drawing/2016/5/10/chartex" xmlns:cx5="http://schemas.microsoft.com/office/drawing/2016/5/11/chartex" xmlns:cx6="http://schemas.microsoft.com/office/drawing/2016/5/12/chartex" xmlns:cx7="http://schemas.microsoft.com/office/drawing/2016/5/13/chartex" xmlns:cx8="http://schemas.microsoft.com/office/drawing/2016/5/14/chartex" xmlns:mc="http://schemas.openxmlformats.org/markup-compatibility/2006" xmlns:aink="http://schemas.microsoft.com/office/drawing/2016/ink" xmlns:am3d="http://schemas.microsoft.com/office/drawing/2017/model3d" xmlns:o="urn:schemas-microsoft-com:office:office" xmlns:oel="http://schemas.microsoft.com/office/2019/extlst" xmlns:r="http://schemas.openxmlformats.org/officeDocument/2006/relationships" xmlns:m="http://schemas.openxmlformats.org/officeDocument/2006/math" xmlns:v="urn:schemas-microsoft-com:vml" xmlns:wp14="http://schemas.microsoft.com/office/word/2010/wordprocessingDrawing" xmlns:wp="http://schemas.openxmlformats.org/drawingml/2006/wordprocessingDrawing" xmlns:w10="urn:schemas-microsoft-com:office:word" xmlns:w="http://schemas.openxmlformats.org/wordprocessingml/2006/main" xmlns:w14="http://schemas.microsoft.com/office/word/2010/wordml" xmlns:w15="http://schemas.microsoft.com/office/word/2012/wordml" xmlns:w16cex="http://schemas.microsoft.com/office/word/2018/wordml/cex" xmlns:w16cid="http://schemas.microsoft.com/office/word/2016/wordml/cid" xmlns:w16="http://schemas.microsoft.com/office/word/2018/wordml" xmlns:w16du="http://schemas.microsoft.com/office/word/2023/wordml/word16du" xmlns:w16sdtdh="http://schemas.microsoft.com/office/word/2020/wordml/sdtdatahash" xmlns:w16sdtfl="http://schemas.microsoft.com/office/word/2024/wordml/sdtformatlock" xmlns:w16se="http://schemas.microsoft.com/office/word/2015/wordml/symex" xmlns:wpg="http://schemas.microsoft.com/office/word/2010/wordprocessingGroup" xmlns:wpi="http://schemas.microsoft.com/office/word/2010/wordprocessingInk" xmlns:wne="http://schemas.microsoft.com/office/word/2006/wordml" xmlns:wps="http://schemas.microsoft.com/office/word/2010/wordprocessingShape" mc:Ignorable="w14 w15 w16se w16cid w16 w16cex w16sdtdh w16sdtfl w16du wp14">
   <w:abstractNum w:abstractNumId="0" w15:restartNumberingAfterBreak="0">
+    <w:nsid w:val="050013A4"/>
+    <w:multiLevelType w:val="multilevel"/>
+    <w:tmpl w:val="692633E2"/>
+    <w:lvl w:ilvl="0">
+      <w:start w:val="1"/>
+      <w:numFmt w:val="bullet"/>
+      <w:lvlText w:val=""/>
+      <w:lvlJc w:val="left"/>
+      <w:pPr>
+        <w:tabs>
+          <w:tab w:val="num" w:pos="720"/>
+        </w:tabs>
+        <w:ind w:left="720" w:hanging="360"/>
+      </w:pPr>
+      <w:rPr>
+        <w:rFonts w:ascii="Symbol" w:hAnsi="Symbol" w:hint="default"/>
+        <w:sz w:val="20"/>
+      </w:rPr>
+    </w:lvl>
+    <w:lvl w:ilvl="1" w:tentative="1">
+      <w:start w:val="1"/>
+      <w:numFmt w:val="bullet"/>
+      <w:lvlText w:val="o"/>
+      <w:lvlJc w:val="left"/>
+      <w:pPr>
+        <w:tabs>
+          <w:tab w:val="num" w:pos="1440"/>
+        </w:tabs>
+        <w:ind w:left="1440" w:hanging="360"/>
+      </w:pPr>
+      <w:rPr>
+        <w:rFonts w:ascii="Courier New" w:hAnsi="Courier New" w:hint="default"/>
+        <w:sz w:val="20"/>
+      </w:rPr>
+    </w:lvl>
+    <w:lvl w:ilvl="2" w:tentative="1">
+      <w:start w:val="1"/>
+      <w:numFmt w:val="bullet"/>
+      <w:lvlText w:val=""/>
+      <w:lvlJc w:val="left"/>
+      <w:pPr>
+        <w:tabs>
+          <w:tab w:val="num" w:pos="2160"/>
+        </w:tabs>
+        <w:ind w:left="2160" w:hanging="360"/>
+      </w:pPr>
+      <w:rPr>
+        <w:rFonts w:ascii="Wingdings" w:hAnsi="Wingdings" w:hint="default"/>
+        <w:sz w:val="20"/>
+      </w:rPr>
+    </w:lvl>
+    <w:lvl w:ilvl="3" w:tentative="1">
+      <w:start w:val="1"/>
+      <w:numFmt w:val="bullet"/>
+      <w:lvlText w:val=""/>
+      <w:lvlJc w:val="left"/>
+      <w:pPr>
+        <w:tabs>
+          <w:tab w:val="num" w:pos="2880"/>
+        </w:tabs>
+        <w:ind w:left="2880" w:hanging="360"/>
+      </w:pPr>
+      <w:rPr>
+        <w:rFonts w:ascii="Wingdings" w:hAnsi="Wingdings" w:hint="default"/>
+        <w:sz w:val="20"/>
+      </w:rPr>
+    </w:lvl>
+    <w:lvl w:ilvl="4" w:tentative="1">
+      <w:start w:val="1"/>
+      <w:numFmt w:val="bullet"/>
+      <w:lvlText w:val=""/>
+      <w:lvlJc w:val="left"/>
+      <w:pPr>
+        <w:tabs>
+          <w:tab w:val="num" w:pos="3600"/>
+        </w:tabs>
+        <w:ind w:left="3600" w:hanging="360"/>
+      </w:pPr>
+      <w:rPr>
+        <w:rFonts w:ascii="Wingdings" w:hAnsi="Wingdings" w:hint="default"/>
+        <w:sz w:val="20"/>
+      </w:rPr>
+    </w:lvl>
+    <w:lvl w:ilvl="5" w:tentative="1">
+      <w:start w:val="1"/>
+      <w:numFmt w:val="bullet"/>
+      <w:lvlText w:val=""/>
+      <w:lvlJc w:val="left"/>
+      <w:pPr>
+        <w:tabs>
+          <w:tab w:val="num" w:pos="4320"/>
+        </w:tabs>
+        <w:ind w:left="4320" w:hanging="360"/>
+      </w:pPr>
+      <w:rPr>
+        <w:rFonts w:ascii="Wingdings" w:hAnsi="Wingdings" w:hint="default"/>
+        <w:sz w:val="20"/>
+      </w:rPr>
+    </w:lvl>
+    <w:lvl w:ilvl="6" w:tentative="1">
+      <w:start w:val="1"/>
+      <w:numFmt w:val="bullet"/>
+      <w:lvlText w:val=""/>
+      <w:lvlJc w:val="left"/>
+      <w:pPr>
+        <w:tabs>
+          <w:tab w:val="num" w:pos="5040"/>
+        </w:tabs>
+        <w:ind w:left="5040" w:hanging="360"/>
+      </w:pPr>
+      <w:rPr>
+        <w:rFonts w:ascii="Wingdings" w:hAnsi="Wingdings" w:hint="default"/>
+        <w:sz w:val="20"/>
+      </w:rPr>
+    </w:lvl>
+    <w:lvl w:ilvl="7" w:tentative="1">
+      <w:start w:val="1"/>
+      <w:numFmt w:val="bullet"/>
+      <w:lvlText w:val=""/>
+      <w:lvlJc w:val="left"/>
+      <w:pPr>
+        <w:tabs>
+          <w:tab w:val="num" w:pos="5760"/>
+        </w:tabs>
+        <w:ind w:left="5760" w:hanging="360"/>
+      </w:pPr>
+      <w:rPr>
+        <w:rFonts w:ascii="Wingdings" w:hAnsi="Wingdings" w:hint="default"/>
+        <w:sz w:val="20"/>
+      </w:rPr>
+    </w:lvl>
+    <w:lvl w:ilvl="8" w:tentative="1">
+      <w:start w:val="1"/>
+      <w:numFmt w:val="bullet"/>
+      <w:lvlText w:val=""/>
+      <w:lvlJc w:val="left"/>
+      <w:pPr>
+        <w:tabs>
+          <w:tab w:val="num" w:pos="6480"/>
+        </w:tabs>
+        <w:ind w:left="6480" w:hanging="360"/>
+      </w:pPr>
+      <w:rPr>
+        <w:rFonts w:ascii="Wingdings" w:hAnsi="Wingdings" w:hint="default"/>
+        <w:sz w:val="20"/>
+      </w:rPr>
+    </w:lvl>
+  </w:abstractNum>
+  <w:abstractNum w:abstractNumId="1" w15:restartNumberingAfterBreak="0">
     <w:nsid w:val="095B1E41"/>
     <w:multiLevelType w:val="multilevel"/>
     <w:tmpl w:val="91F4D05C"/>
@@ -2235,7 +5604,305 @@
       </w:rPr>
     </w:lvl>
   </w:abstractNum>
-  <w:abstractNum w:abstractNumId="1" w15:restartNumberingAfterBreak="0">
+  <w:abstractNum w:abstractNumId="2" w15:restartNumberingAfterBreak="0">
+    <w:nsid w:val="0C2C38DF"/>
+    <w:multiLevelType w:val="multilevel"/>
+    <w:tmpl w:val="19FE72DE"/>
+    <w:lvl w:ilvl="0">
+      <w:start w:val="1"/>
+      <w:numFmt w:val="bullet"/>
+      <w:lvlText w:val=""/>
+      <w:lvlJc w:val="left"/>
+      <w:pPr>
+        <w:tabs>
+          <w:tab w:val="num" w:pos="720"/>
+        </w:tabs>
+        <w:ind w:left="720" w:hanging="360"/>
+      </w:pPr>
+      <w:rPr>
+        <w:rFonts w:ascii="Symbol" w:hAnsi="Symbol" w:hint="default"/>
+        <w:sz w:val="20"/>
+      </w:rPr>
+    </w:lvl>
+    <w:lvl w:ilvl="1" w:tentative="1">
+      <w:start w:val="1"/>
+      <w:numFmt w:val="bullet"/>
+      <w:lvlText w:val="o"/>
+      <w:lvlJc w:val="left"/>
+      <w:pPr>
+        <w:tabs>
+          <w:tab w:val="num" w:pos="1440"/>
+        </w:tabs>
+        <w:ind w:left="1440" w:hanging="360"/>
+      </w:pPr>
+      <w:rPr>
+        <w:rFonts w:ascii="Courier New" w:hAnsi="Courier New" w:hint="default"/>
+        <w:sz w:val="20"/>
+      </w:rPr>
+    </w:lvl>
+    <w:lvl w:ilvl="2" w:tentative="1">
+      <w:start w:val="1"/>
+      <w:numFmt w:val="bullet"/>
+      <w:lvlText w:val=""/>
+      <w:lvlJc w:val="left"/>
+      <w:pPr>
+        <w:tabs>
+          <w:tab w:val="num" w:pos="2160"/>
+        </w:tabs>
+        <w:ind w:left="2160" w:hanging="360"/>
+      </w:pPr>
+      <w:rPr>
+        <w:rFonts w:ascii="Wingdings" w:hAnsi="Wingdings" w:hint="default"/>
+        <w:sz w:val="20"/>
+      </w:rPr>
+    </w:lvl>
+    <w:lvl w:ilvl="3" w:tentative="1">
+      <w:start w:val="1"/>
+      <w:numFmt w:val="bullet"/>
+      <w:lvlText w:val=""/>
+      <w:lvlJc w:val="left"/>
+      <w:pPr>
+        <w:tabs>
+          <w:tab w:val="num" w:pos="2880"/>
+        </w:tabs>
+        <w:ind w:left="2880" w:hanging="360"/>
+      </w:pPr>
+      <w:rPr>
+        <w:rFonts w:ascii="Wingdings" w:hAnsi="Wingdings" w:hint="default"/>
+        <w:sz w:val="20"/>
+      </w:rPr>
+    </w:lvl>
+    <w:lvl w:ilvl="4" w:tentative="1">
+      <w:start w:val="1"/>
+      <w:numFmt w:val="bullet"/>
+      <w:lvlText w:val=""/>
+      <w:lvlJc w:val="left"/>
+      <w:pPr>
+        <w:tabs>
+          <w:tab w:val="num" w:pos="3600"/>
+        </w:tabs>
+        <w:ind w:left="3600" w:hanging="360"/>
+      </w:pPr>
+      <w:rPr>
+        <w:rFonts w:ascii="Wingdings" w:hAnsi="Wingdings" w:hint="default"/>
+        <w:sz w:val="20"/>
+      </w:rPr>
+    </w:lvl>
+    <w:lvl w:ilvl="5" w:tentative="1">
+      <w:start w:val="1"/>
+      <w:numFmt w:val="bullet"/>
+      <w:lvlText w:val=""/>
+      <w:lvlJc w:val="left"/>
+      <w:pPr>
+        <w:tabs>
+          <w:tab w:val="num" w:pos="4320"/>
+        </w:tabs>
+        <w:ind w:left="4320" w:hanging="360"/>
+      </w:pPr>
+      <w:rPr>
+        <w:rFonts w:ascii="Wingdings" w:hAnsi="Wingdings" w:hint="default"/>
+        <w:sz w:val="20"/>
+      </w:rPr>
+    </w:lvl>
+    <w:lvl w:ilvl="6" w:tentative="1">
+      <w:start w:val="1"/>
+      <w:numFmt w:val="bullet"/>
+      <w:lvlText w:val=""/>
+      <w:lvlJc w:val="left"/>
+      <w:pPr>
+        <w:tabs>
+          <w:tab w:val="num" w:pos="5040"/>
+        </w:tabs>
+        <w:ind w:left="5040" w:hanging="360"/>
+      </w:pPr>
+      <w:rPr>
+        <w:rFonts w:ascii="Wingdings" w:hAnsi="Wingdings" w:hint="default"/>
+        <w:sz w:val="20"/>
+      </w:rPr>
+    </w:lvl>
+    <w:lvl w:ilvl="7" w:tentative="1">
+      <w:start w:val="1"/>
+      <w:numFmt w:val="bullet"/>
+      <w:lvlText w:val=""/>
+      <w:lvlJc w:val="left"/>
+      <w:pPr>
+        <w:tabs>
+          <w:tab w:val="num" w:pos="5760"/>
+        </w:tabs>
+        <w:ind w:left="5760" w:hanging="360"/>
+      </w:pPr>
+      <w:rPr>
+        <w:rFonts w:ascii="Wingdings" w:hAnsi="Wingdings" w:hint="default"/>
+        <w:sz w:val="20"/>
+      </w:rPr>
+    </w:lvl>
+    <w:lvl w:ilvl="8" w:tentative="1">
+      <w:start w:val="1"/>
+      <w:numFmt w:val="bullet"/>
+      <w:lvlText w:val=""/>
+      <w:lvlJc w:val="left"/>
+      <w:pPr>
+        <w:tabs>
+          <w:tab w:val="num" w:pos="6480"/>
+        </w:tabs>
+        <w:ind w:left="6480" w:hanging="360"/>
+      </w:pPr>
+      <w:rPr>
+        <w:rFonts w:ascii="Wingdings" w:hAnsi="Wingdings" w:hint="default"/>
+        <w:sz w:val="20"/>
+      </w:rPr>
+    </w:lvl>
+  </w:abstractNum>
+  <w:abstractNum w:abstractNumId="3" w15:restartNumberingAfterBreak="0">
+    <w:nsid w:val="0E1E3637"/>
+    <w:multiLevelType w:val="multilevel"/>
+    <w:tmpl w:val="1C065832"/>
+    <w:lvl w:ilvl="0">
+      <w:start w:val="1"/>
+      <w:numFmt w:val="bullet"/>
+      <w:lvlText w:val=""/>
+      <w:lvlJc w:val="left"/>
+      <w:pPr>
+        <w:tabs>
+          <w:tab w:val="num" w:pos="720"/>
+        </w:tabs>
+        <w:ind w:left="720" w:hanging="360"/>
+      </w:pPr>
+      <w:rPr>
+        <w:rFonts w:ascii="Symbol" w:hAnsi="Symbol" w:hint="default"/>
+        <w:sz w:val="20"/>
+      </w:rPr>
+    </w:lvl>
+    <w:lvl w:ilvl="1" w:tentative="1">
+      <w:start w:val="1"/>
+      <w:numFmt w:val="bullet"/>
+      <w:lvlText w:val="o"/>
+      <w:lvlJc w:val="left"/>
+      <w:pPr>
+        <w:tabs>
+          <w:tab w:val="num" w:pos="1440"/>
+        </w:tabs>
+        <w:ind w:left="1440" w:hanging="360"/>
+      </w:pPr>
+      <w:rPr>
+        <w:rFonts w:ascii="Courier New" w:hAnsi="Courier New" w:hint="default"/>
+        <w:sz w:val="20"/>
+      </w:rPr>
+    </w:lvl>
+    <w:lvl w:ilvl="2" w:tentative="1">
+      <w:start w:val="1"/>
+      <w:numFmt w:val="bullet"/>
+      <w:lvlText w:val=""/>
+      <w:lvlJc w:val="left"/>
+      <w:pPr>
+        <w:tabs>
+          <w:tab w:val="num" w:pos="2160"/>
+        </w:tabs>
+        <w:ind w:left="2160" w:hanging="360"/>
+      </w:pPr>
+      <w:rPr>
+        <w:rFonts w:ascii="Wingdings" w:hAnsi="Wingdings" w:hint="default"/>
+        <w:sz w:val="20"/>
+      </w:rPr>
+    </w:lvl>
+    <w:lvl w:ilvl="3" w:tentative="1">
+      <w:start w:val="1"/>
+      <w:numFmt w:val="bullet"/>
+      <w:lvlText w:val=""/>
+      <w:lvlJc w:val="left"/>
+      <w:pPr>
+        <w:tabs>
+          <w:tab w:val="num" w:pos="2880"/>
+        </w:tabs>
+        <w:ind w:left="2880" w:hanging="360"/>
+      </w:pPr>
+      <w:rPr>
+        <w:rFonts w:ascii="Wingdings" w:hAnsi="Wingdings" w:hint="default"/>
+        <w:sz w:val="20"/>
+      </w:rPr>
+    </w:lvl>
+    <w:lvl w:ilvl="4" w:tentative="1">
+      <w:start w:val="1"/>
+      <w:numFmt w:val="bullet"/>
+      <w:lvlText w:val=""/>
+      <w:lvlJc w:val="left"/>
+      <w:pPr>
+        <w:tabs>
+          <w:tab w:val="num" w:pos="3600"/>
+        </w:tabs>
+        <w:ind w:left="3600" w:hanging="360"/>
+      </w:pPr>
+      <w:rPr>
+        <w:rFonts w:ascii="Wingdings" w:hAnsi="Wingdings" w:hint="default"/>
+        <w:sz w:val="20"/>
+      </w:rPr>
+    </w:lvl>
+    <w:lvl w:ilvl="5" w:tentative="1">
+      <w:start w:val="1"/>
+      <w:numFmt w:val="bullet"/>
+      <w:lvlText w:val=""/>
+      <w:lvlJc w:val="left"/>
+      <w:pPr>
+        <w:tabs>
+          <w:tab w:val="num" w:pos="4320"/>
+        </w:tabs>
+        <w:ind w:left="4320" w:hanging="360"/>
+      </w:pPr>
+      <w:rPr>
+        <w:rFonts w:ascii="Wingdings" w:hAnsi="Wingdings" w:hint="default"/>
+        <w:sz w:val="20"/>
+      </w:rPr>
+    </w:lvl>
+    <w:lvl w:ilvl="6" w:tentative="1">
+      <w:start w:val="1"/>
+      <w:numFmt w:val="bullet"/>
+      <w:lvlText w:val=""/>
+      <w:lvlJc w:val="left"/>
+      <w:pPr>
+        <w:tabs>
+          <w:tab w:val="num" w:pos="5040"/>
+        </w:tabs>
+        <w:ind w:left="5040" w:hanging="360"/>
+      </w:pPr>
+      <w:rPr>
+        <w:rFonts w:ascii="Wingdings" w:hAnsi="Wingdings" w:hint="default"/>
+        <w:sz w:val="20"/>
+      </w:rPr>
+    </w:lvl>
+    <w:lvl w:ilvl="7" w:tentative="1">
+      <w:start w:val="1"/>
+      <w:numFmt w:val="bullet"/>
+      <w:lvlText w:val=""/>
+      <w:lvlJc w:val="left"/>
+      <w:pPr>
+        <w:tabs>
+          <w:tab w:val="num" w:pos="5760"/>
+        </w:tabs>
+        <w:ind w:left="5760" w:hanging="360"/>
+      </w:pPr>
+      <w:rPr>
+        <w:rFonts w:ascii="Wingdings" w:hAnsi="Wingdings" w:hint="default"/>
+        <w:sz w:val="20"/>
+      </w:rPr>
+    </w:lvl>
+    <w:lvl w:ilvl="8" w:tentative="1">
+      <w:start w:val="1"/>
+      <w:numFmt w:val="bullet"/>
+      <w:lvlText w:val=""/>
+      <w:lvlJc w:val="left"/>
+      <w:pPr>
+        <w:tabs>
+          <w:tab w:val="num" w:pos="6480"/>
+        </w:tabs>
+        <w:ind w:left="6480" w:hanging="360"/>
+      </w:pPr>
+      <w:rPr>
+        <w:rFonts w:ascii="Wingdings" w:hAnsi="Wingdings" w:hint="default"/>
+        <w:sz w:val="20"/>
+      </w:rPr>
+    </w:lvl>
+  </w:abstractNum>
+  <w:abstractNum w:abstractNumId="4" w15:restartNumberingAfterBreak="0">
     <w:nsid w:val="13682358"/>
     <w:multiLevelType w:val="multilevel"/>
     <w:tmpl w:val="59FC9552"/>
@@ -2384,7 +6051,7 @@
       </w:rPr>
     </w:lvl>
   </w:abstractNum>
-  <w:abstractNum w:abstractNumId="2" w15:restartNumberingAfterBreak="0">
+  <w:abstractNum w:abstractNumId="5" w15:restartNumberingAfterBreak="0">
     <w:nsid w:val="20453A1A"/>
     <w:multiLevelType w:val="multilevel"/>
     <w:tmpl w:val="4BE4F25E"/>
@@ -2533,7 +6200,7 @@
       </w:rPr>
     </w:lvl>
   </w:abstractNum>
-  <w:abstractNum w:abstractNumId="3" w15:restartNumberingAfterBreak="0">
+  <w:abstractNum w:abstractNumId="6" w15:restartNumberingAfterBreak="0">
     <w:nsid w:val="22A55D33"/>
     <w:multiLevelType w:val="multilevel"/>
     <w:tmpl w:val="550AE64C"/>
@@ -2682,7 +6349,7 @@
       </w:rPr>
     </w:lvl>
   </w:abstractNum>
-  <w:abstractNum w:abstractNumId="4" w15:restartNumberingAfterBreak="0">
+  <w:abstractNum w:abstractNumId="7" w15:restartNumberingAfterBreak="0">
     <w:nsid w:val="239A118B"/>
     <w:multiLevelType w:val="multilevel"/>
     <w:tmpl w:val="5562066E"/>
@@ -2831,7 +6498,156 @@
       </w:rPr>
     </w:lvl>
   </w:abstractNum>
-  <w:abstractNum w:abstractNumId="5" w15:restartNumberingAfterBreak="0">
+  <w:abstractNum w:abstractNumId="8" w15:restartNumberingAfterBreak="0">
+    <w:nsid w:val="27EF3B3B"/>
+    <w:multiLevelType w:val="multilevel"/>
+    <w:tmpl w:val="28A806E6"/>
+    <w:lvl w:ilvl="0">
+      <w:start w:val="1"/>
+      <w:numFmt w:val="bullet"/>
+      <w:lvlText w:val=""/>
+      <w:lvlJc w:val="left"/>
+      <w:pPr>
+        <w:tabs>
+          <w:tab w:val="num" w:pos="720"/>
+        </w:tabs>
+        <w:ind w:left="720" w:hanging="360"/>
+      </w:pPr>
+      <w:rPr>
+        <w:rFonts w:ascii="Symbol" w:hAnsi="Symbol" w:hint="default"/>
+        <w:sz w:val="20"/>
+      </w:rPr>
+    </w:lvl>
+    <w:lvl w:ilvl="1" w:tentative="1">
+      <w:start w:val="1"/>
+      <w:numFmt w:val="bullet"/>
+      <w:lvlText w:val="o"/>
+      <w:lvlJc w:val="left"/>
+      <w:pPr>
+        <w:tabs>
+          <w:tab w:val="num" w:pos="1440"/>
+        </w:tabs>
+        <w:ind w:left="1440" w:hanging="360"/>
+      </w:pPr>
+      <w:rPr>
+        <w:rFonts w:ascii="Courier New" w:hAnsi="Courier New" w:hint="default"/>
+        <w:sz w:val="20"/>
+      </w:rPr>
+    </w:lvl>
+    <w:lvl w:ilvl="2" w:tentative="1">
+      <w:start w:val="1"/>
+      <w:numFmt w:val="bullet"/>
+      <w:lvlText w:val=""/>
+      <w:lvlJc w:val="left"/>
+      <w:pPr>
+        <w:tabs>
+          <w:tab w:val="num" w:pos="2160"/>
+        </w:tabs>
+        <w:ind w:left="2160" w:hanging="360"/>
+      </w:pPr>
+      <w:rPr>
+        <w:rFonts w:ascii="Wingdings" w:hAnsi="Wingdings" w:hint="default"/>
+        <w:sz w:val="20"/>
+      </w:rPr>
+    </w:lvl>
+    <w:lvl w:ilvl="3" w:tentative="1">
+      <w:start w:val="1"/>
+      <w:numFmt w:val="bullet"/>
+      <w:lvlText w:val=""/>
+      <w:lvlJc w:val="left"/>
+      <w:pPr>
+        <w:tabs>
+          <w:tab w:val="num" w:pos="2880"/>
+        </w:tabs>
+        <w:ind w:left="2880" w:hanging="360"/>
+      </w:pPr>
+      <w:rPr>
+        <w:rFonts w:ascii="Wingdings" w:hAnsi="Wingdings" w:hint="default"/>
+        <w:sz w:val="20"/>
+      </w:rPr>
+    </w:lvl>
+    <w:lvl w:ilvl="4" w:tentative="1">
+      <w:start w:val="1"/>
+      <w:numFmt w:val="bullet"/>
+      <w:lvlText w:val=""/>
+      <w:lvlJc w:val="left"/>
+      <w:pPr>
+        <w:tabs>
+          <w:tab w:val="num" w:pos="3600"/>
+        </w:tabs>
+        <w:ind w:left="3600" w:hanging="360"/>
+      </w:pPr>
+      <w:rPr>
+        <w:rFonts w:ascii="Wingdings" w:hAnsi="Wingdings" w:hint="default"/>
+        <w:sz w:val="20"/>
+      </w:rPr>
+    </w:lvl>
+    <w:lvl w:ilvl="5" w:tentative="1">
+      <w:start w:val="1"/>
+      <w:numFmt w:val="bullet"/>
+      <w:lvlText w:val=""/>
+      <w:lvlJc w:val="left"/>
+      <w:pPr>
+        <w:tabs>
+          <w:tab w:val="num" w:pos="4320"/>
+        </w:tabs>
+        <w:ind w:left="4320" w:hanging="360"/>
+      </w:pPr>
+      <w:rPr>
+        <w:rFonts w:ascii="Wingdings" w:hAnsi="Wingdings" w:hint="default"/>
+        <w:sz w:val="20"/>
+      </w:rPr>
+    </w:lvl>
+    <w:lvl w:ilvl="6" w:tentative="1">
+      <w:start w:val="1"/>
+      <w:numFmt w:val="bullet"/>
+      <w:lvlText w:val=""/>
+      <w:lvlJc w:val="left"/>
+      <w:pPr>
+        <w:tabs>
+          <w:tab w:val="num" w:pos="5040"/>
+        </w:tabs>
+        <w:ind w:left="5040" w:hanging="360"/>
+      </w:pPr>
+      <w:rPr>
+        <w:rFonts w:ascii="Wingdings" w:hAnsi="Wingdings" w:hint="default"/>
+        <w:sz w:val="20"/>
+      </w:rPr>
+    </w:lvl>
+    <w:lvl w:ilvl="7" w:tentative="1">
+      <w:start w:val="1"/>
+      <w:numFmt w:val="bullet"/>
+      <w:lvlText w:val=""/>
+      <w:lvlJc w:val="left"/>
+      <w:pPr>
+        <w:tabs>
+          <w:tab w:val="num" w:pos="5760"/>
+        </w:tabs>
+        <w:ind w:left="5760" w:hanging="360"/>
+      </w:pPr>
+      <w:rPr>
+        <w:rFonts w:ascii="Wingdings" w:hAnsi="Wingdings" w:hint="default"/>
+        <w:sz w:val="20"/>
+      </w:rPr>
+    </w:lvl>
+    <w:lvl w:ilvl="8" w:tentative="1">
+      <w:start w:val="1"/>
+      <w:numFmt w:val="bullet"/>
+      <w:lvlText w:val=""/>
+      <w:lvlJc w:val="left"/>
+      <w:pPr>
+        <w:tabs>
+          <w:tab w:val="num" w:pos="6480"/>
+        </w:tabs>
+        <w:ind w:left="6480" w:hanging="360"/>
+      </w:pPr>
+      <w:rPr>
+        <w:rFonts w:ascii="Wingdings" w:hAnsi="Wingdings" w:hint="default"/>
+        <w:sz w:val="20"/>
+      </w:rPr>
+    </w:lvl>
+  </w:abstractNum>
+  <w:abstractNum w:abstractNumId="9" w15:restartNumberingAfterBreak="0">
     <w:nsid w:val="28A91E04"/>
     <w:multiLevelType w:val="multilevel"/>
     <w:tmpl w:val="54DA86F8"/>
@@ -2980,7 +6796,7 @@
       </w:rPr>
     </w:lvl>
   </w:abstractNum>
-  <w:abstractNum w:abstractNumId="6" w15:restartNumberingAfterBreak="0">
+  <w:abstractNum w:abstractNumId="10" w15:restartNumberingAfterBreak="0">
     <w:nsid w:val="2B07767E"/>
     <w:multiLevelType w:val="multilevel"/>
     <w:tmpl w:val="089A7C3E"/>
@@ -3129,7 +6945,305 @@
       </w:rPr>
     </w:lvl>
   </w:abstractNum>
-  <w:abstractNum w:abstractNumId="7" w15:restartNumberingAfterBreak="0">
+  <w:abstractNum w:abstractNumId="11" w15:restartNumberingAfterBreak="0">
+    <w:nsid w:val="2BD13E81"/>
+    <w:multiLevelType w:val="multilevel"/>
+    <w:tmpl w:val="3490F960"/>
+    <w:lvl w:ilvl="0">
+      <w:start w:val="1"/>
+      <w:numFmt w:val="bullet"/>
+      <w:lvlText w:val=""/>
+      <w:lvlJc w:val="left"/>
+      <w:pPr>
+        <w:tabs>
+          <w:tab w:val="num" w:pos="720"/>
+        </w:tabs>
+        <w:ind w:left="720" w:hanging="360"/>
+      </w:pPr>
+      <w:rPr>
+        <w:rFonts w:ascii="Symbol" w:hAnsi="Symbol" w:hint="default"/>
+        <w:sz w:val="20"/>
+      </w:rPr>
+    </w:lvl>
+    <w:lvl w:ilvl="1" w:tentative="1">
+      <w:start w:val="1"/>
+      <w:numFmt w:val="bullet"/>
+      <w:lvlText w:val="o"/>
+      <w:lvlJc w:val="left"/>
+      <w:pPr>
+        <w:tabs>
+          <w:tab w:val="num" w:pos="1440"/>
+        </w:tabs>
+        <w:ind w:left="1440" w:hanging="360"/>
+      </w:pPr>
+      <w:rPr>
+        <w:rFonts w:ascii="Courier New" w:hAnsi="Courier New" w:hint="default"/>
+        <w:sz w:val="20"/>
+      </w:rPr>
+    </w:lvl>
+    <w:lvl w:ilvl="2" w:tentative="1">
+      <w:start w:val="1"/>
+      <w:numFmt w:val="bullet"/>
+      <w:lvlText w:val=""/>
+      <w:lvlJc w:val="left"/>
+      <w:pPr>
+        <w:tabs>
+          <w:tab w:val="num" w:pos="2160"/>
+        </w:tabs>
+        <w:ind w:left="2160" w:hanging="360"/>
+      </w:pPr>
+      <w:rPr>
+        <w:rFonts w:ascii="Wingdings" w:hAnsi="Wingdings" w:hint="default"/>
+        <w:sz w:val="20"/>
+      </w:rPr>
+    </w:lvl>
+    <w:lvl w:ilvl="3" w:tentative="1">
+      <w:start w:val="1"/>
+      <w:numFmt w:val="bullet"/>
+      <w:lvlText w:val=""/>
+      <w:lvlJc w:val="left"/>
+      <w:pPr>
+        <w:tabs>
+          <w:tab w:val="num" w:pos="2880"/>
+        </w:tabs>
+        <w:ind w:left="2880" w:hanging="360"/>
+      </w:pPr>
+      <w:rPr>
+        <w:rFonts w:ascii="Wingdings" w:hAnsi="Wingdings" w:hint="default"/>
+        <w:sz w:val="20"/>
+      </w:rPr>
+    </w:lvl>
+    <w:lvl w:ilvl="4" w:tentative="1">
+      <w:start w:val="1"/>
+      <w:numFmt w:val="bullet"/>
+      <w:lvlText w:val=""/>
+      <w:lvlJc w:val="left"/>
+      <w:pPr>
+        <w:tabs>
+          <w:tab w:val="num" w:pos="3600"/>
+        </w:tabs>
+        <w:ind w:left="3600" w:hanging="360"/>
+      </w:pPr>
+      <w:rPr>
+        <w:rFonts w:ascii="Wingdings" w:hAnsi="Wingdings" w:hint="default"/>
+        <w:sz w:val="20"/>
+      </w:rPr>
+    </w:lvl>
+    <w:lvl w:ilvl="5" w:tentative="1">
+      <w:start w:val="1"/>
+      <w:numFmt w:val="bullet"/>
+      <w:lvlText w:val=""/>
+      <w:lvlJc w:val="left"/>
+      <w:pPr>
+        <w:tabs>
+          <w:tab w:val="num" w:pos="4320"/>
+        </w:tabs>
+        <w:ind w:left="4320" w:hanging="360"/>
+      </w:pPr>
+      <w:rPr>
+        <w:rFonts w:ascii="Wingdings" w:hAnsi="Wingdings" w:hint="default"/>
+        <w:sz w:val="20"/>
+      </w:rPr>
+    </w:lvl>
+    <w:lvl w:ilvl="6" w:tentative="1">
+      <w:start w:val="1"/>
+      <w:numFmt w:val="bullet"/>
+      <w:lvlText w:val=""/>
+      <w:lvlJc w:val="left"/>
+      <w:pPr>
+        <w:tabs>
+          <w:tab w:val="num" w:pos="5040"/>
+        </w:tabs>
+        <w:ind w:left="5040" w:hanging="360"/>
+      </w:pPr>
+      <w:rPr>
+        <w:rFonts w:ascii="Wingdings" w:hAnsi="Wingdings" w:hint="default"/>
+        <w:sz w:val="20"/>
+      </w:rPr>
+    </w:lvl>
+    <w:lvl w:ilvl="7" w:tentative="1">
+      <w:start w:val="1"/>
+      <w:numFmt w:val="bullet"/>
+      <w:lvlText w:val=""/>
+      <w:lvlJc w:val="left"/>
+      <w:pPr>
+        <w:tabs>
+          <w:tab w:val="num" w:pos="5760"/>
+        </w:tabs>
+        <w:ind w:left="5760" w:hanging="360"/>
+      </w:pPr>
+      <w:rPr>
+        <w:rFonts w:ascii="Wingdings" w:hAnsi="Wingdings" w:hint="default"/>
+        <w:sz w:val="20"/>
+      </w:rPr>
+    </w:lvl>
+    <w:lvl w:ilvl="8" w:tentative="1">
+      <w:start w:val="1"/>
+      <w:numFmt w:val="bullet"/>
+      <w:lvlText w:val=""/>
+      <w:lvlJc w:val="left"/>
+      <w:pPr>
+        <w:tabs>
+          <w:tab w:val="num" w:pos="6480"/>
+        </w:tabs>
+        <w:ind w:left="6480" w:hanging="360"/>
+      </w:pPr>
+      <w:rPr>
+        <w:rFonts w:ascii="Wingdings" w:hAnsi="Wingdings" w:hint="default"/>
+        <w:sz w:val="20"/>
+      </w:rPr>
+    </w:lvl>
+  </w:abstractNum>
+  <w:abstractNum w:abstractNumId="12" w15:restartNumberingAfterBreak="0">
+    <w:nsid w:val="33852386"/>
+    <w:multiLevelType w:val="multilevel"/>
+    <w:tmpl w:val="1674CB28"/>
+    <w:lvl w:ilvl="0">
+      <w:start w:val="1"/>
+      <w:numFmt w:val="bullet"/>
+      <w:lvlText w:val=""/>
+      <w:lvlJc w:val="left"/>
+      <w:pPr>
+        <w:tabs>
+          <w:tab w:val="num" w:pos="720"/>
+        </w:tabs>
+        <w:ind w:left="720" w:hanging="360"/>
+      </w:pPr>
+      <w:rPr>
+        <w:rFonts w:ascii="Symbol" w:hAnsi="Symbol" w:hint="default"/>
+        <w:sz w:val="20"/>
+      </w:rPr>
+    </w:lvl>
+    <w:lvl w:ilvl="1" w:tentative="1">
+      <w:start w:val="1"/>
+      <w:numFmt w:val="bullet"/>
+      <w:lvlText w:val="o"/>
+      <w:lvlJc w:val="left"/>
+      <w:pPr>
+        <w:tabs>
+          <w:tab w:val="num" w:pos="1440"/>
+        </w:tabs>
+        <w:ind w:left="1440" w:hanging="360"/>
+      </w:pPr>
+      <w:rPr>
+        <w:rFonts w:ascii="Courier New" w:hAnsi="Courier New" w:hint="default"/>
+        <w:sz w:val="20"/>
+      </w:rPr>
+    </w:lvl>
+    <w:lvl w:ilvl="2" w:tentative="1">
+      <w:start w:val="1"/>
+      <w:numFmt w:val="bullet"/>
+      <w:lvlText w:val=""/>
+      <w:lvlJc w:val="left"/>
+      <w:pPr>
+        <w:tabs>
+          <w:tab w:val="num" w:pos="2160"/>
+        </w:tabs>
+        <w:ind w:left="2160" w:hanging="360"/>
+      </w:pPr>
+      <w:rPr>
+        <w:rFonts w:ascii="Wingdings" w:hAnsi="Wingdings" w:hint="default"/>
+        <w:sz w:val="20"/>
+      </w:rPr>
+    </w:lvl>
+    <w:lvl w:ilvl="3" w:tentative="1">
+      <w:start w:val="1"/>
+      <w:numFmt w:val="bullet"/>
+      <w:lvlText w:val=""/>
+      <w:lvlJc w:val="left"/>
+      <w:pPr>
+        <w:tabs>
+          <w:tab w:val="num" w:pos="2880"/>
+        </w:tabs>
+        <w:ind w:left="2880" w:hanging="360"/>
+      </w:pPr>
+      <w:rPr>
+        <w:rFonts w:ascii="Wingdings" w:hAnsi="Wingdings" w:hint="default"/>
+        <w:sz w:val="20"/>
+      </w:rPr>
+    </w:lvl>
+    <w:lvl w:ilvl="4" w:tentative="1">
+      <w:start w:val="1"/>
+      <w:numFmt w:val="bullet"/>
+      <w:lvlText w:val=""/>
+      <w:lvlJc w:val="left"/>
+      <w:pPr>
+        <w:tabs>
+          <w:tab w:val="num" w:pos="3600"/>
+        </w:tabs>
+        <w:ind w:left="3600" w:hanging="360"/>
+      </w:pPr>
+      <w:rPr>
+        <w:rFonts w:ascii="Wingdings" w:hAnsi="Wingdings" w:hint="default"/>
+        <w:sz w:val="20"/>
+      </w:rPr>
+    </w:lvl>
+    <w:lvl w:ilvl="5" w:tentative="1">
+      <w:start w:val="1"/>
+      <w:numFmt w:val="bullet"/>
+      <w:lvlText w:val=""/>
+      <w:lvlJc w:val="left"/>
+      <w:pPr>
+        <w:tabs>
+          <w:tab w:val="num" w:pos="4320"/>
+        </w:tabs>
+        <w:ind w:left="4320" w:hanging="360"/>
+      </w:pPr>
+      <w:rPr>
+        <w:rFonts w:ascii="Wingdings" w:hAnsi="Wingdings" w:hint="default"/>
+        <w:sz w:val="20"/>
+      </w:rPr>
+    </w:lvl>
+    <w:lvl w:ilvl="6" w:tentative="1">
+      <w:start w:val="1"/>
+      <w:numFmt w:val="bullet"/>
+      <w:lvlText w:val=""/>
+      <w:lvlJc w:val="left"/>
+      <w:pPr>
+        <w:tabs>
+          <w:tab w:val="num" w:pos="5040"/>
+        </w:tabs>
+        <w:ind w:left="5040" w:hanging="360"/>
+      </w:pPr>
+      <w:rPr>
+        <w:rFonts w:ascii="Wingdings" w:hAnsi="Wingdings" w:hint="default"/>
+        <w:sz w:val="20"/>
+      </w:rPr>
+    </w:lvl>
+    <w:lvl w:ilvl="7" w:tentative="1">
+      <w:start w:val="1"/>
+      <w:numFmt w:val="bullet"/>
+      <w:lvlText w:val=""/>
+      <w:lvlJc w:val="left"/>
+      <w:pPr>
+        <w:tabs>
+          <w:tab w:val="num" w:pos="5760"/>
+        </w:tabs>
+        <w:ind w:left="5760" w:hanging="360"/>
+      </w:pPr>
+      <w:rPr>
+        <w:rFonts w:ascii="Wingdings" w:hAnsi="Wingdings" w:hint="default"/>
+        <w:sz w:val="20"/>
+      </w:rPr>
+    </w:lvl>
+    <w:lvl w:ilvl="8" w:tentative="1">
+      <w:start w:val="1"/>
+      <w:numFmt w:val="bullet"/>
+      <w:lvlText w:val=""/>
+      <w:lvlJc w:val="left"/>
+      <w:pPr>
+        <w:tabs>
+          <w:tab w:val="num" w:pos="6480"/>
+        </w:tabs>
+        <w:ind w:left="6480" w:hanging="360"/>
+      </w:pPr>
+      <w:rPr>
+        <w:rFonts w:ascii="Wingdings" w:hAnsi="Wingdings" w:hint="default"/>
+        <w:sz w:val="20"/>
+      </w:rPr>
+    </w:lvl>
+  </w:abstractNum>
+  <w:abstractNum w:abstractNumId="13" w15:restartNumberingAfterBreak="0">
     <w:nsid w:val="34D33B16"/>
     <w:multiLevelType w:val="multilevel"/>
     <w:tmpl w:val="101A15D4"/>
@@ -3278,7 +7392,305 @@
       </w:rPr>
     </w:lvl>
   </w:abstractNum>
-  <w:abstractNum w:abstractNumId="8" w15:restartNumberingAfterBreak="0">
+  <w:abstractNum w:abstractNumId="14" w15:restartNumberingAfterBreak="0">
+    <w:nsid w:val="363126E2"/>
+    <w:multiLevelType w:val="multilevel"/>
+    <w:tmpl w:val="AA1CA6D6"/>
+    <w:lvl w:ilvl="0">
+      <w:start w:val="1"/>
+      <w:numFmt w:val="bullet"/>
+      <w:lvlText w:val=""/>
+      <w:lvlJc w:val="left"/>
+      <w:pPr>
+        <w:tabs>
+          <w:tab w:val="num" w:pos="720"/>
+        </w:tabs>
+        <w:ind w:left="720" w:hanging="360"/>
+      </w:pPr>
+      <w:rPr>
+        <w:rFonts w:ascii="Symbol" w:hAnsi="Symbol" w:hint="default"/>
+        <w:sz w:val="20"/>
+      </w:rPr>
+    </w:lvl>
+    <w:lvl w:ilvl="1" w:tentative="1">
+      <w:start w:val="1"/>
+      <w:numFmt w:val="bullet"/>
+      <w:lvlText w:val="o"/>
+      <w:lvlJc w:val="left"/>
+      <w:pPr>
+        <w:tabs>
+          <w:tab w:val="num" w:pos="1440"/>
+        </w:tabs>
+        <w:ind w:left="1440" w:hanging="360"/>
+      </w:pPr>
+      <w:rPr>
+        <w:rFonts w:ascii="Courier New" w:hAnsi="Courier New" w:hint="default"/>
+        <w:sz w:val="20"/>
+      </w:rPr>
+    </w:lvl>
+    <w:lvl w:ilvl="2" w:tentative="1">
+      <w:start w:val="1"/>
+      <w:numFmt w:val="bullet"/>
+      <w:lvlText w:val=""/>
+      <w:lvlJc w:val="left"/>
+      <w:pPr>
+        <w:tabs>
+          <w:tab w:val="num" w:pos="2160"/>
+        </w:tabs>
+        <w:ind w:left="2160" w:hanging="360"/>
+      </w:pPr>
+      <w:rPr>
+        <w:rFonts w:ascii="Wingdings" w:hAnsi="Wingdings" w:hint="default"/>
+        <w:sz w:val="20"/>
+      </w:rPr>
+    </w:lvl>
+    <w:lvl w:ilvl="3" w:tentative="1">
+      <w:start w:val="1"/>
+      <w:numFmt w:val="bullet"/>
+      <w:lvlText w:val=""/>
+      <w:lvlJc w:val="left"/>
+      <w:pPr>
+        <w:tabs>
+          <w:tab w:val="num" w:pos="2880"/>
+        </w:tabs>
+        <w:ind w:left="2880" w:hanging="360"/>
+      </w:pPr>
+      <w:rPr>
+        <w:rFonts w:ascii="Wingdings" w:hAnsi="Wingdings" w:hint="default"/>
+        <w:sz w:val="20"/>
+      </w:rPr>
+    </w:lvl>
+    <w:lvl w:ilvl="4" w:tentative="1">
+      <w:start w:val="1"/>
+      <w:numFmt w:val="bullet"/>
+      <w:lvlText w:val=""/>
+      <w:lvlJc w:val="left"/>
+      <w:pPr>
+        <w:tabs>
+          <w:tab w:val="num" w:pos="3600"/>
+        </w:tabs>
+        <w:ind w:left="3600" w:hanging="360"/>
+      </w:pPr>
+      <w:rPr>
+        <w:rFonts w:ascii="Wingdings" w:hAnsi="Wingdings" w:hint="default"/>
+        <w:sz w:val="20"/>
+      </w:rPr>
+    </w:lvl>
+    <w:lvl w:ilvl="5" w:tentative="1">
+      <w:start w:val="1"/>
+      <w:numFmt w:val="bullet"/>
+      <w:lvlText w:val=""/>
+      <w:lvlJc w:val="left"/>
+      <w:pPr>
+        <w:tabs>
+          <w:tab w:val="num" w:pos="4320"/>
+        </w:tabs>
+        <w:ind w:left="4320" w:hanging="360"/>
+      </w:pPr>
+      <w:rPr>
+        <w:rFonts w:ascii="Wingdings" w:hAnsi="Wingdings" w:hint="default"/>
+        <w:sz w:val="20"/>
+      </w:rPr>
+    </w:lvl>
+    <w:lvl w:ilvl="6" w:tentative="1">
+      <w:start w:val="1"/>
+      <w:numFmt w:val="bullet"/>
+      <w:lvlText w:val=""/>
+      <w:lvlJc w:val="left"/>
+      <w:pPr>
+        <w:tabs>
+          <w:tab w:val="num" w:pos="5040"/>
+        </w:tabs>
+        <w:ind w:left="5040" w:hanging="360"/>
+      </w:pPr>
+      <w:rPr>
+        <w:rFonts w:ascii="Wingdings" w:hAnsi="Wingdings" w:hint="default"/>
+        <w:sz w:val="20"/>
+      </w:rPr>
+    </w:lvl>
+    <w:lvl w:ilvl="7" w:tentative="1">
+      <w:start w:val="1"/>
+      <w:numFmt w:val="bullet"/>
+      <w:lvlText w:val=""/>
+      <w:lvlJc w:val="left"/>
+      <w:pPr>
+        <w:tabs>
+          <w:tab w:val="num" w:pos="5760"/>
+        </w:tabs>
+        <w:ind w:left="5760" w:hanging="360"/>
+      </w:pPr>
+      <w:rPr>
+        <w:rFonts w:ascii="Wingdings" w:hAnsi="Wingdings" w:hint="default"/>
+        <w:sz w:val="20"/>
+      </w:rPr>
+    </w:lvl>
+    <w:lvl w:ilvl="8" w:tentative="1">
+      <w:start w:val="1"/>
+      <w:numFmt w:val="bullet"/>
+      <w:lvlText w:val=""/>
+      <w:lvlJc w:val="left"/>
+      <w:pPr>
+        <w:tabs>
+          <w:tab w:val="num" w:pos="6480"/>
+        </w:tabs>
+        <w:ind w:left="6480" w:hanging="360"/>
+      </w:pPr>
+      <w:rPr>
+        <w:rFonts w:ascii="Wingdings" w:hAnsi="Wingdings" w:hint="default"/>
+        <w:sz w:val="20"/>
+      </w:rPr>
+    </w:lvl>
+  </w:abstractNum>
+  <w:abstractNum w:abstractNumId="15" w15:restartNumberingAfterBreak="0">
+    <w:nsid w:val="3814136B"/>
+    <w:multiLevelType w:val="multilevel"/>
+    <w:tmpl w:val="2A8214FC"/>
+    <w:lvl w:ilvl="0">
+      <w:start w:val="1"/>
+      <w:numFmt w:val="bullet"/>
+      <w:lvlText w:val=""/>
+      <w:lvlJc w:val="left"/>
+      <w:pPr>
+        <w:tabs>
+          <w:tab w:val="num" w:pos="720"/>
+        </w:tabs>
+        <w:ind w:left="720" w:hanging="360"/>
+      </w:pPr>
+      <w:rPr>
+        <w:rFonts w:ascii="Symbol" w:hAnsi="Symbol" w:hint="default"/>
+        <w:sz w:val="20"/>
+      </w:rPr>
+    </w:lvl>
+    <w:lvl w:ilvl="1" w:tentative="1">
+      <w:start w:val="1"/>
+      <w:numFmt w:val="bullet"/>
+      <w:lvlText w:val="o"/>
+      <w:lvlJc w:val="left"/>
+      <w:pPr>
+        <w:tabs>
+          <w:tab w:val="num" w:pos="1440"/>
+        </w:tabs>
+        <w:ind w:left="1440" w:hanging="360"/>
+      </w:pPr>
+      <w:rPr>
+        <w:rFonts w:ascii="Courier New" w:hAnsi="Courier New" w:hint="default"/>
+        <w:sz w:val="20"/>
+      </w:rPr>
+    </w:lvl>
+    <w:lvl w:ilvl="2" w:tentative="1">
+      <w:start w:val="1"/>
+      <w:numFmt w:val="bullet"/>
+      <w:lvlText w:val=""/>
+      <w:lvlJc w:val="left"/>
+      <w:pPr>
+        <w:tabs>
+          <w:tab w:val="num" w:pos="2160"/>
+        </w:tabs>
+        <w:ind w:left="2160" w:hanging="360"/>
+      </w:pPr>
+      <w:rPr>
+        <w:rFonts w:ascii="Wingdings" w:hAnsi="Wingdings" w:hint="default"/>
+        <w:sz w:val="20"/>
+      </w:rPr>
+    </w:lvl>
+    <w:lvl w:ilvl="3" w:tentative="1">
+      <w:start w:val="1"/>
+      <w:numFmt w:val="bullet"/>
+      <w:lvlText w:val=""/>
+      <w:lvlJc w:val="left"/>
+      <w:pPr>
+        <w:tabs>
+          <w:tab w:val="num" w:pos="2880"/>
+        </w:tabs>
+        <w:ind w:left="2880" w:hanging="360"/>
+      </w:pPr>
+      <w:rPr>
+        <w:rFonts w:ascii="Wingdings" w:hAnsi="Wingdings" w:hint="default"/>
+        <w:sz w:val="20"/>
+      </w:rPr>
+    </w:lvl>
+    <w:lvl w:ilvl="4" w:tentative="1">
+      <w:start w:val="1"/>
+      <w:numFmt w:val="bullet"/>
+      <w:lvlText w:val=""/>
+      <w:lvlJc w:val="left"/>
+      <w:pPr>
+        <w:tabs>
+          <w:tab w:val="num" w:pos="3600"/>
+        </w:tabs>
+        <w:ind w:left="3600" w:hanging="360"/>
+      </w:pPr>
+      <w:rPr>
+        <w:rFonts w:ascii="Wingdings" w:hAnsi="Wingdings" w:hint="default"/>
+        <w:sz w:val="20"/>
+      </w:rPr>
+    </w:lvl>
+    <w:lvl w:ilvl="5" w:tentative="1">
+      <w:start w:val="1"/>
+      <w:numFmt w:val="bullet"/>
+      <w:lvlText w:val=""/>
+      <w:lvlJc w:val="left"/>
+      <w:pPr>
+        <w:tabs>
+          <w:tab w:val="num" w:pos="4320"/>
+        </w:tabs>
+        <w:ind w:left="4320" w:hanging="360"/>
+      </w:pPr>
+      <w:rPr>
+        <w:rFonts w:ascii="Wingdings" w:hAnsi="Wingdings" w:hint="default"/>
+        <w:sz w:val="20"/>
+      </w:rPr>
+    </w:lvl>
+    <w:lvl w:ilvl="6" w:tentative="1">
+      <w:start w:val="1"/>
+      <w:numFmt w:val="bullet"/>
+      <w:lvlText w:val=""/>
+      <w:lvlJc w:val="left"/>
+      <w:pPr>
+        <w:tabs>
+          <w:tab w:val="num" w:pos="5040"/>
+        </w:tabs>
+        <w:ind w:left="5040" w:hanging="360"/>
+      </w:pPr>
+      <w:rPr>
+        <w:rFonts w:ascii="Wingdings" w:hAnsi="Wingdings" w:hint="default"/>
+        <w:sz w:val="20"/>
+      </w:rPr>
+    </w:lvl>
+    <w:lvl w:ilvl="7" w:tentative="1">
+      <w:start w:val="1"/>
+      <w:numFmt w:val="bullet"/>
+      <w:lvlText w:val=""/>
+      <w:lvlJc w:val="left"/>
+      <w:pPr>
+        <w:tabs>
+          <w:tab w:val="num" w:pos="5760"/>
+        </w:tabs>
+        <w:ind w:left="5760" w:hanging="360"/>
+      </w:pPr>
+      <w:rPr>
+        <w:rFonts w:ascii="Wingdings" w:hAnsi="Wingdings" w:hint="default"/>
+        <w:sz w:val="20"/>
+      </w:rPr>
+    </w:lvl>
+    <w:lvl w:ilvl="8" w:tentative="1">
+      <w:start w:val="1"/>
+      <w:numFmt w:val="bullet"/>
+      <w:lvlText w:val=""/>
+      <w:lvlJc w:val="left"/>
+      <w:pPr>
+        <w:tabs>
+          <w:tab w:val="num" w:pos="6480"/>
+        </w:tabs>
+        <w:ind w:left="6480" w:hanging="360"/>
+      </w:pPr>
+      <w:rPr>
+        <w:rFonts w:ascii="Wingdings" w:hAnsi="Wingdings" w:hint="default"/>
+        <w:sz w:val="20"/>
+      </w:rPr>
+    </w:lvl>
+  </w:abstractNum>
+  <w:abstractNum w:abstractNumId="16" w15:restartNumberingAfterBreak="0">
     <w:nsid w:val="396C1877"/>
     <w:multiLevelType w:val="multilevel"/>
     <w:tmpl w:val="6764E0CC"/>
@@ -3427,7 +7839,7 @@
       </w:rPr>
     </w:lvl>
   </w:abstractNum>
-  <w:abstractNum w:abstractNumId="9" w15:restartNumberingAfterBreak="0">
+  <w:abstractNum w:abstractNumId="17" w15:restartNumberingAfterBreak="0">
     <w:nsid w:val="3D650967"/>
     <w:multiLevelType w:val="multilevel"/>
     <w:tmpl w:val="DB8E7F34"/>
@@ -3576,7 +7988,7 @@
       </w:rPr>
     </w:lvl>
   </w:abstractNum>
-  <w:abstractNum w:abstractNumId="10" w15:restartNumberingAfterBreak="0">
+  <w:abstractNum w:abstractNumId="18" w15:restartNumberingAfterBreak="0">
     <w:nsid w:val="4775225B"/>
     <w:multiLevelType w:val="multilevel"/>
     <w:tmpl w:val="4C467A52"/>
@@ -3725,7 +8137,7 @@
       </w:rPr>
     </w:lvl>
   </w:abstractNum>
-  <w:abstractNum w:abstractNumId="11" w15:restartNumberingAfterBreak="0">
+  <w:abstractNum w:abstractNumId="19" w15:restartNumberingAfterBreak="0">
     <w:nsid w:val="4A073016"/>
     <w:multiLevelType w:val="multilevel"/>
     <w:tmpl w:val="F5D8022E"/>
@@ -3874,7 +8286,156 @@
       </w:rPr>
     </w:lvl>
   </w:abstractNum>
-  <w:abstractNum w:abstractNumId="12" w15:restartNumberingAfterBreak="0">
+  <w:abstractNum w:abstractNumId="20" w15:restartNumberingAfterBreak="0">
+    <w:nsid w:val="4A962D6B"/>
+    <w:multiLevelType w:val="multilevel"/>
+    <w:tmpl w:val="308A6D8C"/>
+    <w:lvl w:ilvl="0">
+      <w:start w:val="1"/>
+      <w:numFmt w:val="bullet"/>
+      <w:lvlText w:val=""/>
+      <w:lvlJc w:val="left"/>
+      <w:pPr>
+        <w:tabs>
+          <w:tab w:val="num" w:pos="720"/>
+        </w:tabs>
+        <w:ind w:left="720" w:hanging="360"/>
+      </w:pPr>
+      <w:rPr>
+        <w:rFonts w:ascii="Symbol" w:hAnsi="Symbol" w:hint="default"/>
+        <w:sz w:val="20"/>
+      </w:rPr>
+    </w:lvl>
+    <w:lvl w:ilvl="1" w:tentative="1">
+      <w:start w:val="1"/>
+      <w:numFmt w:val="bullet"/>
+      <w:lvlText w:val="o"/>
+      <w:lvlJc w:val="left"/>
+      <w:pPr>
+        <w:tabs>
+          <w:tab w:val="num" w:pos="1440"/>
+        </w:tabs>
+        <w:ind w:left="1440" w:hanging="360"/>
+      </w:pPr>
+      <w:rPr>
+        <w:rFonts w:ascii="Courier New" w:hAnsi="Courier New" w:hint="default"/>
+        <w:sz w:val="20"/>
+      </w:rPr>
+    </w:lvl>
+    <w:lvl w:ilvl="2" w:tentative="1">
+      <w:start w:val="1"/>
+      <w:numFmt w:val="bullet"/>
+      <w:lvlText w:val=""/>
+      <w:lvlJc w:val="left"/>
+      <w:pPr>
+        <w:tabs>
+          <w:tab w:val="num" w:pos="2160"/>
+        </w:tabs>
+        <w:ind w:left="2160" w:hanging="360"/>
+      </w:pPr>
+      <w:rPr>
+        <w:rFonts w:ascii="Wingdings" w:hAnsi="Wingdings" w:hint="default"/>
+        <w:sz w:val="20"/>
+      </w:rPr>
+    </w:lvl>
+    <w:lvl w:ilvl="3" w:tentative="1">
+      <w:start w:val="1"/>
+      <w:numFmt w:val="bullet"/>
+      <w:lvlText w:val=""/>
+      <w:lvlJc w:val="left"/>
+      <w:pPr>
+        <w:tabs>
+          <w:tab w:val="num" w:pos="2880"/>
+        </w:tabs>
+        <w:ind w:left="2880" w:hanging="360"/>
+      </w:pPr>
+      <w:rPr>
+        <w:rFonts w:ascii="Wingdings" w:hAnsi="Wingdings" w:hint="default"/>
+        <w:sz w:val="20"/>
+      </w:rPr>
+    </w:lvl>
+    <w:lvl w:ilvl="4" w:tentative="1">
+      <w:start w:val="1"/>
+      <w:numFmt w:val="bullet"/>
+      <w:lvlText w:val=""/>
+      <w:lvlJc w:val="left"/>
+      <w:pPr>
+        <w:tabs>
+          <w:tab w:val="num" w:pos="3600"/>
+        </w:tabs>
+        <w:ind w:left="3600" w:hanging="360"/>
+      </w:pPr>
+      <w:rPr>
+        <w:rFonts w:ascii="Wingdings" w:hAnsi="Wingdings" w:hint="default"/>
+        <w:sz w:val="20"/>
+      </w:rPr>
+    </w:lvl>
+    <w:lvl w:ilvl="5" w:tentative="1">
+      <w:start w:val="1"/>
+      <w:numFmt w:val="bullet"/>
+      <w:lvlText w:val=""/>
+      <w:lvlJc w:val="left"/>
+      <w:pPr>
+        <w:tabs>
+          <w:tab w:val="num" w:pos="4320"/>
+        </w:tabs>
+        <w:ind w:left="4320" w:hanging="360"/>
+      </w:pPr>
+      <w:rPr>
+        <w:rFonts w:ascii="Wingdings" w:hAnsi="Wingdings" w:hint="default"/>
+        <w:sz w:val="20"/>
+      </w:rPr>
+    </w:lvl>
+    <w:lvl w:ilvl="6" w:tentative="1">
+      <w:start w:val="1"/>
+      <w:numFmt w:val="bullet"/>
+      <w:lvlText w:val=""/>
+      <w:lvlJc w:val="left"/>
+      <w:pPr>
+        <w:tabs>
+          <w:tab w:val="num" w:pos="5040"/>
+        </w:tabs>
+        <w:ind w:left="5040" w:hanging="360"/>
+      </w:pPr>
+      <w:rPr>
+        <w:rFonts w:ascii="Wingdings" w:hAnsi="Wingdings" w:hint="default"/>
+        <w:sz w:val="20"/>
+      </w:rPr>
+    </w:lvl>
+    <w:lvl w:ilvl="7" w:tentative="1">
+      <w:start w:val="1"/>
+      <w:numFmt w:val="bullet"/>
+      <w:lvlText w:val=""/>
+      <w:lvlJc w:val="left"/>
+      <w:pPr>
+        <w:tabs>
+          <w:tab w:val="num" w:pos="5760"/>
+        </w:tabs>
+        <w:ind w:left="5760" w:hanging="360"/>
+      </w:pPr>
+      <w:rPr>
+        <w:rFonts w:ascii="Wingdings" w:hAnsi="Wingdings" w:hint="default"/>
+        <w:sz w:val="20"/>
+      </w:rPr>
+    </w:lvl>
+    <w:lvl w:ilvl="8" w:tentative="1">
+      <w:start w:val="1"/>
+      <w:numFmt w:val="bullet"/>
+      <w:lvlText w:val=""/>
+      <w:lvlJc w:val="left"/>
+      <w:pPr>
+        <w:tabs>
+          <w:tab w:val="num" w:pos="6480"/>
+        </w:tabs>
+        <w:ind w:left="6480" w:hanging="360"/>
+      </w:pPr>
+      <w:rPr>
+        <w:rFonts w:ascii="Wingdings" w:hAnsi="Wingdings" w:hint="default"/>
+        <w:sz w:val="20"/>
+      </w:rPr>
+    </w:lvl>
+  </w:abstractNum>
+  <w:abstractNum w:abstractNumId="21" w15:restartNumberingAfterBreak="0">
     <w:nsid w:val="50405E92"/>
     <w:multiLevelType w:val="multilevel"/>
     <w:tmpl w:val="A98AAD50"/>
@@ -4023,7 +8584,7 @@
       </w:rPr>
     </w:lvl>
   </w:abstractNum>
-  <w:abstractNum w:abstractNumId="13" w15:restartNumberingAfterBreak="0">
+  <w:abstractNum w:abstractNumId="22" w15:restartNumberingAfterBreak="0">
     <w:nsid w:val="517B2869"/>
     <w:multiLevelType w:val="multilevel"/>
     <w:tmpl w:val="E3FA734E"/>
@@ -4172,7 +8733,7 @@
       </w:rPr>
     </w:lvl>
   </w:abstractNum>
-  <w:abstractNum w:abstractNumId="14" w15:restartNumberingAfterBreak="0">
+  <w:abstractNum w:abstractNumId="23" w15:restartNumberingAfterBreak="0">
     <w:nsid w:val="51D511E3"/>
     <w:multiLevelType w:val="multilevel"/>
     <w:tmpl w:val="E8886E7E"/>
@@ -4321,7 +8882,305 @@
       </w:rPr>
     </w:lvl>
   </w:abstractNum>
-  <w:abstractNum w:abstractNumId="15" w15:restartNumberingAfterBreak="0">
+  <w:abstractNum w:abstractNumId="24" w15:restartNumberingAfterBreak="0">
+    <w:nsid w:val="549B79BA"/>
+    <w:multiLevelType w:val="multilevel"/>
+    <w:tmpl w:val="45BCA9DE"/>
+    <w:lvl w:ilvl="0">
+      <w:start w:val="1"/>
+      <w:numFmt w:val="bullet"/>
+      <w:lvlText w:val=""/>
+      <w:lvlJc w:val="left"/>
+      <w:pPr>
+        <w:tabs>
+          <w:tab w:val="num" w:pos="720"/>
+        </w:tabs>
+        <w:ind w:left="720" w:hanging="360"/>
+      </w:pPr>
+      <w:rPr>
+        <w:rFonts w:ascii="Symbol" w:hAnsi="Symbol" w:hint="default"/>
+        <w:sz w:val="20"/>
+      </w:rPr>
+    </w:lvl>
+    <w:lvl w:ilvl="1" w:tentative="1">
+      <w:start w:val="1"/>
+      <w:numFmt w:val="bullet"/>
+      <w:lvlText w:val="o"/>
+      <w:lvlJc w:val="left"/>
+      <w:pPr>
+        <w:tabs>
+          <w:tab w:val="num" w:pos="1440"/>
+        </w:tabs>
+        <w:ind w:left="1440" w:hanging="360"/>
+      </w:pPr>
+      <w:rPr>
+        <w:rFonts w:ascii="Courier New" w:hAnsi="Courier New" w:hint="default"/>
+        <w:sz w:val="20"/>
+      </w:rPr>
+    </w:lvl>
+    <w:lvl w:ilvl="2" w:tentative="1">
+      <w:start w:val="1"/>
+      <w:numFmt w:val="bullet"/>
+      <w:lvlText w:val=""/>
+      <w:lvlJc w:val="left"/>
+      <w:pPr>
+        <w:tabs>
+          <w:tab w:val="num" w:pos="2160"/>
+        </w:tabs>
+        <w:ind w:left="2160" w:hanging="360"/>
+      </w:pPr>
+      <w:rPr>
+        <w:rFonts w:ascii="Wingdings" w:hAnsi="Wingdings" w:hint="default"/>
+        <w:sz w:val="20"/>
+      </w:rPr>
+    </w:lvl>
+    <w:lvl w:ilvl="3" w:tentative="1">
+      <w:start w:val="1"/>
+      <w:numFmt w:val="bullet"/>
+      <w:lvlText w:val=""/>
+      <w:lvlJc w:val="left"/>
+      <w:pPr>
+        <w:tabs>
+          <w:tab w:val="num" w:pos="2880"/>
+        </w:tabs>
+        <w:ind w:left="2880" w:hanging="360"/>
+      </w:pPr>
+      <w:rPr>
+        <w:rFonts w:ascii="Wingdings" w:hAnsi="Wingdings" w:hint="default"/>
+        <w:sz w:val="20"/>
+      </w:rPr>
+    </w:lvl>
+    <w:lvl w:ilvl="4" w:tentative="1">
+      <w:start w:val="1"/>
+      <w:numFmt w:val="bullet"/>
+      <w:lvlText w:val=""/>
+      <w:lvlJc w:val="left"/>
+      <w:pPr>
+        <w:tabs>
+          <w:tab w:val="num" w:pos="3600"/>
+        </w:tabs>
+        <w:ind w:left="3600" w:hanging="360"/>
+      </w:pPr>
+      <w:rPr>
+        <w:rFonts w:ascii="Wingdings" w:hAnsi="Wingdings" w:hint="default"/>
+        <w:sz w:val="20"/>
+      </w:rPr>
+    </w:lvl>
+    <w:lvl w:ilvl="5" w:tentative="1">
+      <w:start w:val="1"/>
+      <w:numFmt w:val="bullet"/>
+      <w:lvlText w:val=""/>
+      <w:lvlJc w:val="left"/>
+      <w:pPr>
+        <w:tabs>
+          <w:tab w:val="num" w:pos="4320"/>
+        </w:tabs>
+        <w:ind w:left="4320" w:hanging="360"/>
+      </w:pPr>
+      <w:rPr>
+        <w:rFonts w:ascii="Wingdings" w:hAnsi="Wingdings" w:hint="default"/>
+        <w:sz w:val="20"/>
+      </w:rPr>
+    </w:lvl>
+    <w:lvl w:ilvl="6" w:tentative="1">
+      <w:start w:val="1"/>
+      <w:numFmt w:val="bullet"/>
+      <w:lvlText w:val=""/>
+      <w:lvlJc w:val="left"/>
+      <w:pPr>
+        <w:tabs>
+          <w:tab w:val="num" w:pos="5040"/>
+        </w:tabs>
+        <w:ind w:left="5040" w:hanging="360"/>
+      </w:pPr>
+      <w:rPr>
+        <w:rFonts w:ascii="Wingdings" w:hAnsi="Wingdings" w:hint="default"/>
+        <w:sz w:val="20"/>
+      </w:rPr>
+    </w:lvl>
+    <w:lvl w:ilvl="7" w:tentative="1">
+      <w:start w:val="1"/>
+      <w:numFmt w:val="bullet"/>
+      <w:lvlText w:val=""/>
+      <w:lvlJc w:val="left"/>
+      <w:pPr>
+        <w:tabs>
+          <w:tab w:val="num" w:pos="5760"/>
+        </w:tabs>
+        <w:ind w:left="5760" w:hanging="360"/>
+      </w:pPr>
+      <w:rPr>
+        <w:rFonts w:ascii="Wingdings" w:hAnsi="Wingdings" w:hint="default"/>
+        <w:sz w:val="20"/>
+      </w:rPr>
+    </w:lvl>
+    <w:lvl w:ilvl="8" w:tentative="1">
+      <w:start w:val="1"/>
+      <w:numFmt w:val="bullet"/>
+      <w:lvlText w:val=""/>
+      <w:lvlJc w:val="left"/>
+      <w:pPr>
+        <w:tabs>
+          <w:tab w:val="num" w:pos="6480"/>
+        </w:tabs>
+        <w:ind w:left="6480" w:hanging="360"/>
+      </w:pPr>
+      <w:rPr>
+        <w:rFonts w:ascii="Wingdings" w:hAnsi="Wingdings" w:hint="default"/>
+        <w:sz w:val="20"/>
+      </w:rPr>
+    </w:lvl>
+  </w:abstractNum>
+  <w:abstractNum w:abstractNumId="25" w15:restartNumberingAfterBreak="0">
+    <w:nsid w:val="54DE0B8E"/>
+    <w:multiLevelType w:val="multilevel"/>
+    <w:tmpl w:val="FC3E7FC6"/>
+    <w:lvl w:ilvl="0">
+      <w:start w:val="1"/>
+      <w:numFmt w:val="bullet"/>
+      <w:lvlText w:val=""/>
+      <w:lvlJc w:val="left"/>
+      <w:pPr>
+        <w:tabs>
+          <w:tab w:val="num" w:pos="720"/>
+        </w:tabs>
+        <w:ind w:left="720" w:hanging="360"/>
+      </w:pPr>
+      <w:rPr>
+        <w:rFonts w:ascii="Symbol" w:hAnsi="Symbol" w:hint="default"/>
+        <w:sz w:val="20"/>
+      </w:rPr>
+    </w:lvl>
+    <w:lvl w:ilvl="1" w:tentative="1">
+      <w:start w:val="1"/>
+      <w:numFmt w:val="bullet"/>
+      <w:lvlText w:val="o"/>
+      <w:lvlJc w:val="left"/>
+      <w:pPr>
+        <w:tabs>
+          <w:tab w:val="num" w:pos="1440"/>
+        </w:tabs>
+        <w:ind w:left="1440" w:hanging="360"/>
+      </w:pPr>
+      <w:rPr>
+        <w:rFonts w:ascii="Courier New" w:hAnsi="Courier New" w:hint="default"/>
+        <w:sz w:val="20"/>
+      </w:rPr>
+    </w:lvl>
+    <w:lvl w:ilvl="2" w:tentative="1">
+      <w:start w:val="1"/>
+      <w:numFmt w:val="bullet"/>
+      <w:lvlText w:val=""/>
+      <w:lvlJc w:val="left"/>
+      <w:pPr>
+        <w:tabs>
+          <w:tab w:val="num" w:pos="2160"/>
+        </w:tabs>
+        <w:ind w:left="2160" w:hanging="360"/>
+      </w:pPr>
+      <w:rPr>
+        <w:rFonts w:ascii="Wingdings" w:hAnsi="Wingdings" w:hint="default"/>
+        <w:sz w:val="20"/>
+      </w:rPr>
+    </w:lvl>
+    <w:lvl w:ilvl="3" w:tentative="1">
+      <w:start w:val="1"/>
+      <w:numFmt w:val="bullet"/>
+      <w:lvlText w:val=""/>
+      <w:lvlJc w:val="left"/>
+      <w:pPr>
+        <w:tabs>
+          <w:tab w:val="num" w:pos="2880"/>
+        </w:tabs>
+        <w:ind w:left="2880" w:hanging="360"/>
+      </w:pPr>
+      <w:rPr>
+        <w:rFonts w:ascii="Wingdings" w:hAnsi="Wingdings" w:hint="default"/>
+        <w:sz w:val="20"/>
+      </w:rPr>
+    </w:lvl>
+    <w:lvl w:ilvl="4" w:tentative="1">
+      <w:start w:val="1"/>
+      <w:numFmt w:val="bullet"/>
+      <w:lvlText w:val=""/>
+      <w:lvlJc w:val="left"/>
+      <w:pPr>
+        <w:tabs>
+          <w:tab w:val="num" w:pos="3600"/>
+        </w:tabs>
+        <w:ind w:left="3600" w:hanging="360"/>
+      </w:pPr>
+      <w:rPr>
+        <w:rFonts w:ascii="Wingdings" w:hAnsi="Wingdings" w:hint="default"/>
+        <w:sz w:val="20"/>
+      </w:rPr>
+    </w:lvl>
+    <w:lvl w:ilvl="5" w:tentative="1">
+      <w:start w:val="1"/>
+      <w:numFmt w:val="bullet"/>
+      <w:lvlText w:val=""/>
+      <w:lvlJc w:val="left"/>
+      <w:pPr>
+        <w:tabs>
+          <w:tab w:val="num" w:pos="4320"/>
+        </w:tabs>
+        <w:ind w:left="4320" w:hanging="360"/>
+      </w:pPr>
+      <w:rPr>
+        <w:rFonts w:ascii="Wingdings" w:hAnsi="Wingdings" w:hint="default"/>
+        <w:sz w:val="20"/>
+      </w:rPr>
+    </w:lvl>
+    <w:lvl w:ilvl="6" w:tentative="1">
+      <w:start w:val="1"/>
+      <w:numFmt w:val="bullet"/>
+      <w:lvlText w:val=""/>
+      <w:lvlJc w:val="left"/>
+      <w:pPr>
+        <w:tabs>
+          <w:tab w:val="num" w:pos="5040"/>
+        </w:tabs>
+        <w:ind w:left="5040" w:hanging="360"/>
+      </w:pPr>
+      <w:rPr>
+        <w:rFonts w:ascii="Wingdings" w:hAnsi="Wingdings" w:hint="default"/>
+        <w:sz w:val="20"/>
+      </w:rPr>
+    </w:lvl>
+    <w:lvl w:ilvl="7" w:tentative="1">
+      <w:start w:val="1"/>
+      <w:numFmt w:val="bullet"/>
+      <w:lvlText w:val=""/>
+      <w:lvlJc w:val="left"/>
+      <w:pPr>
+        <w:tabs>
+          <w:tab w:val="num" w:pos="5760"/>
+        </w:tabs>
+        <w:ind w:left="5760" w:hanging="360"/>
+      </w:pPr>
+      <w:rPr>
+        <w:rFonts w:ascii="Wingdings" w:hAnsi="Wingdings" w:hint="default"/>
+        <w:sz w:val="20"/>
+      </w:rPr>
+    </w:lvl>
+    <w:lvl w:ilvl="8" w:tentative="1">
+      <w:start w:val="1"/>
+      <w:numFmt w:val="bullet"/>
+      <w:lvlText w:val=""/>
+      <w:lvlJc w:val="left"/>
+      <w:pPr>
+        <w:tabs>
+          <w:tab w:val="num" w:pos="6480"/>
+        </w:tabs>
+        <w:ind w:left="6480" w:hanging="360"/>
+      </w:pPr>
+      <w:rPr>
+        <w:rFonts w:ascii="Wingdings" w:hAnsi="Wingdings" w:hint="default"/>
+        <w:sz w:val="20"/>
+      </w:rPr>
+    </w:lvl>
+  </w:abstractNum>
+  <w:abstractNum w:abstractNumId="26" w15:restartNumberingAfterBreak="0">
     <w:nsid w:val="596249B3"/>
     <w:multiLevelType w:val="multilevel"/>
     <w:tmpl w:val="230CD3E0"/>
@@ -4470,7 +9329,305 @@
       </w:rPr>
     </w:lvl>
   </w:abstractNum>
-  <w:abstractNum w:abstractNumId="16" w15:restartNumberingAfterBreak="0">
+  <w:abstractNum w:abstractNumId="27" w15:restartNumberingAfterBreak="0">
+    <w:nsid w:val="5BD663E6"/>
+    <w:multiLevelType w:val="multilevel"/>
+    <w:tmpl w:val="5016B492"/>
+    <w:lvl w:ilvl="0">
+      <w:start w:val="1"/>
+      <w:numFmt w:val="bullet"/>
+      <w:lvlText w:val=""/>
+      <w:lvlJc w:val="left"/>
+      <w:pPr>
+        <w:tabs>
+          <w:tab w:val="num" w:pos="720"/>
+        </w:tabs>
+        <w:ind w:left="720" w:hanging="360"/>
+      </w:pPr>
+      <w:rPr>
+        <w:rFonts w:ascii="Symbol" w:hAnsi="Symbol" w:hint="default"/>
+        <w:sz w:val="20"/>
+      </w:rPr>
+    </w:lvl>
+    <w:lvl w:ilvl="1" w:tentative="1">
+      <w:start w:val="1"/>
+      <w:numFmt w:val="bullet"/>
+      <w:lvlText w:val="o"/>
+      <w:lvlJc w:val="left"/>
+      <w:pPr>
+        <w:tabs>
+          <w:tab w:val="num" w:pos="1440"/>
+        </w:tabs>
+        <w:ind w:left="1440" w:hanging="360"/>
+      </w:pPr>
+      <w:rPr>
+        <w:rFonts w:ascii="Courier New" w:hAnsi="Courier New" w:hint="default"/>
+        <w:sz w:val="20"/>
+      </w:rPr>
+    </w:lvl>
+    <w:lvl w:ilvl="2" w:tentative="1">
+      <w:start w:val="1"/>
+      <w:numFmt w:val="bullet"/>
+      <w:lvlText w:val=""/>
+      <w:lvlJc w:val="left"/>
+      <w:pPr>
+        <w:tabs>
+          <w:tab w:val="num" w:pos="2160"/>
+        </w:tabs>
+        <w:ind w:left="2160" w:hanging="360"/>
+      </w:pPr>
+      <w:rPr>
+        <w:rFonts w:ascii="Wingdings" w:hAnsi="Wingdings" w:hint="default"/>
+        <w:sz w:val="20"/>
+      </w:rPr>
+    </w:lvl>
+    <w:lvl w:ilvl="3" w:tentative="1">
+      <w:start w:val="1"/>
+      <w:numFmt w:val="bullet"/>
+      <w:lvlText w:val=""/>
+      <w:lvlJc w:val="left"/>
+      <w:pPr>
+        <w:tabs>
+          <w:tab w:val="num" w:pos="2880"/>
+        </w:tabs>
+        <w:ind w:left="2880" w:hanging="360"/>
+      </w:pPr>
+      <w:rPr>
+        <w:rFonts w:ascii="Wingdings" w:hAnsi="Wingdings" w:hint="default"/>
+        <w:sz w:val="20"/>
+      </w:rPr>
+    </w:lvl>
+    <w:lvl w:ilvl="4" w:tentative="1">
+      <w:start w:val="1"/>
+      <w:numFmt w:val="bullet"/>
+      <w:lvlText w:val=""/>
+      <w:lvlJc w:val="left"/>
+      <w:pPr>
+        <w:tabs>
+          <w:tab w:val="num" w:pos="3600"/>
+        </w:tabs>
+        <w:ind w:left="3600" w:hanging="360"/>
+      </w:pPr>
+      <w:rPr>
+        <w:rFonts w:ascii="Wingdings" w:hAnsi="Wingdings" w:hint="default"/>
+        <w:sz w:val="20"/>
+      </w:rPr>
+    </w:lvl>
+    <w:lvl w:ilvl="5" w:tentative="1">
+      <w:start w:val="1"/>
+      <w:numFmt w:val="bullet"/>
+      <w:lvlText w:val=""/>
+      <w:lvlJc w:val="left"/>
+      <w:pPr>
+        <w:tabs>
+          <w:tab w:val="num" w:pos="4320"/>
+        </w:tabs>
+        <w:ind w:left="4320" w:hanging="360"/>
+      </w:pPr>
+      <w:rPr>
+        <w:rFonts w:ascii="Wingdings" w:hAnsi="Wingdings" w:hint="default"/>
+        <w:sz w:val="20"/>
+      </w:rPr>
+    </w:lvl>
+    <w:lvl w:ilvl="6" w:tentative="1">
+      <w:start w:val="1"/>
+      <w:numFmt w:val="bullet"/>
+      <w:lvlText w:val=""/>
+      <w:lvlJc w:val="left"/>
+      <w:pPr>
+        <w:tabs>
+          <w:tab w:val="num" w:pos="5040"/>
+        </w:tabs>
+        <w:ind w:left="5040" w:hanging="360"/>
+      </w:pPr>
+      <w:rPr>
+        <w:rFonts w:ascii="Wingdings" w:hAnsi="Wingdings" w:hint="default"/>
+        <w:sz w:val="20"/>
+      </w:rPr>
+    </w:lvl>
+    <w:lvl w:ilvl="7" w:tentative="1">
+      <w:start w:val="1"/>
+      <w:numFmt w:val="bullet"/>
+      <w:lvlText w:val=""/>
+      <w:lvlJc w:val="left"/>
+      <w:pPr>
+        <w:tabs>
+          <w:tab w:val="num" w:pos="5760"/>
+        </w:tabs>
+        <w:ind w:left="5760" w:hanging="360"/>
+      </w:pPr>
+      <w:rPr>
+        <w:rFonts w:ascii="Wingdings" w:hAnsi="Wingdings" w:hint="default"/>
+        <w:sz w:val="20"/>
+      </w:rPr>
+    </w:lvl>
+    <w:lvl w:ilvl="8" w:tentative="1">
+      <w:start w:val="1"/>
+      <w:numFmt w:val="bullet"/>
+      <w:lvlText w:val=""/>
+      <w:lvlJc w:val="left"/>
+      <w:pPr>
+        <w:tabs>
+          <w:tab w:val="num" w:pos="6480"/>
+        </w:tabs>
+        <w:ind w:left="6480" w:hanging="360"/>
+      </w:pPr>
+      <w:rPr>
+        <w:rFonts w:ascii="Wingdings" w:hAnsi="Wingdings" w:hint="default"/>
+        <w:sz w:val="20"/>
+      </w:rPr>
+    </w:lvl>
+  </w:abstractNum>
+  <w:abstractNum w:abstractNumId="28" w15:restartNumberingAfterBreak="0">
+    <w:nsid w:val="65F07378"/>
+    <w:multiLevelType w:val="multilevel"/>
+    <w:tmpl w:val="16F04338"/>
+    <w:lvl w:ilvl="0">
+      <w:start w:val="1"/>
+      <w:numFmt w:val="bullet"/>
+      <w:lvlText w:val=""/>
+      <w:lvlJc w:val="left"/>
+      <w:pPr>
+        <w:tabs>
+          <w:tab w:val="num" w:pos="720"/>
+        </w:tabs>
+        <w:ind w:left="720" w:hanging="360"/>
+      </w:pPr>
+      <w:rPr>
+        <w:rFonts w:ascii="Symbol" w:hAnsi="Symbol" w:hint="default"/>
+        <w:sz w:val="20"/>
+      </w:rPr>
+    </w:lvl>
+    <w:lvl w:ilvl="1" w:tentative="1">
+      <w:start w:val="1"/>
+      <w:numFmt w:val="bullet"/>
+      <w:lvlText w:val="o"/>
+      <w:lvlJc w:val="left"/>
+      <w:pPr>
+        <w:tabs>
+          <w:tab w:val="num" w:pos="1440"/>
+        </w:tabs>
+        <w:ind w:left="1440" w:hanging="360"/>
+      </w:pPr>
+      <w:rPr>
+        <w:rFonts w:ascii="Courier New" w:hAnsi="Courier New" w:hint="default"/>
+        <w:sz w:val="20"/>
+      </w:rPr>
+    </w:lvl>
+    <w:lvl w:ilvl="2" w:tentative="1">
+      <w:start w:val="1"/>
+      <w:numFmt w:val="bullet"/>
+      <w:lvlText w:val=""/>
+      <w:lvlJc w:val="left"/>
+      <w:pPr>
+        <w:tabs>
+          <w:tab w:val="num" w:pos="2160"/>
+        </w:tabs>
+        <w:ind w:left="2160" w:hanging="360"/>
+      </w:pPr>
+      <w:rPr>
+        <w:rFonts w:ascii="Wingdings" w:hAnsi="Wingdings" w:hint="default"/>
+        <w:sz w:val="20"/>
+      </w:rPr>
+    </w:lvl>
+    <w:lvl w:ilvl="3" w:tentative="1">
+      <w:start w:val="1"/>
+      <w:numFmt w:val="bullet"/>
+      <w:lvlText w:val=""/>
+      <w:lvlJc w:val="left"/>
+      <w:pPr>
+        <w:tabs>
+          <w:tab w:val="num" w:pos="2880"/>
+        </w:tabs>
+        <w:ind w:left="2880" w:hanging="360"/>
+      </w:pPr>
+      <w:rPr>
+        <w:rFonts w:ascii="Wingdings" w:hAnsi="Wingdings" w:hint="default"/>
+        <w:sz w:val="20"/>
+      </w:rPr>
+    </w:lvl>
+    <w:lvl w:ilvl="4" w:tentative="1">
+      <w:start w:val="1"/>
+      <w:numFmt w:val="bullet"/>
+      <w:lvlText w:val=""/>
+      <w:lvlJc w:val="left"/>
+      <w:pPr>
+        <w:tabs>
+          <w:tab w:val="num" w:pos="3600"/>
+        </w:tabs>
+        <w:ind w:left="3600" w:hanging="360"/>
+      </w:pPr>
+      <w:rPr>
+        <w:rFonts w:ascii="Wingdings" w:hAnsi="Wingdings" w:hint="default"/>
+        <w:sz w:val="20"/>
+      </w:rPr>
+    </w:lvl>
+    <w:lvl w:ilvl="5" w:tentative="1">
+      <w:start w:val="1"/>
+      <w:numFmt w:val="bullet"/>
+      <w:lvlText w:val=""/>
+      <w:lvlJc w:val="left"/>
+      <w:pPr>
+        <w:tabs>
+          <w:tab w:val="num" w:pos="4320"/>
+        </w:tabs>
+        <w:ind w:left="4320" w:hanging="360"/>
+      </w:pPr>
+      <w:rPr>
+        <w:rFonts w:ascii="Wingdings" w:hAnsi="Wingdings" w:hint="default"/>
+        <w:sz w:val="20"/>
+      </w:rPr>
+    </w:lvl>
+    <w:lvl w:ilvl="6" w:tentative="1">
+      <w:start w:val="1"/>
+      <w:numFmt w:val="bullet"/>
+      <w:lvlText w:val=""/>
+      <w:lvlJc w:val="left"/>
+      <w:pPr>
+        <w:tabs>
+          <w:tab w:val="num" w:pos="5040"/>
+        </w:tabs>
+        <w:ind w:left="5040" w:hanging="360"/>
+      </w:pPr>
+      <w:rPr>
+        <w:rFonts w:ascii="Wingdings" w:hAnsi="Wingdings" w:hint="default"/>
+        <w:sz w:val="20"/>
+      </w:rPr>
+    </w:lvl>
+    <w:lvl w:ilvl="7" w:tentative="1">
+      <w:start w:val="1"/>
+      <w:numFmt w:val="bullet"/>
+      <w:lvlText w:val=""/>
+      <w:lvlJc w:val="left"/>
+      <w:pPr>
+        <w:tabs>
+          <w:tab w:val="num" w:pos="5760"/>
+        </w:tabs>
+        <w:ind w:left="5760" w:hanging="360"/>
+      </w:pPr>
+      <w:rPr>
+        <w:rFonts w:ascii="Wingdings" w:hAnsi="Wingdings" w:hint="default"/>
+        <w:sz w:val="20"/>
+      </w:rPr>
+    </w:lvl>
+    <w:lvl w:ilvl="8" w:tentative="1">
+      <w:start w:val="1"/>
+      <w:numFmt w:val="bullet"/>
+      <w:lvlText w:val=""/>
+      <w:lvlJc w:val="left"/>
+      <w:pPr>
+        <w:tabs>
+          <w:tab w:val="num" w:pos="6480"/>
+        </w:tabs>
+        <w:ind w:left="6480" w:hanging="360"/>
+      </w:pPr>
+      <w:rPr>
+        <w:rFonts w:ascii="Wingdings" w:hAnsi="Wingdings" w:hint="default"/>
+        <w:sz w:val="20"/>
+      </w:rPr>
+    </w:lvl>
+  </w:abstractNum>
+  <w:abstractNum w:abstractNumId="29" w15:restartNumberingAfterBreak="0">
     <w:nsid w:val="667E42D7"/>
     <w:multiLevelType w:val="multilevel"/>
     <w:tmpl w:val="D328403A"/>
@@ -4619,7 +9776,7 @@
       </w:rPr>
     </w:lvl>
   </w:abstractNum>
-  <w:abstractNum w:abstractNumId="17" w15:restartNumberingAfterBreak="0">
+  <w:abstractNum w:abstractNumId="30" w15:restartNumberingAfterBreak="0">
     <w:nsid w:val="67B37BC3"/>
     <w:multiLevelType w:val="multilevel"/>
     <w:tmpl w:val="810C0DAE"/>
@@ -4768,7 +9925,7 @@
       </w:rPr>
     </w:lvl>
   </w:abstractNum>
-  <w:abstractNum w:abstractNumId="18" w15:restartNumberingAfterBreak="0">
+  <w:abstractNum w:abstractNumId="31" w15:restartNumberingAfterBreak="0">
     <w:nsid w:val="695B152A"/>
     <w:multiLevelType w:val="multilevel"/>
     <w:tmpl w:val="5B02B772"/>
@@ -4917,7 +10074,7 @@
       </w:rPr>
     </w:lvl>
   </w:abstractNum>
-  <w:abstractNum w:abstractNumId="19" w15:restartNumberingAfterBreak="0">
+  <w:abstractNum w:abstractNumId="32" w15:restartNumberingAfterBreak="0">
     <w:nsid w:val="752E46FB"/>
     <w:multiLevelType w:val="multilevel"/>
     <w:tmpl w:val="ADB8E990"/>
@@ -5066,7 +10223,7 @@
       </w:rPr>
     </w:lvl>
   </w:abstractNum>
-  <w:abstractNum w:abstractNumId="20" w15:restartNumberingAfterBreak="0">
+  <w:abstractNum w:abstractNumId="33" w15:restartNumberingAfterBreak="0">
     <w:nsid w:val="79F21344"/>
     <w:multiLevelType w:val="multilevel"/>
     <w:tmpl w:val="A8E4D994"/>
@@ -5216,67 +10373,106 @@
     </w:lvl>
   </w:abstractNum>
   <w:num w:numId="1" w16cid:durableId="992562673">
+    <w:abstractNumId w:val="6"/>
+  </w:num>
+  <w:num w:numId="2" w16cid:durableId="575090024">
+    <w:abstractNumId w:val="29"/>
+  </w:num>
+  <w:num w:numId="3" w16cid:durableId="729304014">
+    <w:abstractNumId w:val="17"/>
+  </w:num>
+  <w:num w:numId="4" w16cid:durableId="1028876525">
+    <w:abstractNumId w:val="23"/>
+  </w:num>
+  <w:num w:numId="5" w16cid:durableId="568541848">
+    <w:abstractNumId w:val="9"/>
+  </w:num>
+  <w:num w:numId="6" w16cid:durableId="1358115339">
+    <w:abstractNumId w:val="33"/>
+  </w:num>
+  <w:num w:numId="7" w16cid:durableId="39012162">
+    <w:abstractNumId w:val="1"/>
+  </w:num>
+  <w:num w:numId="8" w16cid:durableId="546646640">
+    <w:abstractNumId w:val="30"/>
+  </w:num>
+  <w:num w:numId="9" w16cid:durableId="402222013">
+    <w:abstractNumId w:val="18"/>
+  </w:num>
+  <w:num w:numId="10" w16cid:durableId="1778909401">
+    <w:abstractNumId w:val="32"/>
+  </w:num>
+  <w:num w:numId="11" w16cid:durableId="1456407503">
+    <w:abstractNumId w:val="16"/>
+  </w:num>
+  <w:num w:numId="12" w16cid:durableId="1561356633">
+    <w:abstractNumId w:val="26"/>
+  </w:num>
+  <w:num w:numId="13" w16cid:durableId="696198580">
+    <w:abstractNumId w:val="21"/>
+  </w:num>
+  <w:num w:numId="14" w16cid:durableId="2024473673">
+    <w:abstractNumId w:val="7"/>
+  </w:num>
+  <w:num w:numId="15" w16cid:durableId="1599021940">
+    <w:abstractNumId w:val="5"/>
+  </w:num>
+  <w:num w:numId="16" w16cid:durableId="233204221">
+    <w:abstractNumId w:val="22"/>
+  </w:num>
+  <w:num w:numId="17" w16cid:durableId="2044282135">
+    <w:abstractNumId w:val="19"/>
+  </w:num>
+  <w:num w:numId="18" w16cid:durableId="1772699626">
+    <w:abstractNumId w:val="13"/>
+  </w:num>
+  <w:num w:numId="19" w16cid:durableId="1711031729">
+    <w:abstractNumId w:val="10"/>
+  </w:num>
+  <w:num w:numId="20" w16cid:durableId="231737954">
+    <w:abstractNumId w:val="31"/>
+  </w:num>
+  <w:num w:numId="21" w16cid:durableId="1815220009">
+    <w:abstractNumId w:val="4"/>
+  </w:num>
+  <w:num w:numId="22" w16cid:durableId="2121335317">
+    <w:abstractNumId w:val="8"/>
+  </w:num>
+  <w:num w:numId="23" w16cid:durableId="264463005">
+    <w:abstractNumId w:val="2"/>
+  </w:num>
+  <w:num w:numId="24" w16cid:durableId="2002610712">
+    <w:abstractNumId w:val="27"/>
+  </w:num>
+  <w:num w:numId="25" w16cid:durableId="633221067">
+    <w:abstractNumId w:val="28"/>
+  </w:num>
+  <w:num w:numId="26" w16cid:durableId="944267881">
+    <w:abstractNumId w:val="11"/>
+  </w:num>
+  <w:num w:numId="27" w16cid:durableId="586958286">
+    <w:abstractNumId w:val="12"/>
+  </w:num>
+  <w:num w:numId="28" w16cid:durableId="1815760612">
+    <w:abstractNumId w:val="14"/>
+  </w:num>
+  <w:num w:numId="29" w16cid:durableId="415593168">
+    <w:abstractNumId w:val="20"/>
+  </w:num>
+  <w:num w:numId="30" w16cid:durableId="167062567">
+    <w:abstractNumId w:val="24"/>
+  </w:num>
+  <w:num w:numId="31" w16cid:durableId="1479612108">
+    <w:abstractNumId w:val="0"/>
+  </w:num>
+  <w:num w:numId="32" w16cid:durableId="807750364">
+    <w:abstractNumId w:val="25"/>
+  </w:num>
+  <w:num w:numId="33" w16cid:durableId="1750341861">
     <w:abstractNumId w:val="3"/>
   </w:num>
-  <w:num w:numId="2" w16cid:durableId="575090024">
-    <w:abstractNumId w:val="16"/>
-  </w:num>
-  <w:num w:numId="3" w16cid:durableId="729304014">
-    <w:abstractNumId w:val="9"/>
-  </w:num>
-  <w:num w:numId="4" w16cid:durableId="1028876525">
-    <w:abstractNumId w:val="14"/>
-  </w:num>
-  <w:num w:numId="5" w16cid:durableId="568541848">
-    <w:abstractNumId w:val="5"/>
-  </w:num>
-  <w:num w:numId="6" w16cid:durableId="1358115339">
-    <w:abstractNumId w:val="20"/>
-  </w:num>
-  <w:num w:numId="7" w16cid:durableId="39012162">
-    <w:abstractNumId w:val="0"/>
-  </w:num>
-  <w:num w:numId="8" w16cid:durableId="546646640">
-    <w:abstractNumId w:val="17"/>
-  </w:num>
-  <w:num w:numId="9" w16cid:durableId="402222013">
-    <w:abstractNumId w:val="10"/>
-  </w:num>
-  <w:num w:numId="10" w16cid:durableId="1778909401">
-    <w:abstractNumId w:val="19"/>
-  </w:num>
-  <w:num w:numId="11" w16cid:durableId="1456407503">
-    <w:abstractNumId w:val="8"/>
-  </w:num>
-  <w:num w:numId="12" w16cid:durableId="1561356633">
+  <w:num w:numId="34" w16cid:durableId="580261161">
     <w:abstractNumId w:val="15"/>
-  </w:num>
-  <w:num w:numId="13" w16cid:durableId="696198580">
-    <w:abstractNumId w:val="12"/>
-  </w:num>
-  <w:num w:numId="14" w16cid:durableId="2024473673">
-    <w:abstractNumId w:val="4"/>
-  </w:num>
-  <w:num w:numId="15" w16cid:durableId="1599021940">
-    <w:abstractNumId w:val="2"/>
-  </w:num>
-  <w:num w:numId="16" w16cid:durableId="233204221">
-    <w:abstractNumId w:val="13"/>
-  </w:num>
-  <w:num w:numId="17" w16cid:durableId="2044282135">
-    <w:abstractNumId w:val="11"/>
-  </w:num>
-  <w:num w:numId="18" w16cid:durableId="1772699626">
-    <w:abstractNumId w:val="7"/>
-  </w:num>
-  <w:num w:numId="19" w16cid:durableId="1711031729">
-    <w:abstractNumId w:val="6"/>
-  </w:num>
-  <w:num w:numId="20" w16cid:durableId="231737954">
-    <w:abstractNumId w:val="18"/>
-  </w:num>
-  <w:num w:numId="21" w16cid:durableId="1815220009">
-    <w:abstractNumId w:val="1"/>
   </w:num>
 </w:numbering>
 </file>
@@ -5884,6 +11080,7 @@
   <w:style w:type="character" w:default="1" w:styleId="Domylnaczcionkaakapitu">
     <w:name w:val="Default Paragraph Font"/>
     <w:uiPriority w:val="1"/>
+    <w:semiHidden/>
     <w:unhideWhenUsed/>
   </w:style>
   <w:style w:type="table" w:default="1" w:styleId="Standardowy">
@@ -6197,6 +11394,25 @@
       <w:spacing w:val="5"/>
     </w:rPr>
   </w:style>
+  <w:style w:type="paragraph" w:styleId="NormalnyWeb">
+    <w:name w:val="Normal (Web)"/>
+    <w:basedOn w:val="Normalny"/>
+    <w:uiPriority w:val="99"/>
+    <w:semiHidden/>
+    <w:unhideWhenUsed/>
+    <w:rsid w:val="00E06FA0"/>
+    <w:pPr>
+      <w:spacing w:before="100" w:beforeAutospacing="1" w:after="100" w:afterAutospacing="1" w:line="240" w:lineRule="auto"/>
+    </w:pPr>
+    <w:rPr>
+      <w:rFonts w:ascii="Times New Roman" w:eastAsia="Times New Roman" w:hAnsi="Times New Roman" w:cs="Times New Roman"/>
+      <w:kern w:val="0"/>
+      <w:sz w:val="24"/>
+      <w:szCs w:val="24"/>
+      <w:lang w:eastAsia="pl-PL"/>
+      <w14:ligatures w14:val="none"/>
+    </w:rPr>
+  </w:style>
 </w:styles>
 </file>
 

--- a/TC(p. 5.1, 5.2)/TC5,1,5,2.docx
+++ b/TC(p. 5.1, 5.2)/TC5,1,5,2.docx
@@ -46,10 +46,10 @@
           <w:noProof/>
         </w:rPr>
         <w:drawing>
-          <wp:inline distT="0" distB="0" distL="0" distR="0" wp14:anchorId="1C22D0E9" wp14:editId="5D873A4B">
-            <wp:extent cx="5760720" cy="3988435"/>
-            <wp:effectExtent l="0" t="0" r="0" b="0"/>
-            <wp:docPr id="417666970" name="Obraz 2"/>
+          <wp:inline distT="0" distB="0" distL="0" distR="0" wp14:anchorId="0A5EE376" wp14:editId="2B484DE3">
+            <wp:extent cx="5760720" cy="3987165"/>
+            <wp:effectExtent l="0" t="0" r="5080" b="635"/>
+            <wp:docPr id="1836103260" name="Obraz 1"/>
             <wp:cNvGraphicFramePr>
               <a:graphicFrameLocks xmlns:a="http://schemas.openxmlformats.org/drawingml/2006/main" noChangeAspect="1"/>
             </wp:cNvGraphicFramePr>
@@ -57,10 +57,8 @@
               <a:graphicData uri="http://schemas.openxmlformats.org/drawingml/2006/picture">
                 <pic:pic xmlns:pic="http://schemas.openxmlformats.org/drawingml/2006/picture">
                   <pic:nvPicPr>
-                    <pic:cNvPr id="0" name="Picture 6"/>
-                    <pic:cNvPicPr>
-                      <a:picLocks noChangeAspect="1" noChangeArrowheads="1"/>
-                    </pic:cNvPicPr>
+                    <pic:cNvPr id="1836103260" name="Obraz 1836103260"/>
+                    <pic:cNvPicPr/>
                   </pic:nvPicPr>
                   <pic:blipFill>
                     <a:blip r:embed="rId5" cstate="print">
@@ -70,23 +68,18 @@
                         </a:ext>
                       </a:extLst>
                     </a:blip>
-                    <a:srcRect/>
                     <a:stretch>
                       <a:fillRect/>
                     </a:stretch>
                   </pic:blipFill>
-                  <pic:spPr bwMode="auto">
+                  <pic:spPr>
                     <a:xfrm>
                       <a:off x="0" y="0"/>
-                      <a:ext cx="5760720" cy="3988435"/>
+                      <a:ext cx="5760720" cy="3987165"/>
                     </a:xfrm>
                     <a:prstGeom prst="rect">
                       <a:avLst/>
                     </a:prstGeom>
-                    <a:noFill/>
-                    <a:ln>
-                      <a:noFill/>
-                    </a:ln>
                   </pic:spPr>
                 </pic:pic>
               </a:graphicData>
